--- a/Nutrición y Perfiles Alimentarios.docx
+++ b/Nutrición y Perfiles Alimentarios.docx
@@ -496,18 +496,3673 @@
     </w:p>
     <w:p>
       <w:pPr>
-        <w:spacing w:before="100" w:beforeAutospacing="1" w:after="100" w:afterAutospacing="1" w:line="240" w:lineRule="auto"/>
-        <w:jc w:val="center"/>
-        <w:rPr>
-          <w:rFonts w:ascii="Times New Roman" w:eastAsia="Times New Roman" w:hAnsi="Times New Roman" w:cs="Times New Roman"/>
-          <w:kern w:val="0"/>
-          <w:sz w:val="24"/>
-          <w:szCs w:val="24"/>
-          <w:lang w:eastAsia="es-CO"/>
-          <w14:ligatures w14:val="none"/>
-        </w:rPr>
-      </w:pPr>
-    </w:p>
+        <w:pStyle w:val="Ttulo1"/>
+        <w:spacing w:line="480" w:lineRule="auto"/>
+        <w:ind w:firstLine="720"/>
+        <w:rPr>
+          <w:rFonts w:ascii="Arial" w:hAnsi="Arial" w:cs="Arial"/>
+          <w:sz w:val="22"/>
+          <w:szCs w:val="22"/>
+        </w:rPr>
+      </w:pPr>
+      <w:bookmarkStart w:id="0" w:name="_Toc242040583"/>
+      <w:bookmarkStart w:id="1" w:name="_Toc242041057"/>
+      <w:r>
+        <w:rPr>
+          <w:rFonts w:ascii="Arial" w:hAnsi="Arial" w:cs="Arial"/>
+          <w:sz w:val="22"/>
+          <w:szCs w:val="22"/>
+        </w:rPr>
+        <w:lastRenderedPageBreak/>
+        <w:t>TABLA DE CONTENIDO</w:t>
+      </w:r>
+      <w:bookmarkEnd w:id="0"/>
+      <w:bookmarkEnd w:id="1"/>
+    </w:p>
+    <w:sdt>
+      <w:sdtPr>
+        <w:rPr>
+          <w:rFonts w:ascii="Arial" w:eastAsiaTheme="minorHAnsi" w:hAnsi="Arial" w:cs="Arial"/>
+          <w:color w:val="auto"/>
+          <w:kern w:val="2"/>
+          <w:sz w:val="22"/>
+          <w:szCs w:val="22"/>
+          <w:lang w:val="es-ES" w:eastAsia="en-US"/>
+          <w14:ligatures w14:val="standardContextual"/>
+        </w:rPr>
+        <w:id w:val="602920153"/>
+        <w:docPartObj>
+          <w:docPartGallery w:val="Table of Contents"/>
+          <w:docPartUnique/>
+        </w:docPartObj>
+      </w:sdtPr>
+      <w:sdtContent>
+        <w:p>
+          <w:pPr>
+            <w:pStyle w:val="TtuloTDC"/>
+            <w:spacing w:line="480" w:lineRule="auto"/>
+            <w:ind w:firstLine="720"/>
+            <w:rPr>
+              <w:rFonts w:ascii="Arial" w:hAnsi="Arial" w:cs="Arial"/>
+              <w:sz w:val="22"/>
+              <w:szCs w:val="22"/>
+            </w:rPr>
+          </w:pPr>
+          <w:r>
+            <w:rPr>
+              <w:rFonts w:ascii="Arial" w:hAnsi="Arial" w:cs="Arial"/>
+              <w:sz w:val="22"/>
+              <w:szCs w:val="22"/>
+              <w:lang w:val="es-ES"/>
+            </w:rPr>
+            <w:t>Contenido</w:t>
+          </w:r>
+        </w:p>
+        <w:p>
+          <w:pPr>
+            <w:pStyle w:val="TDC1"/>
+            <w:tabs>
+              <w:tab w:val="right" w:leader="dot" w:pos="8828"/>
+            </w:tabs>
+            <w:spacing w:line="480" w:lineRule="auto"/>
+            <w:ind w:firstLine="720"/>
+            <w:rPr>
+              <w:rFonts w:ascii="Arial" w:hAnsi="Arial" w:cs="Arial"/>
+              <w:noProof/>
+              <w:kern w:val="2"/>
+              <w14:ligatures w14:val="standardContextual"/>
+            </w:rPr>
+          </w:pPr>
+          <w:r>
+            <w:rPr>
+              <w:rFonts w:ascii="Arial" w:hAnsi="Arial" w:cs="Arial"/>
+            </w:rPr>
+            <w:fldChar w:fldCharType="begin"/>
+          </w:r>
+          <w:r>
+            <w:rPr>
+              <w:rFonts w:ascii="Arial" w:hAnsi="Arial" w:cs="Arial"/>
+            </w:rPr>
+            <w:instrText xml:space="preserve"> TOC \o "1-3" \h \z \u </w:instrText>
+          </w:r>
+          <w:r>
+            <w:rPr>
+              <w:rFonts w:ascii="Arial" w:hAnsi="Arial" w:cs="Arial"/>
+            </w:rPr>
+            <w:fldChar w:fldCharType="separate"/>
+          </w:r>
+          <w:hyperlink w:anchor="_Toc242041057" w:history="1">
+            <w:r>
+              <w:rPr>
+                <w:rStyle w:val="Hipervnculo"/>
+                <w:rFonts w:ascii="Arial" w:hAnsi="Arial" w:cs="Arial"/>
+                <w:noProof/>
+              </w:rPr>
+              <w:t>TABLA DE CONTENIDO</w:t>
+            </w:r>
+            <w:r>
+              <w:rPr>
+                <w:rFonts w:ascii="Arial" w:hAnsi="Arial" w:cs="Arial"/>
+                <w:noProof/>
+                <w:webHidden/>
+              </w:rPr>
+              <w:tab/>
+            </w:r>
+            <w:r>
+              <w:rPr>
+                <w:rFonts w:ascii="Arial" w:hAnsi="Arial" w:cs="Arial"/>
+                <w:noProof/>
+                <w:webHidden/>
+              </w:rPr>
+              <w:fldChar w:fldCharType="begin"/>
+            </w:r>
+            <w:r>
+              <w:rPr>
+                <w:rFonts w:ascii="Arial" w:hAnsi="Arial" w:cs="Arial"/>
+                <w:noProof/>
+                <w:webHidden/>
+              </w:rPr>
+              <w:instrText xml:space="preserve"> PAGEREF _Toc242041057 \h </w:instrText>
+            </w:r>
+            <w:r>
+              <w:rPr>
+                <w:rFonts w:ascii="Arial" w:hAnsi="Arial" w:cs="Arial"/>
+                <w:noProof/>
+                <w:webHidden/>
+              </w:rPr>
+            </w:r>
+            <w:r>
+              <w:rPr>
+                <w:rFonts w:ascii="Arial" w:hAnsi="Arial" w:cs="Arial"/>
+                <w:noProof/>
+                <w:webHidden/>
+              </w:rPr>
+              <w:fldChar w:fldCharType="separate"/>
+            </w:r>
+            <w:r>
+              <w:rPr>
+                <w:rFonts w:ascii="Arial" w:hAnsi="Arial" w:cs="Arial"/>
+                <w:noProof/>
+                <w:webHidden/>
+              </w:rPr>
+              <w:t>1</w:t>
+            </w:r>
+            <w:r>
+              <w:rPr>
+                <w:rFonts w:ascii="Arial" w:hAnsi="Arial" w:cs="Arial"/>
+                <w:noProof/>
+                <w:webHidden/>
+              </w:rPr>
+              <w:fldChar w:fldCharType="end"/>
+            </w:r>
+          </w:hyperlink>
+        </w:p>
+        <w:p>
+          <w:pPr>
+            <w:pStyle w:val="TDC1"/>
+            <w:tabs>
+              <w:tab w:val="right" w:leader="dot" w:pos="8828"/>
+            </w:tabs>
+            <w:spacing w:line="480" w:lineRule="auto"/>
+            <w:ind w:firstLine="720"/>
+            <w:rPr>
+              <w:rFonts w:ascii="Arial" w:hAnsi="Arial" w:cs="Arial"/>
+              <w:noProof/>
+              <w:kern w:val="2"/>
+              <w14:ligatures w14:val="standardContextual"/>
+            </w:rPr>
+          </w:pPr>
+          <w:hyperlink w:anchor="_Toc242041058" w:history="1">
+            <w:r>
+              <w:rPr>
+                <w:rStyle w:val="Hipervnculo"/>
+                <w:rFonts w:ascii="Arial" w:hAnsi="Arial" w:cs="Arial"/>
+                <w:noProof/>
+              </w:rPr>
+              <w:t>LISTADO DE TABLAS</w:t>
+            </w:r>
+            <w:r>
+              <w:rPr>
+                <w:rFonts w:ascii="Arial" w:hAnsi="Arial" w:cs="Arial"/>
+                <w:noProof/>
+                <w:webHidden/>
+              </w:rPr>
+              <w:tab/>
+            </w:r>
+            <w:r>
+              <w:rPr>
+                <w:rFonts w:ascii="Arial" w:hAnsi="Arial" w:cs="Arial"/>
+                <w:noProof/>
+                <w:webHidden/>
+              </w:rPr>
+              <w:fldChar w:fldCharType="begin"/>
+            </w:r>
+            <w:r>
+              <w:rPr>
+                <w:rFonts w:ascii="Arial" w:hAnsi="Arial" w:cs="Arial"/>
+                <w:noProof/>
+                <w:webHidden/>
+              </w:rPr>
+              <w:instrText xml:space="preserve"> PAGEREF _Toc242041058 \h </w:instrText>
+            </w:r>
+            <w:r>
+              <w:rPr>
+                <w:rFonts w:ascii="Arial" w:hAnsi="Arial" w:cs="Arial"/>
+                <w:noProof/>
+                <w:webHidden/>
+              </w:rPr>
+            </w:r>
+            <w:r>
+              <w:rPr>
+                <w:rFonts w:ascii="Arial" w:hAnsi="Arial" w:cs="Arial"/>
+                <w:noProof/>
+                <w:webHidden/>
+              </w:rPr>
+              <w:fldChar w:fldCharType="separate"/>
+            </w:r>
+            <w:r>
+              <w:rPr>
+                <w:rFonts w:ascii="Arial" w:hAnsi="Arial" w:cs="Arial"/>
+                <w:noProof/>
+                <w:webHidden/>
+              </w:rPr>
+              <w:t>2</w:t>
+            </w:r>
+            <w:r>
+              <w:rPr>
+                <w:rFonts w:ascii="Arial" w:hAnsi="Arial" w:cs="Arial"/>
+                <w:noProof/>
+                <w:webHidden/>
+              </w:rPr>
+              <w:fldChar w:fldCharType="end"/>
+            </w:r>
+          </w:hyperlink>
+        </w:p>
+        <w:p>
+          <w:pPr>
+            <w:pStyle w:val="TDC1"/>
+            <w:tabs>
+              <w:tab w:val="right" w:leader="dot" w:pos="8828"/>
+            </w:tabs>
+            <w:spacing w:line="480" w:lineRule="auto"/>
+            <w:ind w:firstLine="720"/>
+            <w:rPr>
+              <w:rFonts w:ascii="Arial" w:hAnsi="Arial" w:cs="Arial"/>
+              <w:noProof/>
+              <w:kern w:val="2"/>
+              <w14:ligatures w14:val="standardContextual"/>
+            </w:rPr>
+          </w:pPr>
+          <w:hyperlink w:anchor="_Toc242041059" w:history="1">
+            <w:r>
+              <w:rPr>
+                <w:rStyle w:val="Hipervnculo"/>
+                <w:rFonts w:ascii="Arial" w:hAnsi="Arial" w:cs="Arial"/>
+                <w:noProof/>
+              </w:rPr>
+              <w:t>LISTADO DE ILUSTRACIONES</w:t>
+            </w:r>
+            <w:r>
+              <w:rPr>
+                <w:rFonts w:ascii="Arial" w:hAnsi="Arial" w:cs="Arial"/>
+                <w:noProof/>
+                <w:webHidden/>
+              </w:rPr>
+              <w:tab/>
+            </w:r>
+            <w:r>
+              <w:rPr>
+                <w:rFonts w:ascii="Arial" w:hAnsi="Arial" w:cs="Arial"/>
+                <w:noProof/>
+                <w:webHidden/>
+              </w:rPr>
+              <w:fldChar w:fldCharType="begin"/>
+            </w:r>
+            <w:r>
+              <w:rPr>
+                <w:rFonts w:ascii="Arial" w:hAnsi="Arial" w:cs="Arial"/>
+                <w:noProof/>
+                <w:webHidden/>
+              </w:rPr>
+              <w:instrText xml:space="preserve"> PAGEREF _Toc242041059 \h </w:instrText>
+            </w:r>
+            <w:r>
+              <w:rPr>
+                <w:rFonts w:ascii="Arial" w:hAnsi="Arial" w:cs="Arial"/>
+                <w:noProof/>
+                <w:webHidden/>
+              </w:rPr>
+            </w:r>
+            <w:r>
+              <w:rPr>
+                <w:rFonts w:ascii="Arial" w:hAnsi="Arial" w:cs="Arial"/>
+                <w:noProof/>
+                <w:webHidden/>
+              </w:rPr>
+              <w:fldChar w:fldCharType="separate"/>
+            </w:r>
+            <w:r>
+              <w:rPr>
+                <w:rFonts w:ascii="Arial" w:hAnsi="Arial" w:cs="Arial"/>
+                <w:noProof/>
+                <w:webHidden/>
+              </w:rPr>
+              <w:t>2</w:t>
+            </w:r>
+            <w:r>
+              <w:rPr>
+                <w:rFonts w:ascii="Arial" w:hAnsi="Arial" w:cs="Arial"/>
+                <w:noProof/>
+                <w:webHidden/>
+              </w:rPr>
+              <w:fldChar w:fldCharType="end"/>
+            </w:r>
+          </w:hyperlink>
+        </w:p>
+        <w:p>
+          <w:pPr>
+            <w:pStyle w:val="TDC1"/>
+            <w:tabs>
+              <w:tab w:val="right" w:leader="dot" w:pos="8828"/>
+            </w:tabs>
+            <w:spacing w:line="480" w:lineRule="auto"/>
+            <w:ind w:firstLine="720"/>
+            <w:rPr>
+              <w:rFonts w:ascii="Arial" w:hAnsi="Arial" w:cs="Arial"/>
+              <w:noProof/>
+              <w:kern w:val="2"/>
+              <w14:ligatures w14:val="standardContextual"/>
+            </w:rPr>
+          </w:pPr>
+          <w:hyperlink w:anchor="_Toc242041060" w:history="1">
+            <w:r>
+              <w:rPr>
+                <w:rStyle w:val="Hipervnculo"/>
+                <w:rFonts w:ascii="Arial" w:hAnsi="Arial" w:cs="Arial"/>
+                <w:noProof/>
+              </w:rPr>
+              <w:t>INTRODUCCIÓN</w:t>
+            </w:r>
+            <w:r>
+              <w:rPr>
+                <w:rFonts w:ascii="Arial" w:hAnsi="Arial" w:cs="Arial"/>
+                <w:noProof/>
+                <w:webHidden/>
+              </w:rPr>
+              <w:tab/>
+            </w:r>
+            <w:r>
+              <w:rPr>
+                <w:rFonts w:ascii="Arial" w:hAnsi="Arial" w:cs="Arial"/>
+                <w:noProof/>
+                <w:webHidden/>
+              </w:rPr>
+              <w:fldChar w:fldCharType="begin"/>
+            </w:r>
+            <w:r>
+              <w:rPr>
+                <w:rFonts w:ascii="Arial" w:hAnsi="Arial" w:cs="Arial"/>
+                <w:noProof/>
+                <w:webHidden/>
+              </w:rPr>
+              <w:instrText xml:space="preserve"> PAGEREF _Toc242041060 \h </w:instrText>
+            </w:r>
+            <w:r>
+              <w:rPr>
+                <w:rFonts w:ascii="Arial" w:hAnsi="Arial" w:cs="Arial"/>
+                <w:noProof/>
+                <w:webHidden/>
+              </w:rPr>
+            </w:r>
+            <w:r>
+              <w:rPr>
+                <w:rFonts w:ascii="Arial" w:hAnsi="Arial" w:cs="Arial"/>
+                <w:noProof/>
+                <w:webHidden/>
+              </w:rPr>
+              <w:fldChar w:fldCharType="separate"/>
+            </w:r>
+            <w:r>
+              <w:rPr>
+                <w:rFonts w:ascii="Arial" w:hAnsi="Arial" w:cs="Arial"/>
+                <w:noProof/>
+                <w:webHidden/>
+              </w:rPr>
+              <w:t>3</w:t>
+            </w:r>
+            <w:r>
+              <w:rPr>
+                <w:rFonts w:ascii="Arial" w:hAnsi="Arial" w:cs="Arial"/>
+                <w:noProof/>
+                <w:webHidden/>
+              </w:rPr>
+              <w:fldChar w:fldCharType="end"/>
+            </w:r>
+          </w:hyperlink>
+        </w:p>
+        <w:p>
+          <w:pPr>
+            <w:pStyle w:val="TDC1"/>
+            <w:tabs>
+              <w:tab w:val="right" w:leader="dot" w:pos="8828"/>
+            </w:tabs>
+            <w:spacing w:line="480" w:lineRule="auto"/>
+            <w:ind w:firstLine="720"/>
+            <w:rPr>
+              <w:rFonts w:ascii="Arial" w:hAnsi="Arial" w:cs="Arial"/>
+              <w:noProof/>
+              <w:kern w:val="2"/>
+              <w14:ligatures w14:val="standardContextual"/>
+            </w:rPr>
+          </w:pPr>
+          <w:hyperlink w:anchor="_Toc242041061" w:history="1">
+            <w:r>
+              <w:rPr>
+                <w:rStyle w:val="Hipervnculo"/>
+                <w:rFonts w:ascii="Arial" w:hAnsi="Arial" w:cs="Arial"/>
+                <w:noProof/>
+              </w:rPr>
+              <w:t>OBJETIVO GENERAL</w:t>
+            </w:r>
+            <w:r>
+              <w:rPr>
+                <w:rFonts w:ascii="Arial" w:hAnsi="Arial" w:cs="Arial"/>
+                <w:noProof/>
+                <w:webHidden/>
+              </w:rPr>
+              <w:tab/>
+            </w:r>
+            <w:r>
+              <w:rPr>
+                <w:rFonts w:ascii="Arial" w:hAnsi="Arial" w:cs="Arial"/>
+                <w:noProof/>
+                <w:webHidden/>
+              </w:rPr>
+              <w:fldChar w:fldCharType="begin"/>
+            </w:r>
+            <w:r>
+              <w:rPr>
+                <w:rFonts w:ascii="Arial" w:hAnsi="Arial" w:cs="Arial"/>
+                <w:noProof/>
+                <w:webHidden/>
+              </w:rPr>
+              <w:instrText xml:space="preserve"> PAGEREF _Toc242041061 \h </w:instrText>
+            </w:r>
+            <w:r>
+              <w:rPr>
+                <w:rFonts w:ascii="Arial" w:hAnsi="Arial" w:cs="Arial"/>
+                <w:noProof/>
+                <w:webHidden/>
+              </w:rPr>
+            </w:r>
+            <w:r>
+              <w:rPr>
+                <w:rFonts w:ascii="Arial" w:hAnsi="Arial" w:cs="Arial"/>
+                <w:noProof/>
+                <w:webHidden/>
+              </w:rPr>
+              <w:fldChar w:fldCharType="separate"/>
+            </w:r>
+            <w:r>
+              <w:rPr>
+                <w:rFonts w:ascii="Arial" w:hAnsi="Arial" w:cs="Arial"/>
+                <w:noProof/>
+                <w:webHidden/>
+              </w:rPr>
+              <w:t>3</w:t>
+            </w:r>
+            <w:r>
+              <w:rPr>
+                <w:rFonts w:ascii="Arial" w:hAnsi="Arial" w:cs="Arial"/>
+                <w:noProof/>
+                <w:webHidden/>
+              </w:rPr>
+              <w:fldChar w:fldCharType="end"/>
+            </w:r>
+          </w:hyperlink>
+        </w:p>
+        <w:p>
+          <w:pPr>
+            <w:pStyle w:val="TDC1"/>
+            <w:tabs>
+              <w:tab w:val="right" w:leader="dot" w:pos="8828"/>
+            </w:tabs>
+            <w:spacing w:line="480" w:lineRule="auto"/>
+            <w:ind w:firstLine="720"/>
+            <w:rPr>
+              <w:rFonts w:ascii="Arial" w:hAnsi="Arial" w:cs="Arial"/>
+              <w:noProof/>
+              <w:kern w:val="2"/>
+              <w14:ligatures w14:val="standardContextual"/>
+            </w:rPr>
+          </w:pPr>
+          <w:hyperlink w:anchor="_Toc242041062" w:history="1">
+            <w:r>
+              <w:rPr>
+                <w:rStyle w:val="Hipervnculo"/>
+                <w:rFonts w:ascii="Arial" w:hAnsi="Arial" w:cs="Arial"/>
+                <w:noProof/>
+              </w:rPr>
+              <w:t>OBJETIVOS ESPECÍFICOS</w:t>
+            </w:r>
+            <w:r>
+              <w:rPr>
+                <w:rFonts w:ascii="Arial" w:hAnsi="Arial" w:cs="Arial"/>
+                <w:noProof/>
+                <w:webHidden/>
+              </w:rPr>
+              <w:tab/>
+            </w:r>
+            <w:r>
+              <w:rPr>
+                <w:rFonts w:ascii="Arial" w:hAnsi="Arial" w:cs="Arial"/>
+                <w:noProof/>
+                <w:webHidden/>
+              </w:rPr>
+              <w:fldChar w:fldCharType="begin"/>
+            </w:r>
+            <w:r>
+              <w:rPr>
+                <w:rFonts w:ascii="Arial" w:hAnsi="Arial" w:cs="Arial"/>
+                <w:noProof/>
+                <w:webHidden/>
+              </w:rPr>
+              <w:instrText xml:space="preserve"> PAGEREF _Toc242041062 \h </w:instrText>
+            </w:r>
+            <w:r>
+              <w:rPr>
+                <w:rFonts w:ascii="Arial" w:hAnsi="Arial" w:cs="Arial"/>
+                <w:noProof/>
+                <w:webHidden/>
+              </w:rPr>
+            </w:r>
+            <w:r>
+              <w:rPr>
+                <w:rFonts w:ascii="Arial" w:hAnsi="Arial" w:cs="Arial"/>
+                <w:noProof/>
+                <w:webHidden/>
+              </w:rPr>
+              <w:fldChar w:fldCharType="separate"/>
+            </w:r>
+            <w:r>
+              <w:rPr>
+                <w:rFonts w:ascii="Arial" w:hAnsi="Arial" w:cs="Arial"/>
+                <w:noProof/>
+                <w:webHidden/>
+              </w:rPr>
+              <w:t>3</w:t>
+            </w:r>
+            <w:r>
+              <w:rPr>
+                <w:rFonts w:ascii="Arial" w:hAnsi="Arial" w:cs="Arial"/>
+                <w:noProof/>
+                <w:webHidden/>
+              </w:rPr>
+              <w:fldChar w:fldCharType="end"/>
+            </w:r>
+          </w:hyperlink>
+        </w:p>
+        <w:p>
+          <w:pPr>
+            <w:pStyle w:val="TDC1"/>
+            <w:tabs>
+              <w:tab w:val="right" w:leader="dot" w:pos="8828"/>
+            </w:tabs>
+            <w:spacing w:line="480" w:lineRule="auto"/>
+            <w:ind w:firstLine="720"/>
+            <w:rPr>
+              <w:rFonts w:ascii="Arial" w:hAnsi="Arial" w:cs="Arial"/>
+              <w:noProof/>
+              <w:kern w:val="2"/>
+              <w14:ligatures w14:val="standardContextual"/>
+            </w:rPr>
+          </w:pPr>
+          <w:hyperlink w:anchor="_Toc242041063" w:history="1">
+            <w:r>
+              <w:rPr>
+                <w:rStyle w:val="Hipervnculo"/>
+                <w:rFonts w:ascii="Arial" w:hAnsi="Arial" w:cs="Arial"/>
+                <w:noProof/>
+              </w:rPr>
+              <w:t>PLANTEAMIENTO DEL PROBLEMA</w:t>
+            </w:r>
+            <w:r>
+              <w:rPr>
+                <w:rFonts w:ascii="Arial" w:hAnsi="Arial" w:cs="Arial"/>
+                <w:noProof/>
+                <w:webHidden/>
+              </w:rPr>
+              <w:tab/>
+            </w:r>
+            <w:r>
+              <w:rPr>
+                <w:rFonts w:ascii="Arial" w:hAnsi="Arial" w:cs="Arial"/>
+                <w:noProof/>
+                <w:webHidden/>
+              </w:rPr>
+              <w:fldChar w:fldCharType="begin"/>
+            </w:r>
+            <w:r>
+              <w:rPr>
+                <w:rFonts w:ascii="Arial" w:hAnsi="Arial" w:cs="Arial"/>
+                <w:noProof/>
+                <w:webHidden/>
+              </w:rPr>
+              <w:instrText xml:space="preserve"> PAGEREF _Toc242041063 \h </w:instrText>
+            </w:r>
+            <w:r>
+              <w:rPr>
+                <w:rFonts w:ascii="Arial" w:hAnsi="Arial" w:cs="Arial"/>
+                <w:noProof/>
+                <w:webHidden/>
+              </w:rPr>
+            </w:r>
+            <w:r>
+              <w:rPr>
+                <w:rFonts w:ascii="Arial" w:hAnsi="Arial" w:cs="Arial"/>
+                <w:noProof/>
+                <w:webHidden/>
+              </w:rPr>
+              <w:fldChar w:fldCharType="separate"/>
+            </w:r>
+            <w:r>
+              <w:rPr>
+                <w:rFonts w:ascii="Arial" w:hAnsi="Arial" w:cs="Arial"/>
+                <w:noProof/>
+                <w:webHidden/>
+              </w:rPr>
+              <w:t>4</w:t>
+            </w:r>
+            <w:r>
+              <w:rPr>
+                <w:rFonts w:ascii="Arial" w:hAnsi="Arial" w:cs="Arial"/>
+                <w:noProof/>
+                <w:webHidden/>
+              </w:rPr>
+              <w:fldChar w:fldCharType="end"/>
+            </w:r>
+          </w:hyperlink>
+        </w:p>
+        <w:p>
+          <w:pPr>
+            <w:pStyle w:val="TDC1"/>
+            <w:tabs>
+              <w:tab w:val="right" w:leader="dot" w:pos="8828"/>
+            </w:tabs>
+            <w:spacing w:line="480" w:lineRule="auto"/>
+            <w:ind w:firstLine="720"/>
+            <w:rPr>
+              <w:rFonts w:ascii="Arial" w:hAnsi="Arial" w:cs="Arial"/>
+              <w:noProof/>
+              <w:kern w:val="2"/>
+              <w14:ligatures w14:val="standardContextual"/>
+            </w:rPr>
+          </w:pPr>
+          <w:hyperlink w:anchor="_Toc242041064" w:history="1">
+            <w:r>
+              <w:rPr>
+                <w:rStyle w:val="Hipervnculo"/>
+                <w:rFonts w:ascii="Arial" w:hAnsi="Arial" w:cs="Arial"/>
+                <w:noProof/>
+              </w:rPr>
+              <w:t>JUSTIFICACIÓN</w:t>
+            </w:r>
+            <w:r>
+              <w:rPr>
+                <w:rFonts w:ascii="Arial" w:hAnsi="Arial" w:cs="Arial"/>
+                <w:noProof/>
+                <w:webHidden/>
+              </w:rPr>
+              <w:tab/>
+            </w:r>
+            <w:r>
+              <w:rPr>
+                <w:rFonts w:ascii="Arial" w:hAnsi="Arial" w:cs="Arial"/>
+                <w:noProof/>
+                <w:webHidden/>
+              </w:rPr>
+              <w:fldChar w:fldCharType="begin"/>
+            </w:r>
+            <w:r>
+              <w:rPr>
+                <w:rFonts w:ascii="Arial" w:hAnsi="Arial" w:cs="Arial"/>
+                <w:noProof/>
+                <w:webHidden/>
+              </w:rPr>
+              <w:instrText xml:space="preserve"> PAGEREF _Toc242041064 \h </w:instrText>
+            </w:r>
+            <w:r>
+              <w:rPr>
+                <w:rFonts w:ascii="Arial" w:hAnsi="Arial" w:cs="Arial"/>
+                <w:noProof/>
+                <w:webHidden/>
+              </w:rPr>
+            </w:r>
+            <w:r>
+              <w:rPr>
+                <w:rFonts w:ascii="Arial" w:hAnsi="Arial" w:cs="Arial"/>
+                <w:noProof/>
+                <w:webHidden/>
+              </w:rPr>
+              <w:fldChar w:fldCharType="separate"/>
+            </w:r>
+            <w:r>
+              <w:rPr>
+                <w:rFonts w:ascii="Arial" w:hAnsi="Arial" w:cs="Arial"/>
+                <w:noProof/>
+                <w:webHidden/>
+              </w:rPr>
+              <w:t>5</w:t>
+            </w:r>
+            <w:r>
+              <w:rPr>
+                <w:rFonts w:ascii="Arial" w:hAnsi="Arial" w:cs="Arial"/>
+                <w:noProof/>
+                <w:webHidden/>
+              </w:rPr>
+              <w:fldChar w:fldCharType="end"/>
+            </w:r>
+          </w:hyperlink>
+        </w:p>
+        <w:p>
+          <w:pPr>
+            <w:pStyle w:val="TDC1"/>
+            <w:tabs>
+              <w:tab w:val="right" w:leader="dot" w:pos="8828"/>
+            </w:tabs>
+            <w:spacing w:line="480" w:lineRule="auto"/>
+            <w:ind w:firstLine="720"/>
+            <w:rPr>
+              <w:rFonts w:ascii="Arial" w:hAnsi="Arial" w:cs="Arial"/>
+              <w:noProof/>
+              <w:kern w:val="2"/>
+              <w14:ligatures w14:val="standardContextual"/>
+            </w:rPr>
+          </w:pPr>
+          <w:hyperlink w:anchor="_Toc242041065" w:history="1">
+            <w:r>
+              <w:rPr>
+                <w:rStyle w:val="Hipervnculo"/>
+                <w:rFonts w:ascii="Arial" w:hAnsi="Arial" w:cs="Arial"/>
+                <w:noProof/>
+              </w:rPr>
+              <w:t>DESCRIPCIÓN GENERAL DEL MÓDULO</w:t>
+            </w:r>
+            <w:r>
+              <w:rPr>
+                <w:rFonts w:ascii="Arial" w:hAnsi="Arial" w:cs="Arial"/>
+                <w:noProof/>
+                <w:webHidden/>
+              </w:rPr>
+              <w:tab/>
+            </w:r>
+            <w:r>
+              <w:rPr>
+                <w:rFonts w:ascii="Arial" w:hAnsi="Arial" w:cs="Arial"/>
+                <w:noProof/>
+                <w:webHidden/>
+              </w:rPr>
+              <w:fldChar w:fldCharType="begin"/>
+            </w:r>
+            <w:r>
+              <w:rPr>
+                <w:rFonts w:ascii="Arial" w:hAnsi="Arial" w:cs="Arial"/>
+                <w:noProof/>
+                <w:webHidden/>
+              </w:rPr>
+              <w:instrText xml:space="preserve"> PAGEREF _Toc242041065 \h </w:instrText>
+            </w:r>
+            <w:r>
+              <w:rPr>
+                <w:rFonts w:ascii="Arial" w:hAnsi="Arial" w:cs="Arial"/>
+                <w:noProof/>
+                <w:webHidden/>
+              </w:rPr>
+            </w:r>
+            <w:r>
+              <w:rPr>
+                <w:rFonts w:ascii="Arial" w:hAnsi="Arial" w:cs="Arial"/>
+                <w:noProof/>
+                <w:webHidden/>
+              </w:rPr>
+              <w:fldChar w:fldCharType="separate"/>
+            </w:r>
+            <w:r>
+              <w:rPr>
+                <w:rFonts w:ascii="Arial" w:hAnsi="Arial" w:cs="Arial"/>
+                <w:noProof/>
+                <w:webHidden/>
+              </w:rPr>
+              <w:t>5</w:t>
+            </w:r>
+            <w:r>
+              <w:rPr>
+                <w:rFonts w:ascii="Arial" w:hAnsi="Arial" w:cs="Arial"/>
+                <w:noProof/>
+                <w:webHidden/>
+              </w:rPr>
+              <w:fldChar w:fldCharType="end"/>
+            </w:r>
+          </w:hyperlink>
+        </w:p>
+        <w:p>
+          <w:pPr>
+            <w:pStyle w:val="TDC1"/>
+            <w:tabs>
+              <w:tab w:val="right" w:leader="dot" w:pos="8828"/>
+            </w:tabs>
+            <w:spacing w:line="480" w:lineRule="auto"/>
+            <w:ind w:firstLine="720"/>
+            <w:rPr>
+              <w:rFonts w:ascii="Arial" w:hAnsi="Arial" w:cs="Arial"/>
+              <w:noProof/>
+              <w:kern w:val="2"/>
+              <w14:ligatures w14:val="standardContextual"/>
+            </w:rPr>
+          </w:pPr>
+          <w:hyperlink w:anchor="_Toc242041066" w:history="1">
+            <w:r>
+              <w:rPr>
+                <w:rStyle w:val="Hipervnculo"/>
+                <w:rFonts w:ascii="Arial" w:hAnsi="Arial" w:cs="Arial"/>
+                <w:noProof/>
+              </w:rPr>
+              <w:t>STACK TECNOLÓGICO</w:t>
+            </w:r>
+            <w:r>
+              <w:rPr>
+                <w:rFonts w:ascii="Arial" w:hAnsi="Arial" w:cs="Arial"/>
+                <w:noProof/>
+                <w:webHidden/>
+              </w:rPr>
+              <w:tab/>
+            </w:r>
+            <w:r>
+              <w:rPr>
+                <w:rFonts w:ascii="Arial" w:hAnsi="Arial" w:cs="Arial"/>
+                <w:noProof/>
+                <w:webHidden/>
+              </w:rPr>
+              <w:fldChar w:fldCharType="begin"/>
+            </w:r>
+            <w:r>
+              <w:rPr>
+                <w:rFonts w:ascii="Arial" w:hAnsi="Arial" w:cs="Arial"/>
+                <w:noProof/>
+                <w:webHidden/>
+              </w:rPr>
+              <w:instrText xml:space="preserve"> PAGEREF _Toc242041066 \h </w:instrText>
+            </w:r>
+            <w:r>
+              <w:rPr>
+                <w:rFonts w:ascii="Arial" w:hAnsi="Arial" w:cs="Arial"/>
+                <w:noProof/>
+                <w:webHidden/>
+              </w:rPr>
+            </w:r>
+            <w:r>
+              <w:rPr>
+                <w:rFonts w:ascii="Arial" w:hAnsi="Arial" w:cs="Arial"/>
+                <w:noProof/>
+                <w:webHidden/>
+              </w:rPr>
+              <w:fldChar w:fldCharType="separate"/>
+            </w:r>
+            <w:r>
+              <w:rPr>
+                <w:rFonts w:ascii="Arial" w:hAnsi="Arial" w:cs="Arial"/>
+                <w:noProof/>
+                <w:webHidden/>
+              </w:rPr>
+              <w:t>6</w:t>
+            </w:r>
+            <w:r>
+              <w:rPr>
+                <w:rFonts w:ascii="Arial" w:hAnsi="Arial" w:cs="Arial"/>
+                <w:noProof/>
+                <w:webHidden/>
+              </w:rPr>
+              <w:fldChar w:fldCharType="end"/>
+            </w:r>
+          </w:hyperlink>
+        </w:p>
+        <w:p>
+          <w:pPr>
+            <w:pStyle w:val="TDC2"/>
+            <w:tabs>
+              <w:tab w:val="right" w:leader="dot" w:pos="8828"/>
+            </w:tabs>
+            <w:spacing w:line="480" w:lineRule="auto"/>
+            <w:ind w:firstLine="720"/>
+            <w:rPr>
+              <w:rFonts w:ascii="Arial" w:hAnsi="Arial" w:cs="Arial"/>
+              <w:noProof/>
+              <w:kern w:val="2"/>
+              <w14:ligatures w14:val="standardContextual"/>
+            </w:rPr>
+          </w:pPr>
+          <w:hyperlink w:anchor="_Toc242041067" w:history="1">
+            <w:r>
+              <w:rPr>
+                <w:rStyle w:val="Hipervnculo"/>
+                <w:rFonts w:ascii="Arial" w:hAnsi="Arial" w:cs="Arial"/>
+                <w:noProof/>
+              </w:rPr>
+              <w:t>ETAPAS DE DESARROLLO TECNOLÓGICO</w:t>
+            </w:r>
+            <w:r>
+              <w:rPr>
+                <w:rFonts w:ascii="Arial" w:hAnsi="Arial" w:cs="Arial"/>
+                <w:noProof/>
+                <w:webHidden/>
+              </w:rPr>
+              <w:tab/>
+            </w:r>
+            <w:r>
+              <w:rPr>
+                <w:rFonts w:ascii="Arial" w:hAnsi="Arial" w:cs="Arial"/>
+                <w:noProof/>
+                <w:webHidden/>
+              </w:rPr>
+              <w:fldChar w:fldCharType="begin"/>
+            </w:r>
+            <w:r>
+              <w:rPr>
+                <w:rFonts w:ascii="Arial" w:hAnsi="Arial" w:cs="Arial"/>
+                <w:noProof/>
+                <w:webHidden/>
+              </w:rPr>
+              <w:instrText xml:space="preserve"> PAGEREF _Toc242041067 \h </w:instrText>
+            </w:r>
+            <w:r>
+              <w:rPr>
+                <w:rFonts w:ascii="Arial" w:hAnsi="Arial" w:cs="Arial"/>
+                <w:noProof/>
+                <w:webHidden/>
+              </w:rPr>
+            </w:r>
+            <w:r>
+              <w:rPr>
+                <w:rFonts w:ascii="Arial" w:hAnsi="Arial" w:cs="Arial"/>
+                <w:noProof/>
+                <w:webHidden/>
+              </w:rPr>
+              <w:fldChar w:fldCharType="separate"/>
+            </w:r>
+            <w:r>
+              <w:rPr>
+                <w:rFonts w:ascii="Arial" w:hAnsi="Arial" w:cs="Arial"/>
+                <w:noProof/>
+                <w:webHidden/>
+              </w:rPr>
+              <w:t>6</w:t>
+            </w:r>
+            <w:r>
+              <w:rPr>
+                <w:rFonts w:ascii="Arial" w:hAnsi="Arial" w:cs="Arial"/>
+                <w:noProof/>
+                <w:webHidden/>
+              </w:rPr>
+              <w:fldChar w:fldCharType="end"/>
+            </w:r>
+          </w:hyperlink>
+        </w:p>
+        <w:p>
+          <w:pPr>
+            <w:pStyle w:val="TDC2"/>
+            <w:tabs>
+              <w:tab w:val="right" w:leader="dot" w:pos="8828"/>
+            </w:tabs>
+            <w:spacing w:line="480" w:lineRule="auto"/>
+            <w:ind w:firstLine="720"/>
+            <w:rPr>
+              <w:rFonts w:ascii="Arial" w:hAnsi="Arial" w:cs="Arial"/>
+              <w:noProof/>
+              <w:kern w:val="2"/>
+              <w14:ligatures w14:val="standardContextual"/>
+            </w:rPr>
+          </w:pPr>
+          <w:hyperlink w:anchor="_Toc242041068" w:history="1">
+            <w:r>
+              <w:rPr>
+                <w:rStyle w:val="Hipervnculo"/>
+                <w:rFonts w:ascii="Arial" w:hAnsi="Arial" w:cs="Arial"/>
+                <w:noProof/>
+              </w:rPr>
+              <w:t>ARQUITECTURA GENERAL</w:t>
+            </w:r>
+            <w:r>
+              <w:rPr>
+                <w:rFonts w:ascii="Arial" w:hAnsi="Arial" w:cs="Arial"/>
+                <w:noProof/>
+                <w:webHidden/>
+              </w:rPr>
+              <w:tab/>
+            </w:r>
+            <w:r>
+              <w:rPr>
+                <w:rFonts w:ascii="Arial" w:hAnsi="Arial" w:cs="Arial"/>
+                <w:noProof/>
+                <w:webHidden/>
+              </w:rPr>
+              <w:fldChar w:fldCharType="begin"/>
+            </w:r>
+            <w:r>
+              <w:rPr>
+                <w:rFonts w:ascii="Arial" w:hAnsi="Arial" w:cs="Arial"/>
+                <w:noProof/>
+                <w:webHidden/>
+              </w:rPr>
+              <w:instrText xml:space="preserve"> PAGEREF _Toc242041068 \h </w:instrText>
+            </w:r>
+            <w:r>
+              <w:rPr>
+                <w:rFonts w:ascii="Arial" w:hAnsi="Arial" w:cs="Arial"/>
+                <w:noProof/>
+                <w:webHidden/>
+              </w:rPr>
+            </w:r>
+            <w:r>
+              <w:rPr>
+                <w:rFonts w:ascii="Arial" w:hAnsi="Arial" w:cs="Arial"/>
+                <w:noProof/>
+                <w:webHidden/>
+              </w:rPr>
+              <w:fldChar w:fldCharType="separate"/>
+            </w:r>
+            <w:r>
+              <w:rPr>
+                <w:rFonts w:ascii="Arial" w:hAnsi="Arial" w:cs="Arial"/>
+                <w:noProof/>
+                <w:webHidden/>
+              </w:rPr>
+              <w:t>7</w:t>
+            </w:r>
+            <w:r>
+              <w:rPr>
+                <w:rFonts w:ascii="Arial" w:hAnsi="Arial" w:cs="Arial"/>
+                <w:noProof/>
+                <w:webHidden/>
+              </w:rPr>
+              <w:fldChar w:fldCharType="end"/>
+            </w:r>
+          </w:hyperlink>
+        </w:p>
+        <w:p>
+          <w:pPr>
+            <w:pStyle w:val="TDC1"/>
+            <w:tabs>
+              <w:tab w:val="right" w:leader="dot" w:pos="8828"/>
+            </w:tabs>
+            <w:spacing w:line="480" w:lineRule="auto"/>
+            <w:ind w:firstLine="720"/>
+            <w:rPr>
+              <w:rFonts w:ascii="Arial" w:hAnsi="Arial" w:cs="Arial"/>
+              <w:noProof/>
+              <w:kern w:val="2"/>
+              <w14:ligatures w14:val="standardContextual"/>
+            </w:rPr>
+          </w:pPr>
+          <w:hyperlink w:anchor="_Toc242041069" w:history="1">
+            <w:r>
+              <w:rPr>
+                <w:rStyle w:val="Hipervnculo"/>
+                <w:rFonts w:ascii="Arial" w:hAnsi="Arial" w:cs="Arial"/>
+                <w:noProof/>
+              </w:rPr>
+              <w:t>REQUISITOS FUNCIONALES</w:t>
+            </w:r>
+            <w:r>
+              <w:rPr>
+                <w:rFonts w:ascii="Arial" w:hAnsi="Arial" w:cs="Arial"/>
+                <w:noProof/>
+                <w:webHidden/>
+              </w:rPr>
+              <w:tab/>
+            </w:r>
+            <w:r>
+              <w:rPr>
+                <w:rFonts w:ascii="Arial" w:hAnsi="Arial" w:cs="Arial"/>
+                <w:noProof/>
+                <w:webHidden/>
+              </w:rPr>
+              <w:fldChar w:fldCharType="begin"/>
+            </w:r>
+            <w:r>
+              <w:rPr>
+                <w:rFonts w:ascii="Arial" w:hAnsi="Arial" w:cs="Arial"/>
+                <w:noProof/>
+                <w:webHidden/>
+              </w:rPr>
+              <w:instrText xml:space="preserve"> PAGEREF _Toc242041069 \h </w:instrText>
+            </w:r>
+            <w:r>
+              <w:rPr>
+                <w:rFonts w:ascii="Arial" w:hAnsi="Arial" w:cs="Arial"/>
+                <w:noProof/>
+                <w:webHidden/>
+              </w:rPr>
+            </w:r>
+            <w:r>
+              <w:rPr>
+                <w:rFonts w:ascii="Arial" w:hAnsi="Arial" w:cs="Arial"/>
+                <w:noProof/>
+                <w:webHidden/>
+              </w:rPr>
+              <w:fldChar w:fldCharType="separate"/>
+            </w:r>
+            <w:r>
+              <w:rPr>
+                <w:rFonts w:ascii="Arial" w:hAnsi="Arial" w:cs="Arial"/>
+                <w:noProof/>
+                <w:webHidden/>
+              </w:rPr>
+              <w:t>8</w:t>
+            </w:r>
+            <w:r>
+              <w:rPr>
+                <w:rFonts w:ascii="Arial" w:hAnsi="Arial" w:cs="Arial"/>
+                <w:noProof/>
+                <w:webHidden/>
+              </w:rPr>
+              <w:fldChar w:fldCharType="end"/>
+            </w:r>
+          </w:hyperlink>
+        </w:p>
+        <w:p>
+          <w:pPr>
+            <w:pStyle w:val="TDC2"/>
+            <w:tabs>
+              <w:tab w:val="right" w:leader="dot" w:pos="8828"/>
+            </w:tabs>
+            <w:spacing w:line="480" w:lineRule="auto"/>
+            <w:ind w:firstLine="720"/>
+            <w:rPr>
+              <w:rFonts w:ascii="Arial" w:hAnsi="Arial" w:cs="Arial"/>
+              <w:noProof/>
+              <w:kern w:val="2"/>
+              <w14:ligatures w14:val="standardContextual"/>
+            </w:rPr>
+          </w:pPr>
+          <w:hyperlink w:anchor="_Toc242041070" w:history="1">
+            <w:r>
+              <w:rPr>
+                <w:rStyle w:val="Hipervnculo"/>
+                <w:rFonts w:ascii="Arial" w:hAnsi="Arial" w:cs="Arial"/>
+                <w:noProof/>
+              </w:rPr>
+              <w:t>TABLA 1. REQUISITOS FUNCIONALES</w:t>
+            </w:r>
+            <w:r>
+              <w:rPr>
+                <w:rFonts w:ascii="Arial" w:hAnsi="Arial" w:cs="Arial"/>
+                <w:noProof/>
+                <w:webHidden/>
+              </w:rPr>
+              <w:tab/>
+            </w:r>
+            <w:r>
+              <w:rPr>
+                <w:rFonts w:ascii="Arial" w:hAnsi="Arial" w:cs="Arial"/>
+                <w:noProof/>
+                <w:webHidden/>
+              </w:rPr>
+              <w:fldChar w:fldCharType="begin"/>
+            </w:r>
+            <w:r>
+              <w:rPr>
+                <w:rFonts w:ascii="Arial" w:hAnsi="Arial" w:cs="Arial"/>
+                <w:noProof/>
+                <w:webHidden/>
+              </w:rPr>
+              <w:instrText xml:space="preserve"> PAGEREF _Toc242041070 \h </w:instrText>
+            </w:r>
+            <w:r>
+              <w:rPr>
+                <w:rFonts w:ascii="Arial" w:hAnsi="Arial" w:cs="Arial"/>
+                <w:noProof/>
+                <w:webHidden/>
+              </w:rPr>
+            </w:r>
+            <w:r>
+              <w:rPr>
+                <w:rFonts w:ascii="Arial" w:hAnsi="Arial" w:cs="Arial"/>
+                <w:noProof/>
+                <w:webHidden/>
+              </w:rPr>
+              <w:fldChar w:fldCharType="separate"/>
+            </w:r>
+            <w:r>
+              <w:rPr>
+                <w:rFonts w:ascii="Arial" w:hAnsi="Arial" w:cs="Arial"/>
+                <w:noProof/>
+                <w:webHidden/>
+              </w:rPr>
+              <w:t>9</w:t>
+            </w:r>
+            <w:r>
+              <w:rPr>
+                <w:rFonts w:ascii="Arial" w:hAnsi="Arial" w:cs="Arial"/>
+                <w:noProof/>
+                <w:webHidden/>
+              </w:rPr>
+              <w:fldChar w:fldCharType="end"/>
+            </w:r>
+          </w:hyperlink>
+        </w:p>
+        <w:p>
+          <w:pPr>
+            <w:pStyle w:val="TDC1"/>
+            <w:tabs>
+              <w:tab w:val="right" w:leader="dot" w:pos="8828"/>
+            </w:tabs>
+            <w:spacing w:line="480" w:lineRule="auto"/>
+            <w:ind w:firstLine="720"/>
+            <w:rPr>
+              <w:rFonts w:ascii="Arial" w:hAnsi="Arial" w:cs="Arial"/>
+              <w:noProof/>
+              <w:kern w:val="2"/>
+              <w14:ligatures w14:val="standardContextual"/>
+            </w:rPr>
+          </w:pPr>
+          <w:hyperlink w:anchor="_Toc242041071" w:history="1">
+            <w:r>
+              <w:rPr>
+                <w:rStyle w:val="Hipervnculo"/>
+                <w:rFonts w:ascii="Arial" w:hAnsi="Arial" w:cs="Arial"/>
+                <w:noProof/>
+              </w:rPr>
+              <w:t>REQUISITOS NO FUNCIONALES</w:t>
+            </w:r>
+            <w:r>
+              <w:rPr>
+                <w:rFonts w:ascii="Arial" w:hAnsi="Arial" w:cs="Arial"/>
+                <w:noProof/>
+                <w:webHidden/>
+              </w:rPr>
+              <w:tab/>
+            </w:r>
+            <w:r>
+              <w:rPr>
+                <w:rFonts w:ascii="Arial" w:hAnsi="Arial" w:cs="Arial"/>
+                <w:noProof/>
+                <w:webHidden/>
+              </w:rPr>
+              <w:fldChar w:fldCharType="begin"/>
+            </w:r>
+            <w:r>
+              <w:rPr>
+                <w:rFonts w:ascii="Arial" w:hAnsi="Arial" w:cs="Arial"/>
+                <w:noProof/>
+                <w:webHidden/>
+              </w:rPr>
+              <w:instrText xml:space="preserve"> PAGEREF _Toc242041071 \h </w:instrText>
+            </w:r>
+            <w:r>
+              <w:rPr>
+                <w:rFonts w:ascii="Arial" w:hAnsi="Arial" w:cs="Arial"/>
+                <w:noProof/>
+                <w:webHidden/>
+              </w:rPr>
+            </w:r>
+            <w:r>
+              <w:rPr>
+                <w:rFonts w:ascii="Arial" w:hAnsi="Arial" w:cs="Arial"/>
+                <w:noProof/>
+                <w:webHidden/>
+              </w:rPr>
+              <w:fldChar w:fldCharType="separate"/>
+            </w:r>
+            <w:r>
+              <w:rPr>
+                <w:rFonts w:ascii="Arial" w:hAnsi="Arial" w:cs="Arial"/>
+                <w:noProof/>
+                <w:webHidden/>
+              </w:rPr>
+              <w:t>10</w:t>
+            </w:r>
+            <w:r>
+              <w:rPr>
+                <w:rFonts w:ascii="Arial" w:hAnsi="Arial" w:cs="Arial"/>
+                <w:noProof/>
+                <w:webHidden/>
+              </w:rPr>
+              <w:fldChar w:fldCharType="end"/>
+            </w:r>
+          </w:hyperlink>
+        </w:p>
+        <w:p>
+          <w:pPr>
+            <w:pStyle w:val="TDC2"/>
+            <w:tabs>
+              <w:tab w:val="right" w:leader="dot" w:pos="8828"/>
+            </w:tabs>
+            <w:spacing w:line="480" w:lineRule="auto"/>
+            <w:ind w:firstLine="720"/>
+            <w:rPr>
+              <w:rFonts w:ascii="Arial" w:hAnsi="Arial" w:cs="Arial"/>
+              <w:noProof/>
+              <w:kern w:val="2"/>
+              <w14:ligatures w14:val="standardContextual"/>
+            </w:rPr>
+          </w:pPr>
+          <w:hyperlink w:anchor="_Toc242041072" w:history="1">
+            <w:r>
+              <w:rPr>
+                <w:rStyle w:val="Hipervnculo"/>
+                <w:rFonts w:ascii="Arial" w:hAnsi="Arial" w:cs="Arial"/>
+                <w:noProof/>
+              </w:rPr>
+              <w:t>TABLA 2. REQUISITOS NO FUNCIONALES</w:t>
+            </w:r>
+            <w:r>
+              <w:rPr>
+                <w:rFonts w:ascii="Arial" w:hAnsi="Arial" w:cs="Arial"/>
+                <w:noProof/>
+                <w:webHidden/>
+              </w:rPr>
+              <w:tab/>
+            </w:r>
+            <w:r>
+              <w:rPr>
+                <w:rFonts w:ascii="Arial" w:hAnsi="Arial" w:cs="Arial"/>
+                <w:noProof/>
+                <w:webHidden/>
+              </w:rPr>
+              <w:fldChar w:fldCharType="begin"/>
+            </w:r>
+            <w:r>
+              <w:rPr>
+                <w:rFonts w:ascii="Arial" w:hAnsi="Arial" w:cs="Arial"/>
+                <w:noProof/>
+                <w:webHidden/>
+              </w:rPr>
+              <w:instrText xml:space="preserve"> PAGEREF _Toc242041072 \h </w:instrText>
+            </w:r>
+            <w:r>
+              <w:rPr>
+                <w:rFonts w:ascii="Arial" w:hAnsi="Arial" w:cs="Arial"/>
+                <w:noProof/>
+                <w:webHidden/>
+              </w:rPr>
+            </w:r>
+            <w:r>
+              <w:rPr>
+                <w:rFonts w:ascii="Arial" w:hAnsi="Arial" w:cs="Arial"/>
+                <w:noProof/>
+                <w:webHidden/>
+              </w:rPr>
+              <w:fldChar w:fldCharType="separate"/>
+            </w:r>
+            <w:r>
+              <w:rPr>
+                <w:rFonts w:ascii="Arial" w:hAnsi="Arial" w:cs="Arial"/>
+                <w:noProof/>
+                <w:webHidden/>
+              </w:rPr>
+              <w:t>11</w:t>
+            </w:r>
+            <w:r>
+              <w:rPr>
+                <w:rFonts w:ascii="Arial" w:hAnsi="Arial" w:cs="Arial"/>
+                <w:noProof/>
+                <w:webHidden/>
+              </w:rPr>
+              <w:fldChar w:fldCharType="end"/>
+            </w:r>
+          </w:hyperlink>
+        </w:p>
+        <w:p>
+          <w:pPr>
+            <w:pStyle w:val="TDC1"/>
+            <w:tabs>
+              <w:tab w:val="right" w:leader="dot" w:pos="8828"/>
+            </w:tabs>
+            <w:spacing w:line="480" w:lineRule="auto"/>
+            <w:ind w:firstLine="720"/>
+            <w:rPr>
+              <w:rFonts w:ascii="Arial" w:hAnsi="Arial" w:cs="Arial"/>
+              <w:noProof/>
+              <w:kern w:val="2"/>
+              <w14:ligatures w14:val="standardContextual"/>
+            </w:rPr>
+          </w:pPr>
+          <w:hyperlink w:anchor="_Toc242041073" w:history="1">
+            <w:r>
+              <w:rPr>
+                <w:rStyle w:val="Hipervnculo"/>
+                <w:rFonts w:ascii="Arial" w:hAnsi="Arial" w:cs="Arial"/>
+                <w:noProof/>
+              </w:rPr>
+              <w:t>ALCANCE DEL PROYECTO</w:t>
+            </w:r>
+            <w:r>
+              <w:rPr>
+                <w:rFonts w:ascii="Arial" w:hAnsi="Arial" w:cs="Arial"/>
+                <w:noProof/>
+                <w:webHidden/>
+              </w:rPr>
+              <w:tab/>
+            </w:r>
+            <w:r>
+              <w:rPr>
+                <w:rFonts w:ascii="Arial" w:hAnsi="Arial" w:cs="Arial"/>
+                <w:noProof/>
+                <w:webHidden/>
+              </w:rPr>
+              <w:fldChar w:fldCharType="begin"/>
+            </w:r>
+            <w:r>
+              <w:rPr>
+                <w:rFonts w:ascii="Arial" w:hAnsi="Arial" w:cs="Arial"/>
+                <w:noProof/>
+                <w:webHidden/>
+              </w:rPr>
+              <w:instrText xml:space="preserve"> PAGEREF _Toc242041073 \h </w:instrText>
+            </w:r>
+            <w:r>
+              <w:rPr>
+                <w:rFonts w:ascii="Arial" w:hAnsi="Arial" w:cs="Arial"/>
+                <w:noProof/>
+                <w:webHidden/>
+              </w:rPr>
+            </w:r>
+            <w:r>
+              <w:rPr>
+                <w:rFonts w:ascii="Arial" w:hAnsi="Arial" w:cs="Arial"/>
+                <w:noProof/>
+                <w:webHidden/>
+              </w:rPr>
+              <w:fldChar w:fldCharType="separate"/>
+            </w:r>
+            <w:r>
+              <w:rPr>
+                <w:rFonts w:ascii="Arial" w:hAnsi="Arial" w:cs="Arial"/>
+                <w:noProof/>
+                <w:webHidden/>
+              </w:rPr>
+              <w:t>11</w:t>
+            </w:r>
+            <w:r>
+              <w:rPr>
+                <w:rFonts w:ascii="Arial" w:hAnsi="Arial" w:cs="Arial"/>
+                <w:noProof/>
+                <w:webHidden/>
+              </w:rPr>
+              <w:fldChar w:fldCharType="end"/>
+            </w:r>
+          </w:hyperlink>
+        </w:p>
+        <w:p>
+          <w:pPr>
+            <w:pStyle w:val="TDC1"/>
+            <w:tabs>
+              <w:tab w:val="right" w:leader="dot" w:pos="8828"/>
+            </w:tabs>
+            <w:spacing w:line="480" w:lineRule="auto"/>
+            <w:ind w:firstLine="720"/>
+            <w:rPr>
+              <w:rFonts w:ascii="Arial" w:hAnsi="Arial" w:cs="Arial"/>
+              <w:noProof/>
+              <w:kern w:val="2"/>
+              <w14:ligatures w14:val="standardContextual"/>
+            </w:rPr>
+          </w:pPr>
+          <w:hyperlink w:anchor="_Toc242041074" w:history="1">
+            <w:r>
+              <w:rPr>
+                <w:rStyle w:val="Hipervnculo"/>
+                <w:rFonts w:ascii="Arial" w:hAnsi="Arial" w:cs="Arial"/>
+                <w:noProof/>
+              </w:rPr>
+              <w:t>ACTORES DEL MÓDULO</w:t>
+            </w:r>
+            <w:r>
+              <w:rPr>
+                <w:rFonts w:ascii="Arial" w:hAnsi="Arial" w:cs="Arial"/>
+                <w:noProof/>
+                <w:webHidden/>
+              </w:rPr>
+              <w:tab/>
+            </w:r>
+            <w:r>
+              <w:rPr>
+                <w:rFonts w:ascii="Arial" w:hAnsi="Arial" w:cs="Arial"/>
+                <w:noProof/>
+                <w:webHidden/>
+              </w:rPr>
+              <w:fldChar w:fldCharType="begin"/>
+            </w:r>
+            <w:r>
+              <w:rPr>
+                <w:rFonts w:ascii="Arial" w:hAnsi="Arial" w:cs="Arial"/>
+                <w:noProof/>
+                <w:webHidden/>
+              </w:rPr>
+              <w:instrText xml:space="preserve"> PAGEREF _Toc242041074 \h </w:instrText>
+            </w:r>
+            <w:r>
+              <w:rPr>
+                <w:rFonts w:ascii="Arial" w:hAnsi="Arial" w:cs="Arial"/>
+                <w:noProof/>
+                <w:webHidden/>
+              </w:rPr>
+            </w:r>
+            <w:r>
+              <w:rPr>
+                <w:rFonts w:ascii="Arial" w:hAnsi="Arial" w:cs="Arial"/>
+                <w:noProof/>
+                <w:webHidden/>
+              </w:rPr>
+              <w:fldChar w:fldCharType="separate"/>
+            </w:r>
+            <w:r>
+              <w:rPr>
+                <w:rFonts w:ascii="Arial" w:hAnsi="Arial" w:cs="Arial"/>
+                <w:noProof/>
+                <w:webHidden/>
+              </w:rPr>
+              <w:t>12</w:t>
+            </w:r>
+            <w:r>
+              <w:rPr>
+                <w:rFonts w:ascii="Arial" w:hAnsi="Arial" w:cs="Arial"/>
+                <w:noProof/>
+                <w:webHidden/>
+              </w:rPr>
+              <w:fldChar w:fldCharType="end"/>
+            </w:r>
+          </w:hyperlink>
+        </w:p>
+        <w:p>
+          <w:pPr>
+            <w:pStyle w:val="TDC1"/>
+            <w:tabs>
+              <w:tab w:val="right" w:leader="dot" w:pos="8828"/>
+            </w:tabs>
+            <w:spacing w:line="480" w:lineRule="auto"/>
+            <w:ind w:firstLine="720"/>
+            <w:rPr>
+              <w:rFonts w:ascii="Arial" w:hAnsi="Arial" w:cs="Arial"/>
+              <w:noProof/>
+              <w:kern w:val="2"/>
+              <w14:ligatures w14:val="standardContextual"/>
+            </w:rPr>
+          </w:pPr>
+          <w:hyperlink w:anchor="_Toc242041075" w:history="1">
+            <w:r>
+              <w:rPr>
+                <w:rStyle w:val="Hipervnculo"/>
+                <w:rFonts w:ascii="Arial" w:hAnsi="Arial" w:cs="Arial"/>
+                <w:noProof/>
+              </w:rPr>
+              <w:t>DIAGRAMA DE CLASES</w:t>
+            </w:r>
+            <w:r>
+              <w:rPr>
+                <w:rFonts w:ascii="Arial" w:hAnsi="Arial" w:cs="Arial"/>
+                <w:noProof/>
+                <w:webHidden/>
+              </w:rPr>
+              <w:tab/>
+            </w:r>
+            <w:r>
+              <w:rPr>
+                <w:rFonts w:ascii="Arial" w:hAnsi="Arial" w:cs="Arial"/>
+                <w:noProof/>
+                <w:webHidden/>
+              </w:rPr>
+              <w:fldChar w:fldCharType="begin"/>
+            </w:r>
+            <w:r>
+              <w:rPr>
+                <w:rFonts w:ascii="Arial" w:hAnsi="Arial" w:cs="Arial"/>
+                <w:noProof/>
+                <w:webHidden/>
+              </w:rPr>
+              <w:instrText xml:space="preserve"> PAGEREF _Toc242041075 \h </w:instrText>
+            </w:r>
+            <w:r>
+              <w:rPr>
+                <w:rFonts w:ascii="Arial" w:hAnsi="Arial" w:cs="Arial"/>
+                <w:noProof/>
+                <w:webHidden/>
+              </w:rPr>
+            </w:r>
+            <w:r>
+              <w:rPr>
+                <w:rFonts w:ascii="Arial" w:hAnsi="Arial" w:cs="Arial"/>
+                <w:noProof/>
+                <w:webHidden/>
+              </w:rPr>
+              <w:fldChar w:fldCharType="separate"/>
+            </w:r>
+            <w:r>
+              <w:rPr>
+                <w:rFonts w:ascii="Arial" w:hAnsi="Arial" w:cs="Arial"/>
+                <w:noProof/>
+                <w:webHidden/>
+              </w:rPr>
+              <w:t>12</w:t>
+            </w:r>
+            <w:r>
+              <w:rPr>
+                <w:rFonts w:ascii="Arial" w:hAnsi="Arial" w:cs="Arial"/>
+                <w:noProof/>
+                <w:webHidden/>
+              </w:rPr>
+              <w:fldChar w:fldCharType="end"/>
+            </w:r>
+          </w:hyperlink>
+        </w:p>
+        <w:p>
+          <w:pPr>
+            <w:pStyle w:val="TDC1"/>
+            <w:tabs>
+              <w:tab w:val="right" w:leader="dot" w:pos="8828"/>
+            </w:tabs>
+            <w:spacing w:line="480" w:lineRule="auto"/>
+            <w:ind w:firstLine="720"/>
+            <w:rPr>
+              <w:rFonts w:ascii="Arial" w:hAnsi="Arial" w:cs="Arial"/>
+              <w:noProof/>
+              <w:kern w:val="2"/>
+              <w14:ligatures w14:val="standardContextual"/>
+            </w:rPr>
+          </w:pPr>
+          <w:hyperlink w:anchor="_Toc242041076" w:history="1">
+            <w:r>
+              <w:rPr>
+                <w:rStyle w:val="Hipervnculo"/>
+                <w:rFonts w:ascii="Arial" w:hAnsi="Arial" w:cs="Arial"/>
+                <w:noProof/>
+              </w:rPr>
+              <w:t>EXPLICACIÓN DEL DIAGRAMA DE CLASES</w:t>
+            </w:r>
+            <w:r>
+              <w:rPr>
+                <w:rFonts w:ascii="Arial" w:hAnsi="Arial" w:cs="Arial"/>
+                <w:noProof/>
+                <w:webHidden/>
+              </w:rPr>
+              <w:tab/>
+            </w:r>
+            <w:r>
+              <w:rPr>
+                <w:rFonts w:ascii="Arial" w:hAnsi="Arial" w:cs="Arial"/>
+                <w:noProof/>
+                <w:webHidden/>
+              </w:rPr>
+              <w:fldChar w:fldCharType="begin"/>
+            </w:r>
+            <w:r>
+              <w:rPr>
+                <w:rFonts w:ascii="Arial" w:hAnsi="Arial" w:cs="Arial"/>
+                <w:noProof/>
+                <w:webHidden/>
+              </w:rPr>
+              <w:instrText xml:space="preserve"> PAGEREF _Toc242041076 \h </w:instrText>
+            </w:r>
+            <w:r>
+              <w:rPr>
+                <w:rFonts w:ascii="Arial" w:hAnsi="Arial" w:cs="Arial"/>
+                <w:noProof/>
+                <w:webHidden/>
+              </w:rPr>
+            </w:r>
+            <w:r>
+              <w:rPr>
+                <w:rFonts w:ascii="Arial" w:hAnsi="Arial" w:cs="Arial"/>
+                <w:noProof/>
+                <w:webHidden/>
+              </w:rPr>
+              <w:fldChar w:fldCharType="separate"/>
+            </w:r>
+            <w:r>
+              <w:rPr>
+                <w:rFonts w:ascii="Arial" w:hAnsi="Arial" w:cs="Arial"/>
+                <w:noProof/>
+                <w:webHidden/>
+              </w:rPr>
+              <w:t>15</w:t>
+            </w:r>
+            <w:r>
+              <w:rPr>
+                <w:rFonts w:ascii="Arial" w:hAnsi="Arial" w:cs="Arial"/>
+                <w:noProof/>
+                <w:webHidden/>
+              </w:rPr>
+              <w:fldChar w:fldCharType="end"/>
+            </w:r>
+          </w:hyperlink>
+        </w:p>
+        <w:p>
+          <w:pPr>
+            <w:pStyle w:val="TDC1"/>
+            <w:tabs>
+              <w:tab w:val="right" w:leader="dot" w:pos="8828"/>
+            </w:tabs>
+            <w:spacing w:line="480" w:lineRule="auto"/>
+            <w:ind w:firstLine="720"/>
+            <w:rPr>
+              <w:rFonts w:ascii="Arial" w:hAnsi="Arial" w:cs="Arial"/>
+              <w:noProof/>
+              <w:kern w:val="2"/>
+              <w14:ligatures w14:val="standardContextual"/>
+            </w:rPr>
+          </w:pPr>
+          <w:hyperlink w:anchor="_Toc242041077" w:history="1">
+            <w:r>
+              <w:rPr>
+                <w:rStyle w:val="Hipervnculo"/>
+                <w:rFonts w:ascii="Arial" w:hAnsi="Arial" w:cs="Arial"/>
+                <w:noProof/>
+              </w:rPr>
+              <w:t>MODELO DE LAS 5 TABLAS</w:t>
+            </w:r>
+            <w:r>
+              <w:rPr>
+                <w:rFonts w:ascii="Arial" w:hAnsi="Arial" w:cs="Arial"/>
+                <w:noProof/>
+                <w:webHidden/>
+              </w:rPr>
+              <w:tab/>
+            </w:r>
+            <w:r>
+              <w:rPr>
+                <w:rFonts w:ascii="Arial" w:hAnsi="Arial" w:cs="Arial"/>
+                <w:noProof/>
+                <w:webHidden/>
+              </w:rPr>
+              <w:fldChar w:fldCharType="begin"/>
+            </w:r>
+            <w:r>
+              <w:rPr>
+                <w:rFonts w:ascii="Arial" w:hAnsi="Arial" w:cs="Arial"/>
+                <w:noProof/>
+                <w:webHidden/>
+              </w:rPr>
+              <w:instrText xml:space="preserve"> PAGEREF _Toc242041077 \h </w:instrText>
+            </w:r>
+            <w:r>
+              <w:rPr>
+                <w:rFonts w:ascii="Arial" w:hAnsi="Arial" w:cs="Arial"/>
+                <w:noProof/>
+                <w:webHidden/>
+              </w:rPr>
+            </w:r>
+            <w:r>
+              <w:rPr>
+                <w:rFonts w:ascii="Arial" w:hAnsi="Arial" w:cs="Arial"/>
+                <w:noProof/>
+                <w:webHidden/>
+              </w:rPr>
+              <w:fldChar w:fldCharType="separate"/>
+            </w:r>
+            <w:r>
+              <w:rPr>
+                <w:rFonts w:ascii="Arial" w:hAnsi="Arial" w:cs="Arial"/>
+                <w:noProof/>
+                <w:webHidden/>
+              </w:rPr>
+              <w:t>15</w:t>
+            </w:r>
+            <w:r>
+              <w:rPr>
+                <w:rFonts w:ascii="Arial" w:hAnsi="Arial" w:cs="Arial"/>
+                <w:noProof/>
+                <w:webHidden/>
+              </w:rPr>
+              <w:fldChar w:fldCharType="end"/>
+            </w:r>
+          </w:hyperlink>
+        </w:p>
+        <w:p>
+          <w:pPr>
+            <w:pStyle w:val="TDC1"/>
+            <w:tabs>
+              <w:tab w:val="right" w:leader="dot" w:pos="8828"/>
+            </w:tabs>
+            <w:spacing w:line="480" w:lineRule="auto"/>
+            <w:ind w:firstLine="720"/>
+            <w:rPr>
+              <w:rFonts w:ascii="Arial" w:hAnsi="Arial" w:cs="Arial"/>
+              <w:noProof/>
+              <w:kern w:val="2"/>
+              <w14:ligatures w14:val="standardContextual"/>
+            </w:rPr>
+          </w:pPr>
+          <w:hyperlink w:anchor="_Toc242041078" w:history="1">
+            <w:r>
+              <w:rPr>
+                <w:rStyle w:val="Hipervnculo"/>
+                <w:rFonts w:ascii="Arial" w:hAnsi="Arial" w:cs="Arial"/>
+                <w:noProof/>
+              </w:rPr>
+              <w:t>TABLA 3. ENTIDADES PRINCIPALES DEL SISTEMA</w:t>
+            </w:r>
+            <w:r>
+              <w:rPr>
+                <w:rFonts w:ascii="Arial" w:hAnsi="Arial" w:cs="Arial"/>
+                <w:noProof/>
+                <w:webHidden/>
+              </w:rPr>
+              <w:tab/>
+            </w:r>
+            <w:r>
+              <w:rPr>
+                <w:rFonts w:ascii="Arial" w:hAnsi="Arial" w:cs="Arial"/>
+                <w:noProof/>
+                <w:webHidden/>
+              </w:rPr>
+              <w:fldChar w:fldCharType="begin"/>
+            </w:r>
+            <w:r>
+              <w:rPr>
+                <w:rFonts w:ascii="Arial" w:hAnsi="Arial" w:cs="Arial"/>
+                <w:noProof/>
+                <w:webHidden/>
+              </w:rPr>
+              <w:instrText xml:space="preserve"> PAGEREF _Toc242041078 \h </w:instrText>
+            </w:r>
+            <w:r>
+              <w:rPr>
+                <w:rFonts w:ascii="Arial" w:hAnsi="Arial" w:cs="Arial"/>
+                <w:noProof/>
+                <w:webHidden/>
+              </w:rPr>
+            </w:r>
+            <w:r>
+              <w:rPr>
+                <w:rFonts w:ascii="Arial" w:hAnsi="Arial" w:cs="Arial"/>
+                <w:noProof/>
+                <w:webHidden/>
+              </w:rPr>
+              <w:fldChar w:fldCharType="separate"/>
+            </w:r>
+            <w:r>
+              <w:rPr>
+                <w:rFonts w:ascii="Arial" w:hAnsi="Arial" w:cs="Arial"/>
+                <w:noProof/>
+                <w:webHidden/>
+              </w:rPr>
+              <w:t>16</w:t>
+            </w:r>
+            <w:r>
+              <w:rPr>
+                <w:rFonts w:ascii="Arial" w:hAnsi="Arial" w:cs="Arial"/>
+                <w:noProof/>
+                <w:webHidden/>
+              </w:rPr>
+              <w:fldChar w:fldCharType="end"/>
+            </w:r>
+          </w:hyperlink>
+        </w:p>
+        <w:p>
+          <w:pPr>
+            <w:pStyle w:val="TDC2"/>
+            <w:tabs>
+              <w:tab w:val="right" w:leader="dot" w:pos="8828"/>
+            </w:tabs>
+            <w:spacing w:line="480" w:lineRule="auto"/>
+            <w:ind w:firstLine="720"/>
+            <w:rPr>
+              <w:rFonts w:ascii="Arial" w:hAnsi="Arial" w:cs="Arial"/>
+              <w:noProof/>
+              <w:kern w:val="2"/>
+              <w14:ligatures w14:val="standardContextual"/>
+            </w:rPr>
+          </w:pPr>
+          <w:hyperlink w:anchor="_Toc242041079" w:history="1">
+            <w:r>
+              <w:rPr>
+                <w:rStyle w:val="Hipervnculo"/>
+                <w:rFonts w:ascii="Arial" w:hAnsi="Arial" w:cs="Arial"/>
+                <w:noProof/>
+              </w:rPr>
+              <w:t>TABLA USUARIO</w:t>
+            </w:r>
+            <w:r>
+              <w:rPr>
+                <w:rFonts w:ascii="Arial" w:hAnsi="Arial" w:cs="Arial"/>
+                <w:noProof/>
+                <w:webHidden/>
+              </w:rPr>
+              <w:tab/>
+            </w:r>
+            <w:r>
+              <w:rPr>
+                <w:rFonts w:ascii="Arial" w:hAnsi="Arial" w:cs="Arial"/>
+                <w:noProof/>
+                <w:webHidden/>
+              </w:rPr>
+              <w:fldChar w:fldCharType="begin"/>
+            </w:r>
+            <w:r>
+              <w:rPr>
+                <w:rFonts w:ascii="Arial" w:hAnsi="Arial" w:cs="Arial"/>
+                <w:noProof/>
+                <w:webHidden/>
+              </w:rPr>
+              <w:instrText xml:space="preserve"> PAGEREF _Toc242041079 \h </w:instrText>
+            </w:r>
+            <w:r>
+              <w:rPr>
+                <w:rFonts w:ascii="Arial" w:hAnsi="Arial" w:cs="Arial"/>
+                <w:noProof/>
+                <w:webHidden/>
+              </w:rPr>
+            </w:r>
+            <w:r>
+              <w:rPr>
+                <w:rFonts w:ascii="Arial" w:hAnsi="Arial" w:cs="Arial"/>
+                <w:noProof/>
+                <w:webHidden/>
+              </w:rPr>
+              <w:fldChar w:fldCharType="separate"/>
+            </w:r>
+            <w:r>
+              <w:rPr>
+                <w:rFonts w:ascii="Arial" w:hAnsi="Arial" w:cs="Arial"/>
+                <w:noProof/>
+                <w:webHidden/>
+              </w:rPr>
+              <w:t>16</w:t>
+            </w:r>
+            <w:r>
+              <w:rPr>
+                <w:rFonts w:ascii="Arial" w:hAnsi="Arial" w:cs="Arial"/>
+                <w:noProof/>
+                <w:webHidden/>
+              </w:rPr>
+              <w:fldChar w:fldCharType="end"/>
+            </w:r>
+          </w:hyperlink>
+        </w:p>
+        <w:p>
+          <w:pPr>
+            <w:pStyle w:val="TDC2"/>
+            <w:tabs>
+              <w:tab w:val="right" w:leader="dot" w:pos="8828"/>
+            </w:tabs>
+            <w:spacing w:line="480" w:lineRule="auto"/>
+            <w:ind w:firstLine="720"/>
+            <w:rPr>
+              <w:rFonts w:ascii="Arial" w:hAnsi="Arial" w:cs="Arial"/>
+              <w:noProof/>
+              <w:kern w:val="2"/>
+              <w14:ligatures w14:val="standardContextual"/>
+            </w:rPr>
+          </w:pPr>
+          <w:hyperlink w:anchor="_Toc242041080" w:history="1">
+            <w:r>
+              <w:rPr>
+                <w:rStyle w:val="Hipervnculo"/>
+                <w:rFonts w:ascii="Arial" w:hAnsi="Arial" w:cs="Arial"/>
+                <w:noProof/>
+              </w:rPr>
+              <w:t>TABLA 4. USUARIO</w:t>
+            </w:r>
+            <w:r>
+              <w:rPr>
+                <w:rFonts w:ascii="Arial" w:hAnsi="Arial" w:cs="Arial"/>
+                <w:noProof/>
+                <w:webHidden/>
+              </w:rPr>
+              <w:tab/>
+            </w:r>
+            <w:r>
+              <w:rPr>
+                <w:rFonts w:ascii="Arial" w:hAnsi="Arial" w:cs="Arial"/>
+                <w:noProof/>
+                <w:webHidden/>
+              </w:rPr>
+              <w:fldChar w:fldCharType="begin"/>
+            </w:r>
+            <w:r>
+              <w:rPr>
+                <w:rFonts w:ascii="Arial" w:hAnsi="Arial" w:cs="Arial"/>
+                <w:noProof/>
+                <w:webHidden/>
+              </w:rPr>
+              <w:instrText xml:space="preserve"> PAGEREF _Toc242041080 \h </w:instrText>
+            </w:r>
+            <w:r>
+              <w:rPr>
+                <w:rFonts w:ascii="Arial" w:hAnsi="Arial" w:cs="Arial"/>
+                <w:noProof/>
+                <w:webHidden/>
+              </w:rPr>
+            </w:r>
+            <w:r>
+              <w:rPr>
+                <w:rFonts w:ascii="Arial" w:hAnsi="Arial" w:cs="Arial"/>
+                <w:noProof/>
+                <w:webHidden/>
+              </w:rPr>
+              <w:fldChar w:fldCharType="separate"/>
+            </w:r>
+            <w:r>
+              <w:rPr>
+                <w:rFonts w:ascii="Arial" w:hAnsi="Arial" w:cs="Arial"/>
+                <w:noProof/>
+                <w:webHidden/>
+              </w:rPr>
+              <w:t>16</w:t>
+            </w:r>
+            <w:r>
+              <w:rPr>
+                <w:rFonts w:ascii="Arial" w:hAnsi="Arial" w:cs="Arial"/>
+                <w:noProof/>
+                <w:webHidden/>
+              </w:rPr>
+              <w:fldChar w:fldCharType="end"/>
+            </w:r>
+          </w:hyperlink>
+        </w:p>
+        <w:p>
+          <w:pPr>
+            <w:pStyle w:val="TDC1"/>
+            <w:tabs>
+              <w:tab w:val="right" w:leader="dot" w:pos="8828"/>
+            </w:tabs>
+            <w:spacing w:line="480" w:lineRule="auto"/>
+            <w:ind w:firstLine="720"/>
+            <w:rPr>
+              <w:rFonts w:ascii="Arial" w:hAnsi="Arial" w:cs="Arial"/>
+              <w:noProof/>
+              <w:kern w:val="2"/>
+              <w14:ligatures w14:val="standardContextual"/>
+            </w:rPr>
+          </w:pPr>
+          <w:hyperlink w:anchor="_Toc242041081" w:history="1">
+            <w:r>
+              <w:rPr>
+                <w:rStyle w:val="Hipervnculo"/>
+                <w:rFonts w:ascii="Arial" w:hAnsi="Arial" w:cs="Arial"/>
+                <w:noProof/>
+              </w:rPr>
+              <w:t>TABLA PERFIL ALIMENTARIO</w:t>
+            </w:r>
+            <w:r>
+              <w:rPr>
+                <w:rFonts w:ascii="Arial" w:hAnsi="Arial" w:cs="Arial"/>
+                <w:noProof/>
+                <w:webHidden/>
+              </w:rPr>
+              <w:tab/>
+            </w:r>
+            <w:r>
+              <w:rPr>
+                <w:rFonts w:ascii="Arial" w:hAnsi="Arial" w:cs="Arial"/>
+                <w:noProof/>
+                <w:webHidden/>
+              </w:rPr>
+              <w:fldChar w:fldCharType="begin"/>
+            </w:r>
+            <w:r>
+              <w:rPr>
+                <w:rFonts w:ascii="Arial" w:hAnsi="Arial" w:cs="Arial"/>
+                <w:noProof/>
+                <w:webHidden/>
+              </w:rPr>
+              <w:instrText xml:space="preserve"> PAGEREF _Toc242041081 \h </w:instrText>
+            </w:r>
+            <w:r>
+              <w:rPr>
+                <w:rFonts w:ascii="Arial" w:hAnsi="Arial" w:cs="Arial"/>
+                <w:noProof/>
+                <w:webHidden/>
+              </w:rPr>
+            </w:r>
+            <w:r>
+              <w:rPr>
+                <w:rFonts w:ascii="Arial" w:hAnsi="Arial" w:cs="Arial"/>
+                <w:noProof/>
+                <w:webHidden/>
+              </w:rPr>
+              <w:fldChar w:fldCharType="separate"/>
+            </w:r>
+            <w:r>
+              <w:rPr>
+                <w:rFonts w:ascii="Arial" w:hAnsi="Arial" w:cs="Arial"/>
+                <w:noProof/>
+                <w:webHidden/>
+              </w:rPr>
+              <w:t>17</w:t>
+            </w:r>
+            <w:r>
+              <w:rPr>
+                <w:rFonts w:ascii="Arial" w:hAnsi="Arial" w:cs="Arial"/>
+                <w:noProof/>
+                <w:webHidden/>
+              </w:rPr>
+              <w:fldChar w:fldCharType="end"/>
+            </w:r>
+          </w:hyperlink>
+        </w:p>
+        <w:p>
+          <w:pPr>
+            <w:pStyle w:val="TDC2"/>
+            <w:tabs>
+              <w:tab w:val="right" w:leader="dot" w:pos="8828"/>
+            </w:tabs>
+            <w:spacing w:line="480" w:lineRule="auto"/>
+            <w:ind w:firstLine="720"/>
+            <w:rPr>
+              <w:rFonts w:ascii="Arial" w:hAnsi="Arial" w:cs="Arial"/>
+              <w:noProof/>
+              <w:kern w:val="2"/>
+              <w14:ligatures w14:val="standardContextual"/>
+            </w:rPr>
+          </w:pPr>
+          <w:hyperlink w:anchor="_Toc242041082" w:history="1">
+            <w:r>
+              <w:rPr>
+                <w:rStyle w:val="Hipervnculo"/>
+                <w:rFonts w:ascii="Arial" w:hAnsi="Arial" w:cs="Arial"/>
+                <w:noProof/>
+              </w:rPr>
+              <w:t>TABLA 5. PERFIL ALIMENTARIO</w:t>
+            </w:r>
+            <w:r>
+              <w:rPr>
+                <w:rFonts w:ascii="Arial" w:hAnsi="Arial" w:cs="Arial"/>
+                <w:noProof/>
+                <w:webHidden/>
+              </w:rPr>
+              <w:tab/>
+            </w:r>
+            <w:r>
+              <w:rPr>
+                <w:rFonts w:ascii="Arial" w:hAnsi="Arial" w:cs="Arial"/>
+                <w:noProof/>
+                <w:webHidden/>
+              </w:rPr>
+              <w:fldChar w:fldCharType="begin"/>
+            </w:r>
+            <w:r>
+              <w:rPr>
+                <w:rFonts w:ascii="Arial" w:hAnsi="Arial" w:cs="Arial"/>
+                <w:noProof/>
+                <w:webHidden/>
+              </w:rPr>
+              <w:instrText xml:space="preserve"> PAGEREF _Toc242041082 \h </w:instrText>
+            </w:r>
+            <w:r>
+              <w:rPr>
+                <w:rFonts w:ascii="Arial" w:hAnsi="Arial" w:cs="Arial"/>
+                <w:noProof/>
+                <w:webHidden/>
+              </w:rPr>
+            </w:r>
+            <w:r>
+              <w:rPr>
+                <w:rFonts w:ascii="Arial" w:hAnsi="Arial" w:cs="Arial"/>
+                <w:noProof/>
+                <w:webHidden/>
+              </w:rPr>
+              <w:fldChar w:fldCharType="separate"/>
+            </w:r>
+            <w:r>
+              <w:rPr>
+                <w:rFonts w:ascii="Arial" w:hAnsi="Arial" w:cs="Arial"/>
+                <w:noProof/>
+                <w:webHidden/>
+              </w:rPr>
+              <w:t>17</w:t>
+            </w:r>
+            <w:r>
+              <w:rPr>
+                <w:rFonts w:ascii="Arial" w:hAnsi="Arial" w:cs="Arial"/>
+                <w:noProof/>
+                <w:webHidden/>
+              </w:rPr>
+              <w:fldChar w:fldCharType="end"/>
+            </w:r>
+          </w:hyperlink>
+        </w:p>
+        <w:p>
+          <w:pPr>
+            <w:pStyle w:val="TDC1"/>
+            <w:tabs>
+              <w:tab w:val="right" w:leader="dot" w:pos="8828"/>
+            </w:tabs>
+            <w:spacing w:line="480" w:lineRule="auto"/>
+            <w:ind w:firstLine="720"/>
+            <w:rPr>
+              <w:rFonts w:ascii="Arial" w:hAnsi="Arial" w:cs="Arial"/>
+              <w:noProof/>
+              <w:kern w:val="2"/>
+              <w14:ligatures w14:val="standardContextual"/>
+            </w:rPr>
+          </w:pPr>
+          <w:hyperlink w:anchor="_Toc242041083" w:history="1">
+            <w:r>
+              <w:rPr>
+                <w:rStyle w:val="Hipervnculo"/>
+                <w:rFonts w:ascii="Arial" w:hAnsi="Arial" w:cs="Arial"/>
+                <w:noProof/>
+              </w:rPr>
+              <w:t>TABLA ALIMENTO</w:t>
+            </w:r>
+            <w:r>
+              <w:rPr>
+                <w:rFonts w:ascii="Arial" w:hAnsi="Arial" w:cs="Arial"/>
+                <w:noProof/>
+                <w:webHidden/>
+              </w:rPr>
+              <w:tab/>
+            </w:r>
+            <w:r>
+              <w:rPr>
+                <w:rFonts w:ascii="Arial" w:hAnsi="Arial" w:cs="Arial"/>
+                <w:noProof/>
+                <w:webHidden/>
+              </w:rPr>
+              <w:fldChar w:fldCharType="begin"/>
+            </w:r>
+            <w:r>
+              <w:rPr>
+                <w:rFonts w:ascii="Arial" w:hAnsi="Arial" w:cs="Arial"/>
+                <w:noProof/>
+                <w:webHidden/>
+              </w:rPr>
+              <w:instrText xml:space="preserve"> PAGEREF _Toc242041083 \h </w:instrText>
+            </w:r>
+            <w:r>
+              <w:rPr>
+                <w:rFonts w:ascii="Arial" w:hAnsi="Arial" w:cs="Arial"/>
+                <w:noProof/>
+                <w:webHidden/>
+              </w:rPr>
+            </w:r>
+            <w:r>
+              <w:rPr>
+                <w:rFonts w:ascii="Arial" w:hAnsi="Arial" w:cs="Arial"/>
+                <w:noProof/>
+                <w:webHidden/>
+              </w:rPr>
+              <w:fldChar w:fldCharType="separate"/>
+            </w:r>
+            <w:r>
+              <w:rPr>
+                <w:rFonts w:ascii="Arial" w:hAnsi="Arial" w:cs="Arial"/>
+                <w:noProof/>
+                <w:webHidden/>
+              </w:rPr>
+              <w:t>18</w:t>
+            </w:r>
+            <w:r>
+              <w:rPr>
+                <w:rFonts w:ascii="Arial" w:hAnsi="Arial" w:cs="Arial"/>
+                <w:noProof/>
+                <w:webHidden/>
+              </w:rPr>
+              <w:fldChar w:fldCharType="end"/>
+            </w:r>
+          </w:hyperlink>
+        </w:p>
+        <w:p>
+          <w:pPr>
+            <w:pStyle w:val="TDC2"/>
+            <w:tabs>
+              <w:tab w:val="right" w:leader="dot" w:pos="8828"/>
+            </w:tabs>
+            <w:spacing w:line="480" w:lineRule="auto"/>
+            <w:ind w:firstLine="720"/>
+            <w:rPr>
+              <w:rFonts w:ascii="Arial" w:hAnsi="Arial" w:cs="Arial"/>
+              <w:noProof/>
+              <w:kern w:val="2"/>
+              <w14:ligatures w14:val="standardContextual"/>
+            </w:rPr>
+          </w:pPr>
+          <w:hyperlink w:anchor="_Toc242041084" w:history="1">
+            <w:r>
+              <w:rPr>
+                <w:rStyle w:val="Hipervnculo"/>
+                <w:rFonts w:ascii="Arial" w:hAnsi="Arial" w:cs="Arial"/>
+                <w:noProof/>
+              </w:rPr>
+              <w:t>TABLA 6. ALIMENTO</w:t>
+            </w:r>
+            <w:r>
+              <w:rPr>
+                <w:rFonts w:ascii="Arial" w:hAnsi="Arial" w:cs="Arial"/>
+                <w:noProof/>
+                <w:webHidden/>
+              </w:rPr>
+              <w:tab/>
+            </w:r>
+            <w:r>
+              <w:rPr>
+                <w:rFonts w:ascii="Arial" w:hAnsi="Arial" w:cs="Arial"/>
+                <w:noProof/>
+                <w:webHidden/>
+              </w:rPr>
+              <w:fldChar w:fldCharType="begin"/>
+            </w:r>
+            <w:r>
+              <w:rPr>
+                <w:rFonts w:ascii="Arial" w:hAnsi="Arial" w:cs="Arial"/>
+                <w:noProof/>
+                <w:webHidden/>
+              </w:rPr>
+              <w:instrText xml:space="preserve"> PAGEREF _Toc242041084 \h </w:instrText>
+            </w:r>
+            <w:r>
+              <w:rPr>
+                <w:rFonts w:ascii="Arial" w:hAnsi="Arial" w:cs="Arial"/>
+                <w:noProof/>
+                <w:webHidden/>
+              </w:rPr>
+            </w:r>
+            <w:r>
+              <w:rPr>
+                <w:rFonts w:ascii="Arial" w:hAnsi="Arial" w:cs="Arial"/>
+                <w:noProof/>
+                <w:webHidden/>
+              </w:rPr>
+              <w:fldChar w:fldCharType="separate"/>
+            </w:r>
+            <w:r>
+              <w:rPr>
+                <w:rFonts w:ascii="Arial" w:hAnsi="Arial" w:cs="Arial"/>
+                <w:noProof/>
+                <w:webHidden/>
+              </w:rPr>
+              <w:t>18</w:t>
+            </w:r>
+            <w:r>
+              <w:rPr>
+                <w:rFonts w:ascii="Arial" w:hAnsi="Arial" w:cs="Arial"/>
+                <w:noProof/>
+                <w:webHidden/>
+              </w:rPr>
+              <w:fldChar w:fldCharType="end"/>
+            </w:r>
+          </w:hyperlink>
+        </w:p>
+        <w:p>
+          <w:pPr>
+            <w:pStyle w:val="TDC1"/>
+            <w:tabs>
+              <w:tab w:val="right" w:leader="dot" w:pos="8828"/>
+            </w:tabs>
+            <w:spacing w:line="480" w:lineRule="auto"/>
+            <w:ind w:firstLine="720"/>
+            <w:rPr>
+              <w:rFonts w:ascii="Arial" w:hAnsi="Arial" w:cs="Arial"/>
+              <w:noProof/>
+              <w:kern w:val="2"/>
+              <w14:ligatures w14:val="standardContextual"/>
+            </w:rPr>
+          </w:pPr>
+          <w:hyperlink w:anchor="_Toc242041085" w:history="1">
+            <w:r>
+              <w:rPr>
+                <w:rStyle w:val="Hipervnculo"/>
+                <w:rFonts w:ascii="Arial" w:hAnsi="Arial" w:cs="Arial"/>
+                <w:noProof/>
+              </w:rPr>
+              <w:t>TABLA RECETA</w:t>
+            </w:r>
+            <w:r>
+              <w:rPr>
+                <w:rFonts w:ascii="Arial" w:hAnsi="Arial" w:cs="Arial"/>
+                <w:noProof/>
+                <w:webHidden/>
+              </w:rPr>
+              <w:tab/>
+            </w:r>
+            <w:r>
+              <w:rPr>
+                <w:rFonts w:ascii="Arial" w:hAnsi="Arial" w:cs="Arial"/>
+                <w:noProof/>
+                <w:webHidden/>
+              </w:rPr>
+              <w:fldChar w:fldCharType="begin"/>
+            </w:r>
+            <w:r>
+              <w:rPr>
+                <w:rFonts w:ascii="Arial" w:hAnsi="Arial" w:cs="Arial"/>
+                <w:noProof/>
+                <w:webHidden/>
+              </w:rPr>
+              <w:instrText xml:space="preserve"> PAGEREF _Toc242041085 \h </w:instrText>
+            </w:r>
+            <w:r>
+              <w:rPr>
+                <w:rFonts w:ascii="Arial" w:hAnsi="Arial" w:cs="Arial"/>
+                <w:noProof/>
+                <w:webHidden/>
+              </w:rPr>
+            </w:r>
+            <w:r>
+              <w:rPr>
+                <w:rFonts w:ascii="Arial" w:hAnsi="Arial" w:cs="Arial"/>
+                <w:noProof/>
+                <w:webHidden/>
+              </w:rPr>
+              <w:fldChar w:fldCharType="separate"/>
+            </w:r>
+            <w:r>
+              <w:rPr>
+                <w:rFonts w:ascii="Arial" w:hAnsi="Arial" w:cs="Arial"/>
+                <w:noProof/>
+                <w:webHidden/>
+              </w:rPr>
+              <w:t>19</w:t>
+            </w:r>
+            <w:r>
+              <w:rPr>
+                <w:rFonts w:ascii="Arial" w:hAnsi="Arial" w:cs="Arial"/>
+                <w:noProof/>
+                <w:webHidden/>
+              </w:rPr>
+              <w:fldChar w:fldCharType="end"/>
+            </w:r>
+          </w:hyperlink>
+        </w:p>
+        <w:p>
+          <w:pPr>
+            <w:pStyle w:val="TDC2"/>
+            <w:tabs>
+              <w:tab w:val="right" w:leader="dot" w:pos="8828"/>
+            </w:tabs>
+            <w:spacing w:line="480" w:lineRule="auto"/>
+            <w:ind w:firstLine="720"/>
+            <w:rPr>
+              <w:rFonts w:ascii="Arial" w:hAnsi="Arial" w:cs="Arial"/>
+              <w:noProof/>
+              <w:kern w:val="2"/>
+              <w14:ligatures w14:val="standardContextual"/>
+            </w:rPr>
+          </w:pPr>
+          <w:hyperlink w:anchor="_Toc242041086" w:history="1">
+            <w:r>
+              <w:rPr>
+                <w:rStyle w:val="Hipervnculo"/>
+                <w:rFonts w:ascii="Arial" w:hAnsi="Arial" w:cs="Arial"/>
+                <w:noProof/>
+              </w:rPr>
+              <w:t>TABLA 7. RECETA</w:t>
+            </w:r>
+            <w:r>
+              <w:rPr>
+                <w:rFonts w:ascii="Arial" w:hAnsi="Arial" w:cs="Arial"/>
+                <w:noProof/>
+                <w:webHidden/>
+              </w:rPr>
+              <w:tab/>
+            </w:r>
+            <w:r>
+              <w:rPr>
+                <w:rFonts w:ascii="Arial" w:hAnsi="Arial" w:cs="Arial"/>
+                <w:noProof/>
+                <w:webHidden/>
+              </w:rPr>
+              <w:fldChar w:fldCharType="begin"/>
+            </w:r>
+            <w:r>
+              <w:rPr>
+                <w:rFonts w:ascii="Arial" w:hAnsi="Arial" w:cs="Arial"/>
+                <w:noProof/>
+                <w:webHidden/>
+              </w:rPr>
+              <w:instrText xml:space="preserve"> PAGEREF _Toc242041086 \h </w:instrText>
+            </w:r>
+            <w:r>
+              <w:rPr>
+                <w:rFonts w:ascii="Arial" w:hAnsi="Arial" w:cs="Arial"/>
+                <w:noProof/>
+                <w:webHidden/>
+              </w:rPr>
+            </w:r>
+            <w:r>
+              <w:rPr>
+                <w:rFonts w:ascii="Arial" w:hAnsi="Arial" w:cs="Arial"/>
+                <w:noProof/>
+                <w:webHidden/>
+              </w:rPr>
+              <w:fldChar w:fldCharType="separate"/>
+            </w:r>
+            <w:r>
+              <w:rPr>
+                <w:rFonts w:ascii="Arial" w:hAnsi="Arial" w:cs="Arial"/>
+                <w:noProof/>
+                <w:webHidden/>
+              </w:rPr>
+              <w:t>20</w:t>
+            </w:r>
+            <w:r>
+              <w:rPr>
+                <w:rFonts w:ascii="Arial" w:hAnsi="Arial" w:cs="Arial"/>
+                <w:noProof/>
+                <w:webHidden/>
+              </w:rPr>
+              <w:fldChar w:fldCharType="end"/>
+            </w:r>
+          </w:hyperlink>
+        </w:p>
+        <w:p>
+          <w:pPr>
+            <w:pStyle w:val="TDC1"/>
+            <w:tabs>
+              <w:tab w:val="right" w:leader="dot" w:pos="8828"/>
+            </w:tabs>
+            <w:spacing w:line="480" w:lineRule="auto"/>
+            <w:ind w:firstLine="720"/>
+            <w:rPr>
+              <w:rFonts w:ascii="Arial" w:hAnsi="Arial" w:cs="Arial"/>
+              <w:noProof/>
+              <w:kern w:val="2"/>
+              <w14:ligatures w14:val="standardContextual"/>
+            </w:rPr>
+          </w:pPr>
+          <w:hyperlink w:anchor="_Toc242041087" w:history="1">
+            <w:r>
+              <w:rPr>
+                <w:rStyle w:val="Hipervnculo"/>
+                <w:rFonts w:ascii="Arial" w:hAnsi="Arial" w:cs="Arial"/>
+                <w:noProof/>
+              </w:rPr>
+              <w:t>TABLA RECETA INGREDIENTE</w:t>
+            </w:r>
+            <w:r>
+              <w:rPr>
+                <w:rFonts w:ascii="Arial" w:hAnsi="Arial" w:cs="Arial"/>
+                <w:noProof/>
+                <w:webHidden/>
+              </w:rPr>
+              <w:tab/>
+            </w:r>
+            <w:r>
+              <w:rPr>
+                <w:rFonts w:ascii="Arial" w:hAnsi="Arial" w:cs="Arial"/>
+                <w:noProof/>
+                <w:webHidden/>
+              </w:rPr>
+              <w:fldChar w:fldCharType="begin"/>
+            </w:r>
+            <w:r>
+              <w:rPr>
+                <w:rFonts w:ascii="Arial" w:hAnsi="Arial" w:cs="Arial"/>
+                <w:noProof/>
+                <w:webHidden/>
+              </w:rPr>
+              <w:instrText xml:space="preserve"> PAGEREF _Toc242041087 \h </w:instrText>
+            </w:r>
+            <w:r>
+              <w:rPr>
+                <w:rFonts w:ascii="Arial" w:hAnsi="Arial" w:cs="Arial"/>
+                <w:noProof/>
+                <w:webHidden/>
+              </w:rPr>
+            </w:r>
+            <w:r>
+              <w:rPr>
+                <w:rFonts w:ascii="Arial" w:hAnsi="Arial" w:cs="Arial"/>
+                <w:noProof/>
+                <w:webHidden/>
+              </w:rPr>
+              <w:fldChar w:fldCharType="separate"/>
+            </w:r>
+            <w:r>
+              <w:rPr>
+                <w:rFonts w:ascii="Arial" w:hAnsi="Arial" w:cs="Arial"/>
+                <w:noProof/>
+                <w:webHidden/>
+              </w:rPr>
+              <w:t>20</w:t>
+            </w:r>
+            <w:r>
+              <w:rPr>
+                <w:rFonts w:ascii="Arial" w:hAnsi="Arial" w:cs="Arial"/>
+                <w:noProof/>
+                <w:webHidden/>
+              </w:rPr>
+              <w:fldChar w:fldCharType="end"/>
+            </w:r>
+          </w:hyperlink>
+        </w:p>
+        <w:p>
+          <w:pPr>
+            <w:pStyle w:val="TDC2"/>
+            <w:tabs>
+              <w:tab w:val="right" w:leader="dot" w:pos="8828"/>
+            </w:tabs>
+            <w:spacing w:line="480" w:lineRule="auto"/>
+            <w:ind w:firstLine="720"/>
+            <w:rPr>
+              <w:rFonts w:ascii="Arial" w:hAnsi="Arial" w:cs="Arial"/>
+              <w:noProof/>
+              <w:kern w:val="2"/>
+              <w14:ligatures w14:val="standardContextual"/>
+            </w:rPr>
+          </w:pPr>
+          <w:hyperlink w:anchor="_Toc242041088" w:history="1">
+            <w:r>
+              <w:rPr>
+                <w:rStyle w:val="Hipervnculo"/>
+                <w:rFonts w:ascii="Arial" w:hAnsi="Arial" w:cs="Arial"/>
+                <w:noProof/>
+              </w:rPr>
+              <w:t>TABLA 8. RECETA INGREDIENTE</w:t>
+            </w:r>
+            <w:r>
+              <w:rPr>
+                <w:rFonts w:ascii="Arial" w:hAnsi="Arial" w:cs="Arial"/>
+                <w:noProof/>
+                <w:webHidden/>
+              </w:rPr>
+              <w:tab/>
+            </w:r>
+            <w:r>
+              <w:rPr>
+                <w:rFonts w:ascii="Arial" w:hAnsi="Arial" w:cs="Arial"/>
+                <w:noProof/>
+                <w:webHidden/>
+              </w:rPr>
+              <w:fldChar w:fldCharType="begin"/>
+            </w:r>
+            <w:r>
+              <w:rPr>
+                <w:rFonts w:ascii="Arial" w:hAnsi="Arial" w:cs="Arial"/>
+                <w:noProof/>
+                <w:webHidden/>
+              </w:rPr>
+              <w:instrText xml:space="preserve"> PAGEREF _Toc242041088 \h </w:instrText>
+            </w:r>
+            <w:r>
+              <w:rPr>
+                <w:rFonts w:ascii="Arial" w:hAnsi="Arial" w:cs="Arial"/>
+                <w:noProof/>
+                <w:webHidden/>
+              </w:rPr>
+            </w:r>
+            <w:r>
+              <w:rPr>
+                <w:rFonts w:ascii="Arial" w:hAnsi="Arial" w:cs="Arial"/>
+                <w:noProof/>
+                <w:webHidden/>
+              </w:rPr>
+              <w:fldChar w:fldCharType="separate"/>
+            </w:r>
+            <w:r>
+              <w:rPr>
+                <w:rFonts w:ascii="Arial" w:hAnsi="Arial" w:cs="Arial"/>
+                <w:noProof/>
+                <w:webHidden/>
+              </w:rPr>
+              <w:t>20</w:t>
+            </w:r>
+            <w:r>
+              <w:rPr>
+                <w:rFonts w:ascii="Arial" w:hAnsi="Arial" w:cs="Arial"/>
+                <w:noProof/>
+                <w:webHidden/>
+              </w:rPr>
+              <w:fldChar w:fldCharType="end"/>
+            </w:r>
+          </w:hyperlink>
+        </w:p>
+        <w:p>
+          <w:pPr>
+            <w:pStyle w:val="TDC1"/>
+            <w:tabs>
+              <w:tab w:val="right" w:leader="dot" w:pos="8828"/>
+            </w:tabs>
+            <w:spacing w:line="480" w:lineRule="auto"/>
+            <w:ind w:firstLine="720"/>
+            <w:rPr>
+              <w:rFonts w:ascii="Arial" w:hAnsi="Arial" w:cs="Arial"/>
+              <w:noProof/>
+              <w:kern w:val="2"/>
+              <w14:ligatures w14:val="standardContextual"/>
+            </w:rPr>
+          </w:pPr>
+          <w:hyperlink w:anchor="_Toc242041089" w:history="1">
+            <w:r>
+              <w:rPr>
+                <w:rStyle w:val="Hipervnculo"/>
+                <w:rFonts w:ascii="Arial" w:hAnsi="Arial" w:cs="Arial"/>
+                <w:noProof/>
+              </w:rPr>
+              <w:t>CÁLCULO DEL APORTE NUTRICIONAL</w:t>
+            </w:r>
+            <w:r>
+              <w:rPr>
+                <w:rFonts w:ascii="Arial" w:hAnsi="Arial" w:cs="Arial"/>
+                <w:noProof/>
+                <w:webHidden/>
+              </w:rPr>
+              <w:tab/>
+            </w:r>
+            <w:r>
+              <w:rPr>
+                <w:rFonts w:ascii="Arial" w:hAnsi="Arial" w:cs="Arial"/>
+                <w:noProof/>
+                <w:webHidden/>
+              </w:rPr>
+              <w:fldChar w:fldCharType="begin"/>
+            </w:r>
+            <w:r>
+              <w:rPr>
+                <w:rFonts w:ascii="Arial" w:hAnsi="Arial" w:cs="Arial"/>
+                <w:noProof/>
+                <w:webHidden/>
+              </w:rPr>
+              <w:instrText xml:space="preserve"> PAGEREF _Toc242041089 \h </w:instrText>
+            </w:r>
+            <w:r>
+              <w:rPr>
+                <w:rFonts w:ascii="Arial" w:hAnsi="Arial" w:cs="Arial"/>
+                <w:noProof/>
+                <w:webHidden/>
+              </w:rPr>
+            </w:r>
+            <w:r>
+              <w:rPr>
+                <w:rFonts w:ascii="Arial" w:hAnsi="Arial" w:cs="Arial"/>
+                <w:noProof/>
+                <w:webHidden/>
+              </w:rPr>
+              <w:fldChar w:fldCharType="separate"/>
+            </w:r>
+            <w:r>
+              <w:rPr>
+                <w:rFonts w:ascii="Arial" w:hAnsi="Arial" w:cs="Arial"/>
+                <w:noProof/>
+                <w:webHidden/>
+              </w:rPr>
+              <w:t>21</w:t>
+            </w:r>
+            <w:r>
+              <w:rPr>
+                <w:rFonts w:ascii="Arial" w:hAnsi="Arial" w:cs="Arial"/>
+                <w:noProof/>
+                <w:webHidden/>
+              </w:rPr>
+              <w:fldChar w:fldCharType="end"/>
+            </w:r>
+          </w:hyperlink>
+        </w:p>
+        <w:p>
+          <w:pPr>
+            <w:pStyle w:val="TDC2"/>
+            <w:tabs>
+              <w:tab w:val="right" w:leader="dot" w:pos="8828"/>
+            </w:tabs>
+            <w:spacing w:line="480" w:lineRule="auto"/>
+            <w:ind w:firstLine="720"/>
+            <w:rPr>
+              <w:rFonts w:ascii="Arial" w:hAnsi="Arial" w:cs="Arial"/>
+              <w:noProof/>
+              <w:kern w:val="2"/>
+              <w14:ligatures w14:val="standardContextual"/>
+            </w:rPr>
+          </w:pPr>
+          <w:hyperlink w:anchor="_Toc242041090" w:history="1">
+            <w:r>
+              <w:rPr>
+                <w:rStyle w:val="Hipervnculo"/>
+                <w:rFonts w:ascii="Arial" w:hAnsi="Arial" w:cs="Arial"/>
+                <w:noProof/>
+              </w:rPr>
+              <w:t>PERFIL ALIMENTARIO</w:t>
+            </w:r>
+            <w:r>
+              <w:rPr>
+                <w:rFonts w:ascii="Arial" w:hAnsi="Arial" w:cs="Arial"/>
+                <w:noProof/>
+                <w:webHidden/>
+              </w:rPr>
+              <w:tab/>
+            </w:r>
+            <w:r>
+              <w:rPr>
+                <w:rFonts w:ascii="Arial" w:hAnsi="Arial" w:cs="Arial"/>
+                <w:noProof/>
+                <w:webHidden/>
+              </w:rPr>
+              <w:fldChar w:fldCharType="begin"/>
+            </w:r>
+            <w:r>
+              <w:rPr>
+                <w:rFonts w:ascii="Arial" w:hAnsi="Arial" w:cs="Arial"/>
+                <w:noProof/>
+                <w:webHidden/>
+              </w:rPr>
+              <w:instrText xml:space="preserve"> PAGEREF _Toc242041090 \h </w:instrText>
+            </w:r>
+            <w:r>
+              <w:rPr>
+                <w:rFonts w:ascii="Arial" w:hAnsi="Arial" w:cs="Arial"/>
+                <w:noProof/>
+                <w:webHidden/>
+              </w:rPr>
+            </w:r>
+            <w:r>
+              <w:rPr>
+                <w:rFonts w:ascii="Arial" w:hAnsi="Arial" w:cs="Arial"/>
+                <w:noProof/>
+                <w:webHidden/>
+              </w:rPr>
+              <w:fldChar w:fldCharType="separate"/>
+            </w:r>
+            <w:r>
+              <w:rPr>
+                <w:rFonts w:ascii="Arial" w:hAnsi="Arial" w:cs="Arial"/>
+                <w:noProof/>
+                <w:webHidden/>
+              </w:rPr>
+              <w:t>22</w:t>
+            </w:r>
+            <w:r>
+              <w:rPr>
+                <w:rFonts w:ascii="Arial" w:hAnsi="Arial" w:cs="Arial"/>
+                <w:noProof/>
+                <w:webHidden/>
+              </w:rPr>
+              <w:fldChar w:fldCharType="end"/>
+            </w:r>
+          </w:hyperlink>
+        </w:p>
+        <w:p>
+          <w:pPr>
+            <w:pStyle w:val="TDC2"/>
+            <w:tabs>
+              <w:tab w:val="right" w:leader="dot" w:pos="8828"/>
+            </w:tabs>
+            <w:spacing w:line="480" w:lineRule="auto"/>
+            <w:ind w:firstLine="720"/>
+            <w:rPr>
+              <w:rFonts w:ascii="Arial" w:hAnsi="Arial" w:cs="Arial"/>
+              <w:noProof/>
+              <w:kern w:val="2"/>
+              <w14:ligatures w14:val="standardContextual"/>
+            </w:rPr>
+          </w:pPr>
+          <w:hyperlink w:anchor="_Toc242041091" w:history="1">
+            <w:r>
+              <w:rPr>
+                <w:rStyle w:val="Hipervnculo"/>
+                <w:rFonts w:ascii="Arial" w:hAnsi="Arial" w:cs="Arial"/>
+                <w:noProof/>
+              </w:rPr>
+              <w:t>SEMÁFORO DE APORTES</w:t>
+            </w:r>
+            <w:r>
+              <w:rPr>
+                <w:rFonts w:ascii="Arial" w:hAnsi="Arial" w:cs="Arial"/>
+                <w:noProof/>
+                <w:webHidden/>
+              </w:rPr>
+              <w:tab/>
+            </w:r>
+            <w:r>
+              <w:rPr>
+                <w:rFonts w:ascii="Arial" w:hAnsi="Arial" w:cs="Arial"/>
+                <w:noProof/>
+                <w:webHidden/>
+              </w:rPr>
+              <w:fldChar w:fldCharType="begin"/>
+            </w:r>
+            <w:r>
+              <w:rPr>
+                <w:rFonts w:ascii="Arial" w:hAnsi="Arial" w:cs="Arial"/>
+                <w:noProof/>
+                <w:webHidden/>
+              </w:rPr>
+              <w:instrText xml:space="preserve"> PAGEREF _Toc242041091 \h </w:instrText>
+            </w:r>
+            <w:r>
+              <w:rPr>
+                <w:rFonts w:ascii="Arial" w:hAnsi="Arial" w:cs="Arial"/>
+                <w:noProof/>
+                <w:webHidden/>
+              </w:rPr>
+            </w:r>
+            <w:r>
+              <w:rPr>
+                <w:rFonts w:ascii="Arial" w:hAnsi="Arial" w:cs="Arial"/>
+                <w:noProof/>
+                <w:webHidden/>
+              </w:rPr>
+              <w:fldChar w:fldCharType="separate"/>
+            </w:r>
+            <w:r>
+              <w:rPr>
+                <w:rFonts w:ascii="Arial" w:hAnsi="Arial" w:cs="Arial"/>
+                <w:noProof/>
+                <w:webHidden/>
+              </w:rPr>
+              <w:t>22</w:t>
+            </w:r>
+            <w:r>
+              <w:rPr>
+                <w:rFonts w:ascii="Arial" w:hAnsi="Arial" w:cs="Arial"/>
+                <w:noProof/>
+                <w:webHidden/>
+              </w:rPr>
+              <w:fldChar w:fldCharType="end"/>
+            </w:r>
+          </w:hyperlink>
+        </w:p>
+        <w:p>
+          <w:pPr>
+            <w:pStyle w:val="TDC2"/>
+            <w:tabs>
+              <w:tab w:val="right" w:leader="dot" w:pos="8828"/>
+            </w:tabs>
+            <w:spacing w:line="480" w:lineRule="auto"/>
+            <w:ind w:firstLine="720"/>
+            <w:rPr>
+              <w:rFonts w:ascii="Arial" w:hAnsi="Arial" w:cs="Arial"/>
+              <w:noProof/>
+              <w:kern w:val="2"/>
+              <w14:ligatures w14:val="standardContextual"/>
+            </w:rPr>
+          </w:pPr>
+          <w:hyperlink w:anchor="_Toc242041092" w:history="1">
+            <w:r>
+              <w:rPr>
+                <w:rStyle w:val="Hipervnculo"/>
+                <w:rFonts w:ascii="Arial" w:hAnsi="Arial" w:cs="Arial"/>
+                <w:noProof/>
+              </w:rPr>
+              <w:t>FLUJO DE FUNCIONAMIENTO</w:t>
+            </w:r>
+            <w:r>
+              <w:rPr>
+                <w:rFonts w:ascii="Arial" w:hAnsi="Arial" w:cs="Arial"/>
+                <w:noProof/>
+                <w:webHidden/>
+              </w:rPr>
+              <w:tab/>
+            </w:r>
+            <w:r>
+              <w:rPr>
+                <w:rFonts w:ascii="Arial" w:hAnsi="Arial" w:cs="Arial"/>
+                <w:noProof/>
+                <w:webHidden/>
+              </w:rPr>
+              <w:fldChar w:fldCharType="begin"/>
+            </w:r>
+            <w:r>
+              <w:rPr>
+                <w:rFonts w:ascii="Arial" w:hAnsi="Arial" w:cs="Arial"/>
+                <w:noProof/>
+                <w:webHidden/>
+              </w:rPr>
+              <w:instrText xml:space="preserve"> PAGEREF _Toc242041092 \h </w:instrText>
+            </w:r>
+            <w:r>
+              <w:rPr>
+                <w:rFonts w:ascii="Arial" w:hAnsi="Arial" w:cs="Arial"/>
+                <w:noProof/>
+                <w:webHidden/>
+              </w:rPr>
+            </w:r>
+            <w:r>
+              <w:rPr>
+                <w:rFonts w:ascii="Arial" w:hAnsi="Arial" w:cs="Arial"/>
+                <w:noProof/>
+                <w:webHidden/>
+              </w:rPr>
+              <w:fldChar w:fldCharType="separate"/>
+            </w:r>
+            <w:r>
+              <w:rPr>
+                <w:rFonts w:ascii="Arial" w:hAnsi="Arial" w:cs="Arial"/>
+                <w:noProof/>
+                <w:webHidden/>
+              </w:rPr>
+              <w:t>23</w:t>
+            </w:r>
+            <w:r>
+              <w:rPr>
+                <w:rFonts w:ascii="Arial" w:hAnsi="Arial" w:cs="Arial"/>
+                <w:noProof/>
+                <w:webHidden/>
+              </w:rPr>
+              <w:fldChar w:fldCharType="end"/>
+            </w:r>
+          </w:hyperlink>
+        </w:p>
+        <w:p>
+          <w:pPr>
+            <w:pStyle w:val="TDC1"/>
+            <w:tabs>
+              <w:tab w:val="right" w:leader="dot" w:pos="8828"/>
+            </w:tabs>
+            <w:spacing w:line="480" w:lineRule="auto"/>
+            <w:ind w:firstLine="720"/>
+            <w:rPr>
+              <w:rFonts w:ascii="Arial" w:hAnsi="Arial" w:cs="Arial"/>
+              <w:noProof/>
+              <w:kern w:val="2"/>
+              <w14:ligatures w14:val="standardContextual"/>
+            </w:rPr>
+          </w:pPr>
+          <w:hyperlink w:anchor="_Toc242041093" w:history="1">
+            <w:r>
+              <w:rPr>
+                <w:rStyle w:val="Hipervnculo"/>
+                <w:rFonts w:ascii="Arial" w:hAnsi="Arial" w:cs="Arial"/>
+                <w:noProof/>
+              </w:rPr>
+              <w:t>ILUSTRACIÓN 1. PROPUESTA DE VISUALIZACIÓN DE INFORMACIÓN NUTRICIONAL Y PERFIL ALIMENTARIO</w:t>
+            </w:r>
+            <w:r>
+              <w:rPr>
+                <w:rFonts w:ascii="Arial" w:hAnsi="Arial" w:cs="Arial"/>
+                <w:noProof/>
+                <w:webHidden/>
+              </w:rPr>
+              <w:tab/>
+            </w:r>
+            <w:r>
+              <w:rPr>
+                <w:rFonts w:ascii="Arial" w:hAnsi="Arial" w:cs="Arial"/>
+                <w:noProof/>
+                <w:webHidden/>
+              </w:rPr>
+              <w:fldChar w:fldCharType="begin"/>
+            </w:r>
+            <w:r>
+              <w:rPr>
+                <w:rFonts w:ascii="Arial" w:hAnsi="Arial" w:cs="Arial"/>
+                <w:noProof/>
+                <w:webHidden/>
+              </w:rPr>
+              <w:instrText xml:space="preserve"> PAGEREF _Toc242041093 \h </w:instrText>
+            </w:r>
+            <w:r>
+              <w:rPr>
+                <w:rFonts w:ascii="Arial" w:hAnsi="Arial" w:cs="Arial"/>
+                <w:noProof/>
+                <w:webHidden/>
+              </w:rPr>
+            </w:r>
+            <w:r>
+              <w:rPr>
+                <w:rFonts w:ascii="Arial" w:hAnsi="Arial" w:cs="Arial"/>
+                <w:noProof/>
+                <w:webHidden/>
+              </w:rPr>
+              <w:fldChar w:fldCharType="separate"/>
+            </w:r>
+            <w:r>
+              <w:rPr>
+                <w:rFonts w:ascii="Arial" w:hAnsi="Arial" w:cs="Arial"/>
+                <w:noProof/>
+                <w:webHidden/>
+              </w:rPr>
+              <w:t>24</w:t>
+            </w:r>
+            <w:r>
+              <w:rPr>
+                <w:rFonts w:ascii="Arial" w:hAnsi="Arial" w:cs="Arial"/>
+                <w:noProof/>
+                <w:webHidden/>
+              </w:rPr>
+              <w:fldChar w:fldCharType="end"/>
+            </w:r>
+          </w:hyperlink>
+        </w:p>
+        <w:p>
+          <w:pPr>
+            <w:pStyle w:val="TDC1"/>
+            <w:tabs>
+              <w:tab w:val="right" w:leader="dot" w:pos="8828"/>
+            </w:tabs>
+            <w:spacing w:line="480" w:lineRule="auto"/>
+            <w:ind w:firstLine="720"/>
+            <w:rPr>
+              <w:rFonts w:ascii="Arial" w:hAnsi="Arial" w:cs="Arial"/>
+              <w:noProof/>
+              <w:kern w:val="2"/>
+              <w14:ligatures w14:val="standardContextual"/>
+            </w:rPr>
+          </w:pPr>
+          <w:hyperlink w:anchor="_Toc242041094" w:history="1">
+            <w:r>
+              <w:rPr>
+                <w:rStyle w:val="Hipervnculo"/>
+                <w:rFonts w:ascii="Arial" w:hAnsi="Arial" w:cs="Arial"/>
+                <w:noProof/>
+              </w:rPr>
+              <w:t>CASOS DE USO</w:t>
+            </w:r>
+            <w:r>
+              <w:rPr>
+                <w:rFonts w:ascii="Arial" w:hAnsi="Arial" w:cs="Arial"/>
+                <w:noProof/>
+                <w:webHidden/>
+              </w:rPr>
+              <w:tab/>
+            </w:r>
+            <w:r>
+              <w:rPr>
+                <w:rFonts w:ascii="Arial" w:hAnsi="Arial" w:cs="Arial"/>
+                <w:noProof/>
+                <w:webHidden/>
+              </w:rPr>
+              <w:fldChar w:fldCharType="begin"/>
+            </w:r>
+            <w:r>
+              <w:rPr>
+                <w:rFonts w:ascii="Arial" w:hAnsi="Arial" w:cs="Arial"/>
+                <w:noProof/>
+                <w:webHidden/>
+              </w:rPr>
+              <w:instrText xml:space="preserve"> PAGEREF _Toc242041094 \h </w:instrText>
+            </w:r>
+            <w:r>
+              <w:rPr>
+                <w:rFonts w:ascii="Arial" w:hAnsi="Arial" w:cs="Arial"/>
+                <w:noProof/>
+                <w:webHidden/>
+              </w:rPr>
+            </w:r>
+            <w:r>
+              <w:rPr>
+                <w:rFonts w:ascii="Arial" w:hAnsi="Arial" w:cs="Arial"/>
+                <w:noProof/>
+                <w:webHidden/>
+              </w:rPr>
+              <w:fldChar w:fldCharType="separate"/>
+            </w:r>
+            <w:r>
+              <w:rPr>
+                <w:rFonts w:ascii="Arial" w:hAnsi="Arial" w:cs="Arial"/>
+                <w:noProof/>
+                <w:webHidden/>
+              </w:rPr>
+              <w:t>25</w:t>
+            </w:r>
+            <w:r>
+              <w:rPr>
+                <w:rFonts w:ascii="Arial" w:hAnsi="Arial" w:cs="Arial"/>
+                <w:noProof/>
+                <w:webHidden/>
+              </w:rPr>
+              <w:fldChar w:fldCharType="end"/>
+            </w:r>
+          </w:hyperlink>
+        </w:p>
+        <w:p>
+          <w:pPr>
+            <w:pStyle w:val="TDC1"/>
+            <w:tabs>
+              <w:tab w:val="right" w:leader="dot" w:pos="8828"/>
+            </w:tabs>
+            <w:spacing w:line="480" w:lineRule="auto"/>
+            <w:ind w:firstLine="720"/>
+            <w:rPr>
+              <w:rFonts w:ascii="Arial" w:hAnsi="Arial" w:cs="Arial"/>
+              <w:noProof/>
+              <w:kern w:val="2"/>
+              <w14:ligatures w14:val="standardContextual"/>
+            </w:rPr>
+          </w:pPr>
+          <w:hyperlink w:anchor="_Toc242041095" w:history="1">
+            <w:r>
+              <w:rPr>
+                <w:rStyle w:val="Hipervnculo"/>
+                <w:rFonts w:ascii="Arial" w:hAnsi="Arial" w:cs="Arial"/>
+                <w:noProof/>
+              </w:rPr>
+              <w:t>DISEÑO DE LA FUNCIONALIDAD</w:t>
+            </w:r>
+            <w:r>
+              <w:rPr>
+                <w:rFonts w:ascii="Arial" w:hAnsi="Arial" w:cs="Arial"/>
+                <w:noProof/>
+                <w:webHidden/>
+              </w:rPr>
+              <w:tab/>
+            </w:r>
+            <w:r>
+              <w:rPr>
+                <w:rFonts w:ascii="Arial" w:hAnsi="Arial" w:cs="Arial"/>
+                <w:noProof/>
+                <w:webHidden/>
+              </w:rPr>
+              <w:fldChar w:fldCharType="begin"/>
+            </w:r>
+            <w:r>
+              <w:rPr>
+                <w:rFonts w:ascii="Arial" w:hAnsi="Arial" w:cs="Arial"/>
+                <w:noProof/>
+                <w:webHidden/>
+              </w:rPr>
+              <w:instrText xml:space="preserve"> PAGEREF _Toc242041095 \h </w:instrText>
+            </w:r>
+            <w:r>
+              <w:rPr>
+                <w:rFonts w:ascii="Arial" w:hAnsi="Arial" w:cs="Arial"/>
+                <w:noProof/>
+                <w:webHidden/>
+              </w:rPr>
+            </w:r>
+            <w:r>
+              <w:rPr>
+                <w:rFonts w:ascii="Arial" w:hAnsi="Arial" w:cs="Arial"/>
+                <w:noProof/>
+                <w:webHidden/>
+              </w:rPr>
+              <w:fldChar w:fldCharType="separate"/>
+            </w:r>
+            <w:r>
+              <w:rPr>
+                <w:rFonts w:ascii="Arial" w:hAnsi="Arial" w:cs="Arial"/>
+                <w:noProof/>
+                <w:webHidden/>
+              </w:rPr>
+              <w:t>28</w:t>
+            </w:r>
+            <w:r>
+              <w:rPr>
+                <w:rFonts w:ascii="Arial" w:hAnsi="Arial" w:cs="Arial"/>
+                <w:noProof/>
+                <w:webHidden/>
+              </w:rPr>
+              <w:fldChar w:fldCharType="end"/>
+            </w:r>
+          </w:hyperlink>
+        </w:p>
+        <w:p>
+          <w:pPr>
+            <w:pStyle w:val="TDC1"/>
+            <w:tabs>
+              <w:tab w:val="right" w:leader="dot" w:pos="8828"/>
+            </w:tabs>
+            <w:spacing w:line="480" w:lineRule="auto"/>
+            <w:ind w:firstLine="720"/>
+            <w:rPr>
+              <w:rFonts w:ascii="Arial" w:hAnsi="Arial" w:cs="Arial"/>
+              <w:noProof/>
+              <w:kern w:val="2"/>
+              <w14:ligatures w14:val="standardContextual"/>
+            </w:rPr>
+          </w:pPr>
+          <w:hyperlink w:anchor="_Toc242041096" w:history="1">
+            <w:r>
+              <w:rPr>
+                <w:rStyle w:val="Hipervnculo"/>
+                <w:rFonts w:ascii="Arial" w:hAnsi="Arial" w:cs="Arial"/>
+                <w:noProof/>
+              </w:rPr>
+              <w:t>TRAZABILIDAD ENTRE REQUISITOS Y FUNCIONALIDADES</w:t>
+            </w:r>
+            <w:r>
+              <w:rPr>
+                <w:rFonts w:ascii="Arial" w:hAnsi="Arial" w:cs="Arial"/>
+                <w:noProof/>
+                <w:webHidden/>
+              </w:rPr>
+              <w:tab/>
+            </w:r>
+            <w:r>
+              <w:rPr>
+                <w:rFonts w:ascii="Arial" w:hAnsi="Arial" w:cs="Arial"/>
+                <w:noProof/>
+                <w:webHidden/>
+              </w:rPr>
+              <w:fldChar w:fldCharType="begin"/>
+            </w:r>
+            <w:r>
+              <w:rPr>
+                <w:rFonts w:ascii="Arial" w:hAnsi="Arial" w:cs="Arial"/>
+                <w:noProof/>
+                <w:webHidden/>
+              </w:rPr>
+              <w:instrText xml:space="preserve"> PAGEREF _Toc242041096 \h </w:instrText>
+            </w:r>
+            <w:r>
+              <w:rPr>
+                <w:rFonts w:ascii="Arial" w:hAnsi="Arial" w:cs="Arial"/>
+                <w:noProof/>
+                <w:webHidden/>
+              </w:rPr>
+            </w:r>
+            <w:r>
+              <w:rPr>
+                <w:rFonts w:ascii="Arial" w:hAnsi="Arial" w:cs="Arial"/>
+                <w:noProof/>
+                <w:webHidden/>
+              </w:rPr>
+              <w:fldChar w:fldCharType="separate"/>
+            </w:r>
+            <w:r>
+              <w:rPr>
+                <w:rFonts w:ascii="Arial" w:hAnsi="Arial" w:cs="Arial"/>
+                <w:noProof/>
+                <w:webHidden/>
+              </w:rPr>
+              <w:t>29</w:t>
+            </w:r>
+            <w:r>
+              <w:rPr>
+                <w:rFonts w:ascii="Arial" w:hAnsi="Arial" w:cs="Arial"/>
+                <w:noProof/>
+                <w:webHidden/>
+              </w:rPr>
+              <w:fldChar w:fldCharType="end"/>
+            </w:r>
+          </w:hyperlink>
+        </w:p>
+        <w:p>
+          <w:pPr>
+            <w:pStyle w:val="TDC1"/>
+            <w:tabs>
+              <w:tab w:val="right" w:leader="dot" w:pos="8828"/>
+            </w:tabs>
+            <w:spacing w:line="480" w:lineRule="auto"/>
+            <w:ind w:firstLine="720"/>
+            <w:rPr>
+              <w:rFonts w:ascii="Arial" w:hAnsi="Arial" w:cs="Arial"/>
+              <w:noProof/>
+              <w:kern w:val="2"/>
+              <w14:ligatures w14:val="standardContextual"/>
+            </w:rPr>
+          </w:pPr>
+          <w:hyperlink w:anchor="_Toc242041097" w:history="1">
+            <w:r>
+              <w:rPr>
+                <w:rStyle w:val="Hipervnculo"/>
+                <w:rFonts w:ascii="Arial" w:hAnsi="Arial" w:cs="Arial"/>
+                <w:noProof/>
+              </w:rPr>
+              <w:t>REGLAS GENERALES DEL MÓDULO</w:t>
+            </w:r>
+            <w:r>
+              <w:rPr>
+                <w:rFonts w:ascii="Arial" w:hAnsi="Arial" w:cs="Arial"/>
+                <w:noProof/>
+                <w:webHidden/>
+              </w:rPr>
+              <w:tab/>
+            </w:r>
+            <w:r>
+              <w:rPr>
+                <w:rFonts w:ascii="Arial" w:hAnsi="Arial" w:cs="Arial"/>
+                <w:noProof/>
+                <w:webHidden/>
+              </w:rPr>
+              <w:fldChar w:fldCharType="begin"/>
+            </w:r>
+            <w:r>
+              <w:rPr>
+                <w:rFonts w:ascii="Arial" w:hAnsi="Arial" w:cs="Arial"/>
+                <w:noProof/>
+                <w:webHidden/>
+              </w:rPr>
+              <w:instrText xml:space="preserve"> PAGEREF _Toc242041097 \h </w:instrText>
+            </w:r>
+            <w:r>
+              <w:rPr>
+                <w:rFonts w:ascii="Arial" w:hAnsi="Arial" w:cs="Arial"/>
+                <w:noProof/>
+                <w:webHidden/>
+              </w:rPr>
+            </w:r>
+            <w:r>
+              <w:rPr>
+                <w:rFonts w:ascii="Arial" w:hAnsi="Arial" w:cs="Arial"/>
+                <w:noProof/>
+                <w:webHidden/>
+              </w:rPr>
+              <w:fldChar w:fldCharType="separate"/>
+            </w:r>
+            <w:r>
+              <w:rPr>
+                <w:rFonts w:ascii="Arial" w:hAnsi="Arial" w:cs="Arial"/>
+                <w:noProof/>
+                <w:webHidden/>
+              </w:rPr>
+              <w:t>30</w:t>
+            </w:r>
+            <w:r>
+              <w:rPr>
+                <w:rFonts w:ascii="Arial" w:hAnsi="Arial" w:cs="Arial"/>
+                <w:noProof/>
+                <w:webHidden/>
+              </w:rPr>
+              <w:fldChar w:fldCharType="end"/>
+            </w:r>
+          </w:hyperlink>
+        </w:p>
+        <w:p>
+          <w:pPr>
+            <w:pStyle w:val="TDC1"/>
+            <w:tabs>
+              <w:tab w:val="right" w:leader="dot" w:pos="8828"/>
+            </w:tabs>
+            <w:spacing w:line="480" w:lineRule="auto"/>
+            <w:ind w:firstLine="720"/>
+            <w:rPr>
+              <w:rFonts w:ascii="Arial" w:hAnsi="Arial" w:cs="Arial"/>
+              <w:noProof/>
+              <w:kern w:val="2"/>
+              <w14:ligatures w14:val="standardContextual"/>
+            </w:rPr>
+          </w:pPr>
+          <w:hyperlink w:anchor="_Toc242041098" w:history="1">
+            <w:r>
+              <w:rPr>
+                <w:rStyle w:val="Hipervnculo"/>
+                <w:rFonts w:ascii="Arial" w:hAnsi="Arial" w:cs="Arial"/>
+                <w:noProof/>
+              </w:rPr>
+              <w:t>LIMITACIONES</w:t>
+            </w:r>
+            <w:r>
+              <w:rPr>
+                <w:rFonts w:ascii="Arial" w:hAnsi="Arial" w:cs="Arial"/>
+                <w:noProof/>
+                <w:webHidden/>
+              </w:rPr>
+              <w:tab/>
+            </w:r>
+            <w:r>
+              <w:rPr>
+                <w:rFonts w:ascii="Arial" w:hAnsi="Arial" w:cs="Arial"/>
+                <w:noProof/>
+                <w:webHidden/>
+              </w:rPr>
+              <w:fldChar w:fldCharType="begin"/>
+            </w:r>
+            <w:r>
+              <w:rPr>
+                <w:rFonts w:ascii="Arial" w:hAnsi="Arial" w:cs="Arial"/>
+                <w:noProof/>
+                <w:webHidden/>
+              </w:rPr>
+              <w:instrText xml:space="preserve"> PAGEREF _Toc242041098 \h </w:instrText>
+            </w:r>
+            <w:r>
+              <w:rPr>
+                <w:rFonts w:ascii="Arial" w:hAnsi="Arial" w:cs="Arial"/>
+                <w:noProof/>
+                <w:webHidden/>
+              </w:rPr>
+            </w:r>
+            <w:r>
+              <w:rPr>
+                <w:rFonts w:ascii="Arial" w:hAnsi="Arial" w:cs="Arial"/>
+                <w:noProof/>
+                <w:webHidden/>
+              </w:rPr>
+              <w:fldChar w:fldCharType="separate"/>
+            </w:r>
+            <w:r>
+              <w:rPr>
+                <w:rFonts w:ascii="Arial" w:hAnsi="Arial" w:cs="Arial"/>
+                <w:noProof/>
+                <w:webHidden/>
+              </w:rPr>
+              <w:t>30</w:t>
+            </w:r>
+            <w:r>
+              <w:rPr>
+                <w:rFonts w:ascii="Arial" w:hAnsi="Arial" w:cs="Arial"/>
+                <w:noProof/>
+                <w:webHidden/>
+              </w:rPr>
+              <w:fldChar w:fldCharType="end"/>
+            </w:r>
+          </w:hyperlink>
+        </w:p>
+        <w:p>
+          <w:pPr>
+            <w:pStyle w:val="TDC1"/>
+            <w:tabs>
+              <w:tab w:val="right" w:leader="dot" w:pos="8828"/>
+            </w:tabs>
+            <w:spacing w:line="480" w:lineRule="auto"/>
+            <w:ind w:firstLine="720"/>
+            <w:rPr>
+              <w:rFonts w:ascii="Arial" w:hAnsi="Arial" w:cs="Arial"/>
+              <w:noProof/>
+              <w:kern w:val="2"/>
+              <w14:ligatures w14:val="standardContextual"/>
+            </w:rPr>
+          </w:pPr>
+          <w:hyperlink w:anchor="_Toc242041099" w:history="1">
+            <w:r>
+              <w:rPr>
+                <w:rStyle w:val="Hipervnculo"/>
+                <w:rFonts w:ascii="Arial" w:hAnsi="Arial" w:cs="Arial"/>
+                <w:noProof/>
+              </w:rPr>
+              <w:t>SEGURIDAD Y PRIVACIDAD</w:t>
+            </w:r>
+            <w:r>
+              <w:rPr>
+                <w:rFonts w:ascii="Arial" w:hAnsi="Arial" w:cs="Arial"/>
+                <w:noProof/>
+                <w:webHidden/>
+              </w:rPr>
+              <w:tab/>
+            </w:r>
+            <w:r>
+              <w:rPr>
+                <w:rFonts w:ascii="Arial" w:hAnsi="Arial" w:cs="Arial"/>
+                <w:noProof/>
+                <w:webHidden/>
+              </w:rPr>
+              <w:fldChar w:fldCharType="begin"/>
+            </w:r>
+            <w:r>
+              <w:rPr>
+                <w:rFonts w:ascii="Arial" w:hAnsi="Arial" w:cs="Arial"/>
+                <w:noProof/>
+                <w:webHidden/>
+              </w:rPr>
+              <w:instrText xml:space="preserve"> PAGEREF _Toc242041099 \h </w:instrText>
+            </w:r>
+            <w:r>
+              <w:rPr>
+                <w:rFonts w:ascii="Arial" w:hAnsi="Arial" w:cs="Arial"/>
+                <w:noProof/>
+                <w:webHidden/>
+              </w:rPr>
+            </w:r>
+            <w:r>
+              <w:rPr>
+                <w:rFonts w:ascii="Arial" w:hAnsi="Arial" w:cs="Arial"/>
+                <w:noProof/>
+                <w:webHidden/>
+              </w:rPr>
+              <w:fldChar w:fldCharType="separate"/>
+            </w:r>
+            <w:r>
+              <w:rPr>
+                <w:rFonts w:ascii="Arial" w:hAnsi="Arial" w:cs="Arial"/>
+                <w:noProof/>
+                <w:webHidden/>
+              </w:rPr>
+              <w:t>31</w:t>
+            </w:r>
+            <w:r>
+              <w:rPr>
+                <w:rFonts w:ascii="Arial" w:hAnsi="Arial" w:cs="Arial"/>
+                <w:noProof/>
+                <w:webHidden/>
+              </w:rPr>
+              <w:fldChar w:fldCharType="end"/>
+            </w:r>
+          </w:hyperlink>
+        </w:p>
+        <w:p>
+          <w:pPr>
+            <w:pStyle w:val="TDC1"/>
+            <w:tabs>
+              <w:tab w:val="right" w:leader="dot" w:pos="8828"/>
+            </w:tabs>
+            <w:spacing w:line="480" w:lineRule="auto"/>
+            <w:ind w:firstLine="720"/>
+            <w:rPr>
+              <w:rFonts w:ascii="Arial" w:hAnsi="Arial" w:cs="Arial"/>
+              <w:noProof/>
+              <w:kern w:val="2"/>
+              <w14:ligatures w14:val="standardContextual"/>
+            </w:rPr>
+          </w:pPr>
+          <w:hyperlink w:anchor="_Toc242041100" w:history="1">
+            <w:r>
+              <w:rPr>
+                <w:rStyle w:val="Hipervnculo"/>
+                <w:rFonts w:ascii="Arial" w:hAnsi="Arial" w:cs="Arial"/>
+                <w:noProof/>
+              </w:rPr>
+              <w:t>CONCLUSIONES</w:t>
+            </w:r>
+            <w:r>
+              <w:rPr>
+                <w:rFonts w:ascii="Arial" w:hAnsi="Arial" w:cs="Arial"/>
+                <w:noProof/>
+                <w:webHidden/>
+              </w:rPr>
+              <w:tab/>
+            </w:r>
+            <w:r>
+              <w:rPr>
+                <w:rFonts w:ascii="Arial" w:hAnsi="Arial" w:cs="Arial"/>
+                <w:noProof/>
+                <w:webHidden/>
+              </w:rPr>
+              <w:fldChar w:fldCharType="begin"/>
+            </w:r>
+            <w:r>
+              <w:rPr>
+                <w:rFonts w:ascii="Arial" w:hAnsi="Arial" w:cs="Arial"/>
+                <w:noProof/>
+                <w:webHidden/>
+              </w:rPr>
+              <w:instrText xml:space="preserve"> PAGEREF _Toc242041100 \h </w:instrText>
+            </w:r>
+            <w:r>
+              <w:rPr>
+                <w:rFonts w:ascii="Arial" w:hAnsi="Arial" w:cs="Arial"/>
+                <w:noProof/>
+                <w:webHidden/>
+              </w:rPr>
+            </w:r>
+            <w:r>
+              <w:rPr>
+                <w:rFonts w:ascii="Arial" w:hAnsi="Arial" w:cs="Arial"/>
+                <w:noProof/>
+                <w:webHidden/>
+              </w:rPr>
+              <w:fldChar w:fldCharType="separate"/>
+            </w:r>
+            <w:r>
+              <w:rPr>
+                <w:rFonts w:ascii="Arial" w:hAnsi="Arial" w:cs="Arial"/>
+                <w:noProof/>
+                <w:webHidden/>
+              </w:rPr>
+              <w:t>31</w:t>
+            </w:r>
+            <w:r>
+              <w:rPr>
+                <w:rFonts w:ascii="Arial" w:hAnsi="Arial" w:cs="Arial"/>
+                <w:noProof/>
+                <w:webHidden/>
+              </w:rPr>
+              <w:fldChar w:fldCharType="end"/>
+            </w:r>
+          </w:hyperlink>
+        </w:p>
+        <w:p>
+          <w:pPr>
+            <w:spacing w:before="100" w:beforeAutospacing="1" w:after="100" w:afterAutospacing="1" w:line="240" w:lineRule="auto"/>
+            <w:jc w:val="center"/>
+            <w:rPr>
+              <w:rFonts w:ascii="Times New Roman" w:eastAsia="Times New Roman" w:hAnsi="Times New Roman" w:cs="Times New Roman"/>
+              <w:kern w:val="0"/>
+              <w:sz w:val="24"/>
+              <w:szCs w:val="24"/>
+              <w:lang w:eastAsia="es-CO"/>
+              <w14:ligatures w14:val="none"/>
+            </w:rPr>
+          </w:pPr>
+          <w:r>
+            <w:rPr>
+              <w:rFonts w:ascii="Arial" w:hAnsi="Arial" w:cs="Arial"/>
+              <w:lang w:val="es-ES"/>
+            </w:rPr>
+            <w:fldChar w:fldCharType="end"/>
+          </w:r>
+        </w:p>
+      </w:sdtContent>
+    </w:sdt>
     <w:p>
       <w:pPr>
         <w:spacing w:before="100" w:beforeAutospacing="1" w:after="100" w:afterAutospacing="1" w:line="240" w:lineRule="auto"/>
@@ -967,6 +4622,7 @@
           <w:lang w:eastAsia="es-CO"/>
           <w14:ligatures w14:val="none"/>
         </w:rPr>
+        <w:lastRenderedPageBreak/>
         <w:t>Implementación de una interfaz que permita al usuario interactuar con las funcionalidades principales del sistema.</w:t>
       </w:r>
     </w:p>
@@ -1048,7 +4704,6 @@
           <w:lang w:eastAsia="es-CO"/>
           <w14:ligatures w14:val="none"/>
         </w:rPr>
-        <w:lastRenderedPageBreak/>
         <w:t>El sistema no reemplazará la valoración o consulta realizada por un nutricionista profesional.</w:t>
       </w:r>
     </w:p>
@@ -1247,6 +4902,1361 @@
         </w:rPr>
         <w:t>Las recomendaciones generadas por el sistema tendrán un carácter informativo y general, por lo que no sustituirán la orientación de un profesional de la salud.</w:t>
       </w:r>
+    </w:p>
+    <w:p>
+      <w:pPr>
+        <w:spacing w:before="100" w:beforeAutospacing="1" w:after="100" w:afterAutospacing="1" w:line="240" w:lineRule="auto"/>
+        <w:rPr>
+          <w:rFonts w:ascii="Arial" w:eastAsia="Times New Roman" w:hAnsi="Arial" w:cs="Arial"/>
+          <w:kern w:val="0"/>
+          <w:sz w:val="24"/>
+          <w:szCs w:val="24"/>
+          <w:lang w:eastAsia="es-CO"/>
+          <w14:ligatures w14:val="none"/>
+        </w:rPr>
+      </w:pPr>
+    </w:p>
+    <w:p>
+      <w:pPr>
+        <w:spacing w:before="100" w:beforeAutospacing="1" w:after="100" w:afterAutospacing="1" w:line="240" w:lineRule="auto"/>
+        <w:rPr>
+          <w:rFonts w:ascii="Arial" w:eastAsia="Times New Roman" w:hAnsi="Arial" w:cs="Arial"/>
+          <w:kern w:val="0"/>
+          <w:sz w:val="24"/>
+          <w:szCs w:val="24"/>
+          <w:lang w:eastAsia="es-CO"/>
+          <w14:ligatures w14:val="none"/>
+        </w:rPr>
+      </w:pPr>
+    </w:p>
+    <w:p>
+      <w:pPr>
+        <w:spacing w:before="100" w:beforeAutospacing="1" w:after="100" w:afterAutospacing="1" w:line="240" w:lineRule="auto"/>
+        <w:rPr>
+          <w:rFonts w:ascii="Arial" w:eastAsia="Times New Roman" w:hAnsi="Arial" w:cs="Arial"/>
+          <w:kern w:val="0"/>
+          <w:sz w:val="24"/>
+          <w:szCs w:val="24"/>
+          <w:lang w:eastAsia="es-CO"/>
+          <w14:ligatures w14:val="none"/>
+        </w:rPr>
+      </w:pPr>
+    </w:p>
+    <w:p>
+      <w:pPr>
+        <w:spacing w:before="100" w:beforeAutospacing="1" w:after="100" w:afterAutospacing="1" w:line="240" w:lineRule="auto"/>
+        <w:rPr>
+          <w:rFonts w:ascii="Arial" w:eastAsia="Times New Roman" w:hAnsi="Arial" w:cs="Arial"/>
+          <w:kern w:val="0"/>
+          <w:sz w:val="24"/>
+          <w:szCs w:val="24"/>
+          <w:lang w:eastAsia="es-CO"/>
+          <w14:ligatures w14:val="none"/>
+        </w:rPr>
+      </w:pPr>
+    </w:p>
+    <w:p>
+      <w:pPr>
+        <w:spacing w:after="100" w:afterAutospacing="1" w:line="240" w:lineRule="auto"/>
+        <w:ind w:left="720"/>
+        <w:rPr>
+          <w:rFonts w:ascii="Arial" w:eastAsia="Times New Roman" w:hAnsi="Arial" w:cs="Arial"/>
+          <w:kern w:val="0"/>
+          <w:sz w:val="24"/>
+          <w:szCs w:val="24"/>
+          <w:lang w:eastAsia="es-CO"/>
+          <w14:ligatures w14:val="none"/>
+        </w:rPr>
+      </w:pPr>
+      <w:r>
+        <w:rPr>
+          <w:rFonts w:ascii="Arial" w:eastAsia="Times New Roman" w:hAnsi="Arial" w:cs="Arial"/>
+          <w:kern w:val="0"/>
+          <w:sz w:val="24"/>
+          <w:szCs w:val="24"/>
+          <w:lang w:eastAsia="es-CO"/>
+          <w14:ligatures w14:val="none"/>
+        </w:rPr>
+        <w:t>Diagrama de Clases</w:t>
+      </w:r>
+    </w:p>
+    <w:p>
+      <w:pPr>
+        <w:spacing w:after="100" w:afterAutospacing="1" w:line="240" w:lineRule="auto"/>
+        <w:ind w:left="720"/>
+        <w:rPr>
+          <w:rFonts w:ascii="Arial" w:eastAsia="Times New Roman" w:hAnsi="Arial" w:cs="Arial"/>
+          <w:kern w:val="0"/>
+          <w:sz w:val="24"/>
+          <w:szCs w:val="24"/>
+          <w:lang w:eastAsia="es-CO"/>
+          <w14:ligatures w14:val="none"/>
+        </w:rPr>
+      </w:pPr>
+      <w:r>
+        <w:rPr>
+          <w:rFonts w:ascii="Arial" w:eastAsia="Times New Roman" w:hAnsi="Arial" w:cs="Arial"/>
+          <w:kern w:val="0"/>
+          <w:sz w:val="24"/>
+          <w:szCs w:val="24"/>
+          <w:lang w:eastAsia="es-CO"/>
+          <w14:ligatures w14:val="none"/>
+        </w:rPr>
+        <w:t>Ilustración 1 - Diagrama de Clases</w:t>
+      </w:r>
+    </w:p>
+    <w:p>
+      <w:pPr>
+        <w:spacing w:after="100" w:afterAutospacing="1" w:line="240" w:lineRule="auto"/>
+        <w:rPr>
+          <w:rFonts w:ascii="Arial" w:eastAsia="Times New Roman" w:hAnsi="Arial" w:cs="Arial"/>
+          <w:kern w:val="0"/>
+          <w:sz w:val="24"/>
+          <w:szCs w:val="24"/>
+          <w:lang w:eastAsia="es-CO"/>
+          <w14:ligatures w14:val="none"/>
+        </w:rPr>
+      </w:pPr>
+      <w:r>
+        <w:rPr>
+          <w:noProof/>
+        </w:rPr>
+        <w:lastRenderedPageBreak/>
+        <w:drawing>
+          <wp:anchor distT="0" distB="0" distL="0" distR="0" simplePos="0" relativeHeight="251658240" behindDoc="0" locked="0" layoutInCell="0" allowOverlap="1" wp14:anchorId="1B45A7AB" wp14:editId="0C68B9AF">
+            <wp:simplePos x="0" y="0"/>
+            <wp:positionH relativeFrom="column">
+              <wp:align>center</wp:align>
+            </wp:positionH>
+            <wp:positionV relativeFrom="paragraph">
+              <wp:posOffset>635</wp:posOffset>
+            </wp:positionV>
+            <wp:extent cx="5383530" cy="2566035"/>
+            <wp:effectExtent l="0" t="0" r="7620" b="5715"/>
+            <wp:wrapSquare wrapText="largest"/>
+            <wp:docPr id="1234304178" name="Imagen 6"/>
+            <wp:cNvGraphicFramePr>
+              <a:graphicFrameLocks xmlns:a="http://schemas.openxmlformats.org/drawingml/2006/main" noChangeAspect="1"/>
+            </wp:cNvGraphicFramePr>
+            <a:graphic xmlns:a="http://schemas.openxmlformats.org/drawingml/2006/main">
+              <a:graphicData uri="http://schemas.openxmlformats.org/drawingml/2006/picture">
+                <pic:pic xmlns:pic="http://schemas.openxmlformats.org/drawingml/2006/picture">
+                  <pic:nvPicPr>
+                    <pic:cNvPr id="0" name="Image1"/>
+                    <pic:cNvPicPr>
+                      <a:picLocks noChangeAspect="1" noChangeArrowheads="1"/>
+                    </pic:cNvPicPr>
+                  </pic:nvPicPr>
+                  <pic:blipFill>
+                    <a:blip r:embed="rId5">
+                      <a:extLst>
+                        <a:ext uri="{28A0092B-C50C-407E-A947-70E740481C1C}">
+                          <a14:useLocalDpi xmlns:a14="http://schemas.microsoft.com/office/drawing/2010/main" val="0"/>
+                        </a:ext>
+                      </a:extLst>
+                    </a:blip>
+                    <a:srcRect/>
+                    <a:stretch>
+                      <a:fillRect/>
+                    </a:stretch>
+                  </pic:blipFill>
+                  <pic:spPr bwMode="auto">
+                    <a:xfrm>
+                      <a:off x="0" y="0"/>
+                      <a:ext cx="5383530" cy="2566035"/>
+                    </a:xfrm>
+                    <a:prstGeom prst="rect">
+                      <a:avLst/>
+                    </a:prstGeom>
+                    <a:noFill/>
+                  </pic:spPr>
+                </pic:pic>
+              </a:graphicData>
+            </a:graphic>
+            <wp14:sizeRelH relativeFrom="page">
+              <wp14:pctWidth>0</wp14:pctWidth>
+            </wp14:sizeRelH>
+            <wp14:sizeRelV relativeFrom="page">
+              <wp14:pctHeight>0</wp14:pctHeight>
+            </wp14:sizeRelV>
+          </wp:anchor>
+        </w:drawing>
+      </w:r>
+      <w:r>
+        <w:rPr>
+          <w:rFonts w:ascii="Arial" w:eastAsia="Times New Roman" w:hAnsi="Arial" w:cs="Arial"/>
+          <w:kern w:val="0"/>
+          <w:sz w:val="24"/>
+          <w:szCs w:val="24"/>
+          <w:lang w:eastAsia="es-CO"/>
+          <w14:ligatures w14:val="none"/>
+        </w:rPr>
+        <w:t xml:space="preserve">                          </w:t>
+      </w:r>
+    </w:p>
+    <w:p>
+      <w:pPr>
+        <w:spacing w:after="100" w:afterAutospacing="1" w:line="240" w:lineRule="auto"/>
+        <w:rPr>
+          <w:rFonts w:ascii="Arial" w:eastAsia="Times New Roman" w:hAnsi="Arial" w:cs="Arial"/>
+          <w:kern w:val="0"/>
+          <w:sz w:val="24"/>
+          <w:szCs w:val="24"/>
+          <w:lang w:eastAsia="es-CO"/>
+          <w14:ligatures w14:val="none"/>
+        </w:rPr>
+      </w:pPr>
+    </w:p>
+    <w:p>
+      <w:pPr>
+        <w:spacing w:after="100" w:afterAutospacing="1" w:line="240" w:lineRule="auto"/>
+        <w:rPr>
+          <w:rFonts w:ascii="Arial" w:eastAsia="Times New Roman" w:hAnsi="Arial" w:cs="Arial"/>
+          <w:kern w:val="0"/>
+          <w:sz w:val="24"/>
+          <w:szCs w:val="24"/>
+          <w:lang w:eastAsia="es-CO"/>
+          <w14:ligatures w14:val="none"/>
+        </w:rPr>
+      </w:pPr>
+    </w:p>
+    <w:p>
+      <w:pPr>
+        <w:spacing w:after="100" w:afterAutospacing="1" w:line="240" w:lineRule="auto"/>
+        <w:rPr>
+          <w:rFonts w:ascii="Arial" w:eastAsia="Times New Roman" w:hAnsi="Arial" w:cs="Arial"/>
+          <w:kern w:val="0"/>
+          <w:sz w:val="24"/>
+          <w:szCs w:val="24"/>
+          <w:lang w:eastAsia="es-CO"/>
+          <w14:ligatures w14:val="none"/>
+        </w:rPr>
+      </w:pPr>
+      <w:r>
+        <w:rPr>
+          <w:kern w:val="0"/>
+          <w14:ligatures w14:val="none"/>
+        </w:rPr>
+        <w:br w:type="page"/>
+      </w:r>
+    </w:p>
+    <w:p>
+      <w:pPr>
+        <w:spacing w:after="100" w:afterAutospacing="1" w:line="240" w:lineRule="auto"/>
+        <w:rPr>
+          <w:rFonts w:ascii="Arial" w:eastAsia="Times New Roman" w:hAnsi="Arial" w:cs="Arial"/>
+          <w:kern w:val="0"/>
+          <w:sz w:val="24"/>
+          <w:szCs w:val="24"/>
+          <w:lang w:eastAsia="es-CO"/>
+          <w14:ligatures w14:val="none"/>
+        </w:rPr>
+      </w:pPr>
+      <w:r>
+        <w:rPr>
+          <w:rFonts w:ascii="Arial" w:eastAsia="Times New Roman" w:hAnsi="Arial" w:cs="Arial"/>
+          <w:kern w:val="0"/>
+          <w:sz w:val="24"/>
+          <w:szCs w:val="24"/>
+          <w:lang w:eastAsia="es-CO"/>
+          <w14:ligatures w14:val="none"/>
+        </w:rPr>
+        <w:lastRenderedPageBreak/>
+        <w:t>Diagrama Modelo Relacional</w:t>
+      </w:r>
+    </w:p>
+    <w:p>
+      <w:pPr>
+        <w:spacing w:after="100" w:afterAutospacing="1" w:line="240" w:lineRule="auto"/>
+        <w:rPr>
+          <w:rFonts w:ascii="Arial" w:eastAsia="Times New Roman" w:hAnsi="Arial" w:cs="Arial"/>
+          <w:kern w:val="0"/>
+          <w:sz w:val="24"/>
+          <w:szCs w:val="24"/>
+          <w:lang w:eastAsia="es-CO"/>
+          <w14:ligatures w14:val="none"/>
+        </w:rPr>
+      </w:pPr>
+      <w:r>
+        <w:rPr>
+          <w:rFonts w:ascii="Arial" w:eastAsia="Times New Roman" w:hAnsi="Arial" w:cs="Arial"/>
+          <w:kern w:val="0"/>
+          <w:sz w:val="24"/>
+          <w:szCs w:val="24"/>
+          <w:lang w:eastAsia="es-CO"/>
+          <w14:ligatures w14:val="none"/>
+        </w:rPr>
+        <w:t>Ilustración 2 - Diagrama Modelo Relacional</w:t>
+      </w:r>
+    </w:p>
+    <w:p>
+      <w:pPr>
+        <w:spacing w:after="100" w:afterAutospacing="1" w:line="240" w:lineRule="auto"/>
+        <w:rPr>
+          <w:rFonts w:ascii="Arial" w:eastAsia="Times New Roman" w:hAnsi="Arial" w:cs="Arial"/>
+          <w:kern w:val="0"/>
+          <w:sz w:val="24"/>
+          <w:szCs w:val="24"/>
+          <w:lang w:eastAsia="es-CO"/>
+          <w14:ligatures w14:val="none"/>
+        </w:rPr>
+      </w:pPr>
+      <w:r>
+        <w:rPr>
+          <w:noProof/>
+        </w:rPr>
+        <w:drawing>
+          <wp:anchor distT="0" distB="0" distL="0" distR="0" simplePos="0" relativeHeight="251658240" behindDoc="0" locked="0" layoutInCell="0" allowOverlap="1" wp14:anchorId="5A3E07BD" wp14:editId="508686FF">
+            <wp:simplePos x="0" y="0"/>
+            <wp:positionH relativeFrom="column">
+              <wp:align>center</wp:align>
+            </wp:positionH>
+            <wp:positionV relativeFrom="paragraph">
+              <wp:posOffset>635</wp:posOffset>
+            </wp:positionV>
+            <wp:extent cx="5612130" cy="3131185"/>
+            <wp:effectExtent l="0" t="0" r="7620" b="0"/>
+            <wp:wrapSquare wrapText="largest"/>
+            <wp:docPr id="1211937264" name="Imagen 5" descr="Interfaz de usuario gráfica, Aplicación, Tabla&#10;&#10;Descripción generada automáticamente"/>
+            <wp:cNvGraphicFramePr>
+              <a:graphicFrameLocks xmlns:a="http://schemas.openxmlformats.org/drawingml/2006/main" noChangeAspect="1"/>
+            </wp:cNvGraphicFramePr>
+            <a:graphic xmlns:a="http://schemas.openxmlformats.org/drawingml/2006/main">
+              <a:graphicData uri="http://schemas.openxmlformats.org/drawingml/2006/picture">
+                <pic:pic xmlns:pic="http://schemas.openxmlformats.org/drawingml/2006/picture">
+                  <pic:nvPicPr>
+                    <pic:cNvPr id="1211937264" name="Imagen 5" descr="Interfaz de usuario gráfica, Aplicación, Tabla&#10;&#10;Descripción generada automáticamente"/>
+                    <pic:cNvPicPr>
+                      <a:picLocks noChangeAspect="1" noChangeArrowheads="1"/>
+                    </pic:cNvPicPr>
+                  </pic:nvPicPr>
+                  <pic:blipFill>
+                    <a:blip r:embed="rId6" cstate="print">
+                      <a:extLst>
+                        <a:ext uri="{28A0092B-C50C-407E-A947-70E740481C1C}">
+                          <a14:useLocalDpi xmlns:a14="http://schemas.microsoft.com/office/drawing/2010/main" val="0"/>
+                        </a:ext>
+                      </a:extLst>
+                    </a:blip>
+                    <a:srcRect/>
+                    <a:stretch>
+                      <a:fillRect/>
+                    </a:stretch>
+                  </pic:blipFill>
+                  <pic:spPr bwMode="auto">
+                    <a:xfrm>
+                      <a:off x="0" y="0"/>
+                      <a:ext cx="5612130" cy="3131185"/>
+                    </a:xfrm>
+                    <a:prstGeom prst="rect">
+                      <a:avLst/>
+                    </a:prstGeom>
+                    <a:noFill/>
+                  </pic:spPr>
+                </pic:pic>
+              </a:graphicData>
+            </a:graphic>
+            <wp14:sizeRelH relativeFrom="page">
+              <wp14:pctWidth>0</wp14:pctWidth>
+            </wp14:sizeRelH>
+            <wp14:sizeRelV relativeFrom="page">
+              <wp14:pctHeight>0</wp14:pctHeight>
+            </wp14:sizeRelV>
+          </wp:anchor>
+        </w:drawing>
+      </w:r>
+    </w:p>
+    <w:p>
+      <w:pPr>
+        <w:pStyle w:val="Ttulo1"/>
+        <w:spacing w:line="480" w:lineRule="auto"/>
+        <w:ind w:firstLine="720"/>
+        <w:rPr>
+          <w:rFonts w:ascii="Arial" w:hAnsi="Arial" w:cs="Arial"/>
+          <w:sz w:val="22"/>
+          <w:szCs w:val="22"/>
+        </w:rPr>
+      </w:pPr>
+      <w:bookmarkStart w:id="2" w:name="_Toc242041066"/>
+      <w:r>
+        <w:rPr>
+          <w:rFonts w:ascii="Arial" w:hAnsi="Arial" w:cs="Arial"/>
+          <w:sz w:val="22"/>
+          <w:szCs w:val="22"/>
+        </w:rPr>
+        <w:t>STACK TECNOLÓGICO</w:t>
+      </w:r>
+      <w:bookmarkEnd w:id="2"/>
+    </w:p>
+    <w:p>
+      <w:pPr>
+        <w:spacing w:line="480" w:lineRule="auto"/>
+        <w:ind w:firstLine="720"/>
+        <w:rPr>
+          <w:rFonts w:ascii="Arial" w:hAnsi="Arial" w:cs="Arial"/>
+        </w:rPr>
+      </w:pPr>
+      <w:r>
+        <w:rPr>
+          <w:rFonts w:ascii="Arial" w:hAnsi="Arial" w:cs="Arial"/>
+        </w:rPr>
+        <w:t>El proyecto se desarrollará utilizando diferentes tecnologías para construir la interfaz, la lógica del sistema y el almacenamiento de la información.</w:t>
+      </w:r>
+    </w:p>
+    <w:p>
+      <w:pPr>
+        <w:spacing w:line="480" w:lineRule="auto"/>
+        <w:ind w:firstLine="720"/>
+        <w:rPr>
+          <w:rFonts w:ascii="Arial" w:hAnsi="Arial" w:cs="Arial"/>
+        </w:rPr>
+      </w:pPr>
+      <w:r>
+        <w:rPr>
+          <w:rFonts w:ascii="Arial" w:hAnsi="Arial" w:cs="Arial"/>
+        </w:rPr>
+        <w:t>Para la primera etapa del proyecto se utilizarán HTML, CSS y JavaScript, con el objetivo de desarrollar una primera versión funcional de la interfaz y validar el funcionamiento de las principales características del módulo.</w:t>
+      </w:r>
+    </w:p>
+    <w:p>
+      <w:pPr>
+        <w:spacing w:line="480" w:lineRule="auto"/>
+        <w:ind w:firstLine="720"/>
+        <w:rPr>
+          <w:rFonts w:ascii="Arial" w:hAnsi="Arial" w:cs="Arial"/>
+        </w:rPr>
+      </w:pPr>
+      <w:r>
+        <w:rPr>
+          <w:rFonts w:ascii="Arial" w:hAnsi="Arial" w:cs="Arial"/>
+        </w:rPr>
+        <w:t xml:space="preserve">Posteriormente, la interfaz será migrada a </w:t>
+      </w:r>
+      <w:proofErr w:type="spellStart"/>
+      <w:r>
+        <w:rPr>
+          <w:rFonts w:ascii="Arial" w:hAnsi="Arial" w:cs="Arial"/>
+        </w:rPr>
+        <w:t>React</w:t>
+      </w:r>
+      <w:proofErr w:type="spellEnd"/>
+      <w:r>
+        <w:rPr>
+          <w:rFonts w:ascii="Arial" w:hAnsi="Arial" w:cs="Arial"/>
+        </w:rPr>
+        <w:t>, con el propósito de mejorar la organización del código y facilitar el desarrollo de una aplicación más estructurada y dinámica.</w:t>
+      </w:r>
+    </w:p>
+    <w:p>
+      <w:pPr>
+        <w:spacing w:line="480" w:lineRule="auto"/>
+        <w:ind w:firstLine="720"/>
+        <w:rPr>
+          <w:rFonts w:ascii="Arial" w:hAnsi="Arial" w:cs="Arial"/>
+        </w:rPr>
+      </w:pPr>
+      <w:r>
+        <w:rPr>
+          <w:rFonts w:ascii="Arial" w:hAnsi="Arial" w:cs="Arial"/>
+        </w:rPr>
+        <w:lastRenderedPageBreak/>
+        <w:t xml:space="preserve">Para la parte del servidor se utilizará Spring </w:t>
+      </w:r>
+      <w:proofErr w:type="spellStart"/>
+      <w:r>
+        <w:rPr>
+          <w:rFonts w:ascii="Arial" w:hAnsi="Arial" w:cs="Arial"/>
+        </w:rPr>
+        <w:t>Boot</w:t>
+      </w:r>
+      <w:proofErr w:type="spellEnd"/>
+      <w:r>
+        <w:rPr>
+          <w:rFonts w:ascii="Arial" w:hAnsi="Arial" w:cs="Arial"/>
+        </w:rPr>
+        <w:t>, que permitirá desarrollar la lógica del sistema, procesar las solicitudes realizadas desde la interfaz, realizar los cálculos nutricionales y gestionar la comunicación con la base de datos.</w:t>
+      </w:r>
+    </w:p>
+    <w:p>
+      <w:pPr>
+        <w:spacing w:line="480" w:lineRule="auto"/>
+        <w:ind w:firstLine="720"/>
+        <w:rPr>
+          <w:rFonts w:ascii="Arial" w:hAnsi="Arial" w:cs="Arial"/>
+        </w:rPr>
+      </w:pPr>
+      <w:r>
+        <w:rPr>
+          <w:rFonts w:ascii="Arial" w:hAnsi="Arial" w:cs="Arial"/>
+        </w:rPr>
+        <w:t>Para el almacenamiento de la información se utilizará PostgreSQL, un sistema de gestión de bases de datos relacional que permitirá almacenar los usuarios, perfiles alimentarios, alimentos, recetas y los ingredientes asociados a cada receta.</w:t>
+      </w:r>
+    </w:p>
+    <w:p>
+      <w:pPr>
+        <w:spacing w:line="480" w:lineRule="auto"/>
+        <w:ind w:firstLine="720"/>
+        <w:rPr>
+          <w:rFonts w:ascii="Arial" w:hAnsi="Arial" w:cs="Arial"/>
+        </w:rPr>
+      </w:pPr>
+      <w:r>
+        <w:rPr>
+          <w:rFonts w:ascii="Arial" w:hAnsi="Arial" w:cs="Arial"/>
+        </w:rPr>
+        <w:t xml:space="preserve">El </w:t>
+      </w:r>
+      <w:proofErr w:type="spellStart"/>
+      <w:r>
+        <w:rPr>
+          <w:rFonts w:ascii="Arial" w:hAnsi="Arial" w:cs="Arial"/>
+        </w:rPr>
+        <w:t>stack</w:t>
+      </w:r>
+      <w:proofErr w:type="spellEnd"/>
+      <w:r>
+        <w:rPr>
+          <w:rFonts w:ascii="Arial" w:hAnsi="Arial" w:cs="Arial"/>
+        </w:rPr>
+        <w:t xml:space="preserve"> tecnológico estará compuesto por:</w:t>
+      </w:r>
+    </w:p>
+    <w:p>
+      <w:pPr>
+        <w:numPr>
+          <w:ilvl w:val="0"/>
+          <w:numId w:val="4"/>
+        </w:numPr>
+        <w:spacing w:line="480" w:lineRule="auto"/>
+        <w:ind w:firstLine="720"/>
+        <w:rPr>
+          <w:rFonts w:ascii="Arial" w:hAnsi="Arial" w:cs="Arial"/>
+        </w:rPr>
+      </w:pPr>
+      <w:r>
+        <w:rPr>
+          <w:rFonts w:ascii="Arial" w:hAnsi="Arial" w:cs="Arial"/>
+        </w:rPr>
+        <w:t>HTML: Se utilizará para estructurar inicialmente las páginas y los elementos de la interfaz.</w:t>
+      </w:r>
+    </w:p>
+    <w:p>
+      <w:pPr>
+        <w:numPr>
+          <w:ilvl w:val="0"/>
+          <w:numId w:val="4"/>
+        </w:numPr>
+        <w:spacing w:line="480" w:lineRule="auto"/>
+        <w:ind w:firstLine="720"/>
+        <w:rPr>
+          <w:rFonts w:ascii="Arial" w:hAnsi="Arial" w:cs="Arial"/>
+        </w:rPr>
+      </w:pPr>
+      <w:r>
+        <w:rPr>
+          <w:rFonts w:ascii="Arial" w:hAnsi="Arial" w:cs="Arial"/>
+        </w:rPr>
+        <w:t>CSS: Se utilizará para definir la presentación visual, distribución y estilos de la interfaz.</w:t>
+      </w:r>
+    </w:p>
+    <w:p>
+      <w:pPr>
+        <w:numPr>
+          <w:ilvl w:val="0"/>
+          <w:numId w:val="4"/>
+        </w:numPr>
+        <w:spacing w:line="480" w:lineRule="auto"/>
+        <w:ind w:firstLine="720"/>
+        <w:rPr>
+          <w:rFonts w:ascii="Arial" w:hAnsi="Arial" w:cs="Arial"/>
+        </w:rPr>
+      </w:pPr>
+      <w:r>
+        <w:rPr>
+          <w:rFonts w:ascii="Arial" w:hAnsi="Arial" w:cs="Arial"/>
+        </w:rPr>
+        <w:t>JavaScript: Se utilizará para agregar interactividad y desarrollar inicialmente la lógica de interacción de la interfaz.</w:t>
+      </w:r>
+    </w:p>
+    <w:p>
+      <w:pPr>
+        <w:numPr>
+          <w:ilvl w:val="0"/>
+          <w:numId w:val="4"/>
+        </w:numPr>
+        <w:spacing w:line="480" w:lineRule="auto"/>
+        <w:ind w:firstLine="720"/>
+        <w:rPr>
+          <w:rFonts w:ascii="Arial" w:hAnsi="Arial" w:cs="Arial"/>
+        </w:rPr>
+      </w:pPr>
+      <w:proofErr w:type="spellStart"/>
+      <w:r>
+        <w:rPr>
+          <w:rFonts w:ascii="Arial" w:hAnsi="Arial" w:cs="Arial"/>
+        </w:rPr>
+        <w:t>React</w:t>
+      </w:r>
+      <w:proofErr w:type="spellEnd"/>
+      <w:r>
+        <w:rPr>
+          <w:rFonts w:ascii="Arial" w:hAnsi="Arial" w:cs="Arial"/>
+        </w:rPr>
+        <w:t>: Se utilizará posteriormente para migrar y estructurar la interfaz como una aplicación más dinámica y organizada.</w:t>
+      </w:r>
+    </w:p>
+    <w:p>
+      <w:pPr>
+        <w:numPr>
+          <w:ilvl w:val="0"/>
+          <w:numId w:val="4"/>
+        </w:numPr>
+        <w:spacing w:line="480" w:lineRule="auto"/>
+        <w:ind w:firstLine="720"/>
+        <w:rPr>
+          <w:rFonts w:ascii="Arial" w:hAnsi="Arial" w:cs="Arial"/>
+        </w:rPr>
+      </w:pPr>
+      <w:r>
+        <w:rPr>
+          <w:rFonts w:ascii="Arial" w:hAnsi="Arial" w:cs="Arial"/>
+        </w:rPr>
+        <w:t xml:space="preserve">Spring </w:t>
+      </w:r>
+      <w:proofErr w:type="spellStart"/>
+      <w:r>
+        <w:rPr>
+          <w:rFonts w:ascii="Arial" w:hAnsi="Arial" w:cs="Arial"/>
+        </w:rPr>
+        <w:t>Boot</w:t>
+      </w:r>
+      <w:proofErr w:type="spellEnd"/>
+      <w:r>
+        <w:rPr>
+          <w:rFonts w:ascii="Arial" w:hAnsi="Arial" w:cs="Arial"/>
+        </w:rPr>
+        <w:t xml:space="preserve">: Se utilizará para desarrollar el </w:t>
+      </w:r>
+      <w:proofErr w:type="spellStart"/>
+      <w:r>
+        <w:rPr>
+          <w:rFonts w:ascii="Arial" w:hAnsi="Arial" w:cs="Arial"/>
+        </w:rPr>
+        <w:t>backend</w:t>
+      </w:r>
+      <w:proofErr w:type="spellEnd"/>
+      <w:r>
+        <w:rPr>
+          <w:rFonts w:ascii="Arial" w:hAnsi="Arial" w:cs="Arial"/>
+        </w:rPr>
+        <w:t>, implementar la lógica del sistema y gestionar las solicitudes realizadas por la aplicación.</w:t>
+      </w:r>
+    </w:p>
+    <w:p>
+      <w:pPr>
+        <w:numPr>
+          <w:ilvl w:val="0"/>
+          <w:numId w:val="4"/>
+        </w:numPr>
+        <w:spacing w:line="480" w:lineRule="auto"/>
+        <w:ind w:firstLine="720"/>
+        <w:rPr>
+          <w:rFonts w:ascii="Arial" w:hAnsi="Arial" w:cs="Arial"/>
+        </w:rPr>
+      </w:pPr>
+      <w:r>
+        <w:rPr>
+          <w:rFonts w:ascii="Arial" w:hAnsi="Arial" w:cs="Arial"/>
+        </w:rPr>
+        <w:t>PostgreSQL: Se utilizará como sistema de gestión de base de datos para almacenar y administrar la información del proyecto.</w:t>
+      </w:r>
+    </w:p>
+    <w:p>
+      <w:pPr>
+        <w:pStyle w:val="Ttulo2"/>
+        <w:spacing w:line="480" w:lineRule="auto"/>
+        <w:ind w:firstLine="720"/>
+        <w:rPr>
+          <w:rFonts w:ascii="Arial" w:hAnsi="Arial" w:cs="Arial"/>
+          <w:sz w:val="22"/>
+          <w:szCs w:val="22"/>
+        </w:rPr>
+      </w:pPr>
+    </w:p>
+    <w:p>
+      <w:pPr>
+        <w:pStyle w:val="Ttulo2"/>
+        <w:spacing w:line="480" w:lineRule="auto"/>
+        <w:ind w:firstLine="720"/>
+        <w:rPr>
+          <w:rFonts w:ascii="Arial" w:hAnsi="Arial" w:cs="Arial"/>
+          <w:sz w:val="22"/>
+          <w:szCs w:val="22"/>
+        </w:rPr>
+      </w:pPr>
+      <w:bookmarkStart w:id="3" w:name="_Toc242041067"/>
+      <w:r>
+        <w:rPr>
+          <w:rFonts w:ascii="Arial" w:hAnsi="Arial" w:cs="Arial"/>
+          <w:sz w:val="22"/>
+          <w:szCs w:val="22"/>
+        </w:rPr>
+        <w:t>ETAPAS DE DESARROLLO TECNOLÓGICO</w:t>
+      </w:r>
+      <w:bookmarkEnd w:id="3"/>
+    </w:p>
+    <w:p>
+      <w:pPr>
+        <w:spacing w:line="480" w:lineRule="auto"/>
+        <w:ind w:firstLine="720"/>
+        <w:rPr>
+          <w:rFonts w:ascii="Arial" w:hAnsi="Arial" w:cs="Arial"/>
+        </w:rPr>
+      </w:pPr>
+      <w:r>
+        <w:rPr>
+          <w:rFonts w:ascii="Arial" w:hAnsi="Arial" w:cs="Arial"/>
+        </w:rPr>
+        <w:t>El desarrollo se realizará de manera progresiva.</w:t>
+      </w:r>
+    </w:p>
+    <w:p>
+      <w:pPr>
+        <w:spacing w:line="480" w:lineRule="auto"/>
+        <w:ind w:firstLine="720"/>
+        <w:rPr>
+          <w:rFonts w:ascii="Arial" w:hAnsi="Arial" w:cs="Arial"/>
+        </w:rPr>
+      </w:pPr>
+      <w:r>
+        <w:rPr>
+          <w:rFonts w:ascii="Arial" w:hAnsi="Arial" w:cs="Arial"/>
+        </w:rPr>
+        <w:lastRenderedPageBreak/>
+        <w:t>Primera etapa: HTML, CSS y JavaScript</w:t>
+      </w:r>
+    </w:p>
+    <w:p>
+      <w:pPr>
+        <w:spacing w:line="480" w:lineRule="auto"/>
+        <w:ind w:firstLine="720"/>
+        <w:rPr>
+          <w:rFonts w:ascii="Arial" w:hAnsi="Arial" w:cs="Arial"/>
+        </w:rPr>
+      </w:pPr>
+      <w:r>
+        <w:rPr>
+          <w:rFonts w:ascii="Arial" w:hAnsi="Arial" w:cs="Arial"/>
+        </w:rPr>
+        <w:t>Se construirá una primera versión de la interfaz utilizando HTML, CSS y JavaScript. En esta etapa se validará la estructura visual y el funcionamiento inicial de las principales funcionalidades del módulo.</w:t>
+      </w:r>
+    </w:p>
+    <w:p>
+      <w:pPr>
+        <w:spacing w:line="480" w:lineRule="auto"/>
+        <w:ind w:firstLine="720"/>
+        <w:rPr>
+          <w:rFonts w:ascii="Arial" w:hAnsi="Arial" w:cs="Arial"/>
+        </w:rPr>
+      </w:pPr>
+      <w:r>
+        <w:rPr>
+          <w:rFonts w:ascii="Arial" w:hAnsi="Arial" w:cs="Arial"/>
+        </w:rPr>
+        <w:t xml:space="preserve">Segunda etapa: </w:t>
+      </w:r>
+      <w:proofErr w:type="spellStart"/>
+      <w:r>
+        <w:rPr>
+          <w:rFonts w:ascii="Arial" w:hAnsi="Arial" w:cs="Arial"/>
+        </w:rPr>
+        <w:t>React</w:t>
+      </w:r>
+      <w:proofErr w:type="spellEnd"/>
+    </w:p>
+    <w:p>
+      <w:pPr>
+        <w:spacing w:line="480" w:lineRule="auto"/>
+        <w:ind w:firstLine="720"/>
+        <w:rPr>
+          <w:rFonts w:ascii="Arial" w:hAnsi="Arial" w:cs="Arial"/>
+        </w:rPr>
+      </w:pPr>
+      <w:r>
+        <w:rPr>
+          <w:rFonts w:ascii="Arial" w:hAnsi="Arial" w:cs="Arial"/>
+        </w:rPr>
+        <w:t xml:space="preserve">Una vez validada la primera versión, la interfaz será migrada a </w:t>
+      </w:r>
+      <w:proofErr w:type="spellStart"/>
+      <w:r>
+        <w:rPr>
+          <w:rFonts w:ascii="Arial" w:hAnsi="Arial" w:cs="Arial"/>
+        </w:rPr>
+        <w:t>React</w:t>
+      </w:r>
+      <w:proofErr w:type="spellEnd"/>
+      <w:r>
+        <w:rPr>
+          <w:rFonts w:ascii="Arial" w:hAnsi="Arial" w:cs="Arial"/>
+        </w:rPr>
+        <w:t>. Esto permitirá organizar mejor los componentes de la aplicación y facilitar el mantenimiento y crecimiento del proyecto.</w:t>
+      </w:r>
+    </w:p>
+    <w:p>
+      <w:pPr>
+        <w:spacing w:line="480" w:lineRule="auto"/>
+        <w:ind w:firstLine="720"/>
+        <w:rPr>
+          <w:rFonts w:ascii="Arial" w:hAnsi="Arial" w:cs="Arial"/>
+        </w:rPr>
+      </w:pPr>
+      <w:r>
+        <w:rPr>
+          <w:rFonts w:ascii="Arial" w:hAnsi="Arial" w:cs="Arial"/>
+        </w:rPr>
+        <w:t xml:space="preserve">Tercera etapa: Spring </w:t>
+      </w:r>
+      <w:proofErr w:type="spellStart"/>
+      <w:r>
+        <w:rPr>
+          <w:rFonts w:ascii="Arial" w:hAnsi="Arial" w:cs="Arial"/>
+        </w:rPr>
+        <w:t>Boot</w:t>
+      </w:r>
+      <w:proofErr w:type="spellEnd"/>
+    </w:p>
+    <w:p>
+      <w:pPr>
+        <w:spacing w:line="480" w:lineRule="auto"/>
+        <w:ind w:firstLine="720"/>
+        <w:rPr>
+          <w:rFonts w:ascii="Arial" w:hAnsi="Arial" w:cs="Arial"/>
+        </w:rPr>
+      </w:pPr>
+      <w:r>
+        <w:rPr>
+          <w:rFonts w:ascii="Arial" w:hAnsi="Arial" w:cs="Arial"/>
+        </w:rPr>
+        <w:t xml:space="preserve">Se desarrollará el </w:t>
+      </w:r>
+      <w:proofErr w:type="spellStart"/>
+      <w:r>
+        <w:rPr>
+          <w:rFonts w:ascii="Arial" w:hAnsi="Arial" w:cs="Arial"/>
+        </w:rPr>
+        <w:t>backend</w:t>
+      </w:r>
+      <w:proofErr w:type="spellEnd"/>
+      <w:r>
+        <w:rPr>
+          <w:rFonts w:ascii="Arial" w:hAnsi="Arial" w:cs="Arial"/>
+        </w:rPr>
+        <w:t xml:space="preserve"> utilizando Spring </w:t>
+      </w:r>
+      <w:proofErr w:type="spellStart"/>
+      <w:r>
+        <w:rPr>
+          <w:rFonts w:ascii="Arial" w:hAnsi="Arial" w:cs="Arial"/>
+        </w:rPr>
+        <w:t>Boot</w:t>
+      </w:r>
+      <w:proofErr w:type="spellEnd"/>
+      <w:r>
+        <w:rPr>
+          <w:rFonts w:ascii="Arial" w:hAnsi="Arial" w:cs="Arial"/>
+        </w:rPr>
+        <w:t>. En esta etapa se implementará la lógica necesaria para procesar la información, realizar los cálculos nutricionales, gestionar los perfiles y establecer la comunicación con la base de datos.</w:t>
+      </w:r>
+    </w:p>
+    <w:p>
+      <w:pPr>
+        <w:spacing w:line="480" w:lineRule="auto"/>
+        <w:ind w:firstLine="720"/>
+        <w:rPr>
+          <w:rFonts w:ascii="Arial" w:hAnsi="Arial" w:cs="Arial"/>
+        </w:rPr>
+      </w:pPr>
+      <w:r>
+        <w:rPr>
+          <w:rFonts w:ascii="Arial" w:hAnsi="Arial" w:cs="Arial"/>
+        </w:rPr>
+        <w:t>Cuarta etapa: PostgreSQL</w:t>
+      </w:r>
+    </w:p>
+    <w:p>
+      <w:pPr>
+        <w:spacing w:line="480" w:lineRule="auto"/>
+        <w:ind w:firstLine="720"/>
+        <w:rPr>
+          <w:rFonts w:ascii="Arial" w:hAnsi="Arial" w:cs="Arial"/>
+        </w:rPr>
+      </w:pPr>
+      <w:r>
+        <w:rPr>
+          <w:rFonts w:ascii="Arial" w:hAnsi="Arial" w:cs="Arial"/>
+        </w:rPr>
+        <w:t>Se implementará la base de datos en PostgreSQL para almacenar la información correspondiente a usuarios, perfiles alimentarios, alimentos, recetas y relaciones entre recetas e ingredientes.</w:t>
+      </w:r>
+    </w:p>
+    <w:p>
+      <w:pPr>
+        <w:spacing w:line="480" w:lineRule="auto"/>
+        <w:ind w:firstLine="720"/>
+        <w:rPr>
+          <w:rFonts w:ascii="Arial" w:hAnsi="Arial" w:cs="Arial"/>
+        </w:rPr>
+      </w:pPr>
+    </w:p>
+    <w:p>
+      <w:pPr>
+        <w:pStyle w:val="Ttulo2"/>
+        <w:spacing w:line="480" w:lineRule="auto"/>
+        <w:ind w:firstLine="720"/>
+        <w:rPr>
+          <w:rFonts w:ascii="Arial" w:hAnsi="Arial" w:cs="Arial"/>
+          <w:sz w:val="22"/>
+          <w:szCs w:val="22"/>
+        </w:rPr>
+      </w:pPr>
+      <w:bookmarkStart w:id="4" w:name="_Toc242041068"/>
+      <w:r>
+        <w:rPr>
+          <w:rFonts w:ascii="Arial" w:hAnsi="Arial" w:cs="Arial"/>
+          <w:sz w:val="22"/>
+          <w:szCs w:val="22"/>
+        </w:rPr>
+        <w:t>ARQUITECTURA GENERAL</w:t>
+      </w:r>
+      <w:bookmarkEnd w:id="4"/>
+    </w:p>
+    <w:p>
+      <w:pPr>
+        <w:spacing w:line="480" w:lineRule="auto"/>
+        <w:ind w:firstLine="720"/>
+        <w:rPr>
+          <w:rFonts w:ascii="Arial" w:hAnsi="Arial" w:cs="Arial"/>
+        </w:rPr>
+      </w:pPr>
+      <w:r>
+        <w:rPr>
+          <w:rFonts w:ascii="Arial" w:hAnsi="Arial" w:cs="Arial"/>
+        </w:rPr>
+        <w:t>La solución estará organizada en tres partes principales:</w:t>
+      </w:r>
+    </w:p>
+    <w:p>
+      <w:pPr>
+        <w:spacing w:line="480" w:lineRule="auto"/>
+        <w:ind w:firstLine="720"/>
+        <w:rPr>
+          <w:rFonts w:ascii="Arial" w:hAnsi="Arial" w:cs="Arial"/>
+        </w:rPr>
+      </w:pPr>
+      <w:proofErr w:type="spellStart"/>
+      <w:r>
+        <w:rPr>
+          <w:rFonts w:ascii="Arial" w:hAnsi="Arial" w:cs="Arial"/>
+        </w:rPr>
+        <w:t>Frontend</w:t>
+      </w:r>
+      <w:proofErr w:type="spellEnd"/>
+    </w:p>
+    <w:p>
+      <w:pPr>
+        <w:spacing w:line="480" w:lineRule="auto"/>
+        <w:ind w:firstLine="720"/>
+        <w:rPr>
+          <w:rFonts w:ascii="Arial" w:hAnsi="Arial" w:cs="Arial"/>
+        </w:rPr>
+      </w:pPr>
+      <w:proofErr w:type="spellStart"/>
+      <w:r>
+        <w:rPr>
+          <w:rFonts w:ascii="Arial" w:hAnsi="Arial" w:cs="Arial"/>
+        </w:rPr>
+        <w:lastRenderedPageBreak/>
+        <w:t>React</w:t>
+      </w:r>
+      <w:proofErr w:type="spellEnd"/>
+      <w:r>
+        <w:rPr>
+          <w:rFonts w:ascii="Arial" w:hAnsi="Arial" w:cs="Arial"/>
+        </w:rPr>
+        <w:t xml:space="preserve"> será utilizado para desarrollar la interfaz que utilizará el usuario. HTML, CSS y JavaScript serán utilizados inicialmente como base para construir y validar la primera versión.</w:t>
+      </w:r>
+    </w:p>
+    <w:p>
+      <w:pPr>
+        <w:spacing w:line="480" w:lineRule="auto"/>
+        <w:ind w:firstLine="720"/>
+        <w:rPr>
+          <w:rFonts w:ascii="Arial" w:hAnsi="Arial" w:cs="Arial"/>
+        </w:rPr>
+      </w:pPr>
+      <w:r>
+        <w:rPr>
+          <w:rFonts w:ascii="Arial" w:hAnsi="Arial" w:cs="Arial"/>
+        </w:rPr>
+        <w:t>↓</w:t>
+      </w:r>
+    </w:p>
+    <w:p>
+      <w:pPr>
+        <w:spacing w:line="480" w:lineRule="auto"/>
+        <w:ind w:firstLine="720"/>
+        <w:rPr>
+          <w:rFonts w:ascii="Arial" w:hAnsi="Arial" w:cs="Arial"/>
+        </w:rPr>
+      </w:pPr>
+      <w:proofErr w:type="spellStart"/>
+      <w:r>
+        <w:rPr>
+          <w:rFonts w:ascii="Arial" w:hAnsi="Arial" w:cs="Arial"/>
+        </w:rPr>
+        <w:t>Backend</w:t>
+      </w:r>
+      <w:proofErr w:type="spellEnd"/>
+    </w:p>
+    <w:p>
+      <w:pPr>
+        <w:spacing w:line="480" w:lineRule="auto"/>
+        <w:ind w:firstLine="720"/>
+        <w:rPr>
+          <w:rFonts w:ascii="Arial" w:hAnsi="Arial" w:cs="Arial"/>
+        </w:rPr>
+      </w:pPr>
+      <w:r>
+        <w:rPr>
+          <w:rFonts w:ascii="Arial" w:hAnsi="Arial" w:cs="Arial"/>
+        </w:rPr>
+        <w:t xml:space="preserve">Spring </w:t>
+      </w:r>
+      <w:proofErr w:type="spellStart"/>
+      <w:r>
+        <w:rPr>
+          <w:rFonts w:ascii="Arial" w:hAnsi="Arial" w:cs="Arial"/>
+        </w:rPr>
+        <w:t>Boot</w:t>
+      </w:r>
+      <w:proofErr w:type="spellEnd"/>
+      <w:r>
+        <w:rPr>
+          <w:rFonts w:ascii="Arial" w:hAnsi="Arial" w:cs="Arial"/>
+        </w:rPr>
+        <w:t xml:space="preserve"> será el encargado de procesar la información, aplicar las reglas del sistema, realizar los cálculos nutricionales y comunicarse con la base de datos.</w:t>
+      </w:r>
+    </w:p>
+    <w:p>
+      <w:pPr>
+        <w:spacing w:line="480" w:lineRule="auto"/>
+        <w:ind w:firstLine="720"/>
+        <w:rPr>
+          <w:rFonts w:ascii="Arial" w:hAnsi="Arial" w:cs="Arial"/>
+        </w:rPr>
+      </w:pPr>
+      <w:r>
+        <w:rPr>
+          <w:rFonts w:ascii="Arial" w:hAnsi="Arial" w:cs="Arial"/>
+        </w:rPr>
+        <w:t>↓</w:t>
+      </w:r>
+    </w:p>
+    <w:p>
+      <w:pPr>
+        <w:spacing w:line="480" w:lineRule="auto"/>
+        <w:ind w:firstLine="720"/>
+        <w:rPr>
+          <w:rFonts w:ascii="Arial" w:hAnsi="Arial" w:cs="Arial"/>
+        </w:rPr>
+      </w:pPr>
+      <w:r>
+        <w:rPr>
+          <w:rFonts w:ascii="Arial" w:hAnsi="Arial" w:cs="Arial"/>
+        </w:rPr>
+        <w:t>Base de datos</w:t>
+      </w:r>
+    </w:p>
+    <w:p>
+      <w:pPr>
+        <w:spacing w:line="480" w:lineRule="auto"/>
+        <w:ind w:firstLine="720"/>
+        <w:rPr>
+          <w:rFonts w:ascii="Arial" w:hAnsi="Arial" w:cs="Arial"/>
+        </w:rPr>
+      </w:pPr>
+      <w:r>
+        <w:rPr>
+          <w:rFonts w:ascii="Arial" w:hAnsi="Arial" w:cs="Arial"/>
+        </w:rPr>
+        <w:t>PostgreSQL almacenará la información necesaria para el funcionamiento del módulo.</w:t>
+      </w:r>
+    </w:p>
+    <w:p>
+      <w:pPr>
+        <w:spacing w:line="480" w:lineRule="auto"/>
+        <w:ind w:firstLine="720"/>
+        <w:rPr>
+          <w:rFonts w:ascii="Arial" w:hAnsi="Arial" w:cs="Arial"/>
+        </w:rPr>
+      </w:pPr>
+      <w:r>
+        <w:rPr>
+          <w:rFonts w:ascii="Arial" w:hAnsi="Arial" w:cs="Arial"/>
+        </w:rPr>
+        <w:t>De esta manera, el flujo general será:</w:t>
+      </w:r>
+    </w:p>
+    <w:p>
+      <w:pPr>
+        <w:spacing w:line="480" w:lineRule="auto"/>
+        <w:ind w:firstLine="720"/>
+        <w:rPr>
+          <w:rFonts w:ascii="Arial" w:hAnsi="Arial" w:cs="Arial"/>
+        </w:rPr>
+      </w:pPr>
+      <w:r>
+        <w:rPr>
+          <w:rFonts w:ascii="Arial" w:hAnsi="Arial" w:cs="Arial"/>
+        </w:rPr>
+        <w:t xml:space="preserve">Usuario → </w:t>
+      </w:r>
+      <w:proofErr w:type="spellStart"/>
+      <w:r>
+        <w:rPr>
+          <w:rFonts w:ascii="Arial" w:hAnsi="Arial" w:cs="Arial"/>
+        </w:rPr>
+        <w:t>React</w:t>
+      </w:r>
+      <w:proofErr w:type="spellEnd"/>
+      <w:r>
+        <w:rPr>
+          <w:rFonts w:ascii="Arial" w:hAnsi="Arial" w:cs="Arial"/>
+        </w:rPr>
+        <w:t xml:space="preserve"> → Spring </w:t>
+      </w:r>
+      <w:proofErr w:type="spellStart"/>
+      <w:r>
+        <w:rPr>
+          <w:rFonts w:ascii="Arial" w:hAnsi="Arial" w:cs="Arial"/>
+        </w:rPr>
+        <w:t>Boot</w:t>
+      </w:r>
+      <w:proofErr w:type="spellEnd"/>
+      <w:r>
+        <w:rPr>
+          <w:rFonts w:ascii="Arial" w:hAnsi="Arial" w:cs="Arial"/>
+        </w:rPr>
+        <w:t xml:space="preserve"> → PostgreSQL</w:t>
+      </w:r>
+    </w:p>
+    <w:p>
+      <w:pPr>
+        <w:spacing w:line="480" w:lineRule="auto"/>
+        <w:ind w:firstLine="720"/>
+        <w:rPr>
+          <w:rFonts w:ascii="Arial" w:hAnsi="Arial" w:cs="Arial"/>
+        </w:rPr>
+      </w:pPr>
+      <w:r>
+        <w:rPr>
+          <w:rFonts w:ascii="Arial" w:hAnsi="Arial" w:cs="Arial"/>
+        </w:rPr>
+        <w:t xml:space="preserve">La separación entre </w:t>
+      </w:r>
+      <w:proofErr w:type="spellStart"/>
+      <w:r>
+        <w:rPr>
+          <w:rFonts w:ascii="Arial" w:hAnsi="Arial" w:cs="Arial"/>
+        </w:rPr>
+        <w:t>frontend</w:t>
+      </w:r>
+      <w:proofErr w:type="spellEnd"/>
+      <w:r>
+        <w:rPr>
+          <w:rFonts w:ascii="Arial" w:hAnsi="Arial" w:cs="Arial"/>
+        </w:rPr>
+        <w:t xml:space="preserve">, </w:t>
+      </w:r>
+      <w:proofErr w:type="spellStart"/>
+      <w:r>
+        <w:rPr>
+          <w:rFonts w:ascii="Arial" w:hAnsi="Arial" w:cs="Arial"/>
+        </w:rPr>
+        <w:t>backend</w:t>
+      </w:r>
+      <w:proofErr w:type="spellEnd"/>
+      <w:r>
+        <w:rPr>
+          <w:rFonts w:ascii="Arial" w:hAnsi="Arial" w:cs="Arial"/>
+        </w:rPr>
+        <w:t xml:space="preserve"> y base de datos permitirá organizar mejor el proyecto y facilitar futuras modificaciones o ampliaciones de la funcionalidad.</w:t>
+      </w:r>
+    </w:p>
+    <w:p>
+      <w:pPr>
+        <w:spacing w:line="480" w:lineRule="auto"/>
+        <w:ind w:firstLine="720"/>
+        <w:rPr>
+          <w:rFonts w:ascii="Arial" w:hAnsi="Arial" w:cs="Arial"/>
+        </w:rPr>
+      </w:pPr>
+    </w:p>
+    <w:p>
+      <w:pPr>
+        <w:pStyle w:val="Ttulo1"/>
+        <w:spacing w:line="480" w:lineRule="auto"/>
+        <w:ind w:firstLine="720"/>
+        <w:rPr>
+          <w:rFonts w:ascii="Arial" w:hAnsi="Arial" w:cs="Arial"/>
+          <w:sz w:val="22"/>
+          <w:szCs w:val="22"/>
+        </w:rPr>
+      </w:pPr>
+      <w:bookmarkStart w:id="5" w:name="_Toc242040623"/>
+      <w:bookmarkStart w:id="6" w:name="_Toc242041100"/>
+      <w:r>
+        <w:rPr>
+          <w:rFonts w:ascii="Arial" w:hAnsi="Arial" w:cs="Arial"/>
+          <w:sz w:val="22"/>
+          <w:szCs w:val="22"/>
+        </w:rPr>
+        <w:t>CONCLUSIONES</w:t>
+      </w:r>
+      <w:bookmarkEnd w:id="5"/>
+      <w:bookmarkEnd w:id="6"/>
+    </w:p>
+    <w:p>
+      <w:pPr>
+        <w:spacing w:line="480" w:lineRule="auto"/>
+        <w:ind w:firstLine="720"/>
+        <w:rPr>
+          <w:rFonts w:ascii="Arial" w:hAnsi="Arial" w:cs="Arial"/>
+        </w:rPr>
+      </w:pPr>
+      <w:r>
+        <w:rPr>
+          <w:rFonts w:ascii="Arial" w:hAnsi="Arial" w:cs="Arial"/>
+        </w:rPr>
+        <w:t>El módulo de Nutrición y Perfiles Alimentarios permitirá complementar la página de recetas mediante información nutricional y opciones de personalización relacionadas con las preferencias de cada usuario.</w:t>
+      </w:r>
+    </w:p>
+    <w:p>
+      <w:pPr>
+        <w:spacing w:line="480" w:lineRule="auto"/>
+        <w:ind w:firstLine="720"/>
+        <w:rPr>
+          <w:rFonts w:ascii="Arial" w:hAnsi="Arial" w:cs="Arial"/>
+        </w:rPr>
+      </w:pPr>
+      <w:r>
+        <w:rPr>
+          <w:rFonts w:ascii="Arial" w:hAnsi="Arial" w:cs="Arial"/>
+        </w:rPr>
+        <w:lastRenderedPageBreak/>
+        <w:t>El cálculo del aporte nutricional permitirá conocer los valores correspondientes a una porción de cada receta, incluyendo calorías, proteínas, grasas, carbohidratos y sodio.</w:t>
+      </w:r>
+    </w:p>
+    <w:p>
+      <w:pPr>
+        <w:spacing w:line="480" w:lineRule="auto"/>
+        <w:ind w:firstLine="720"/>
+        <w:rPr>
+          <w:rFonts w:ascii="Arial" w:hAnsi="Arial" w:cs="Arial"/>
+        </w:rPr>
+      </w:pPr>
+      <w:r>
+        <w:rPr>
+          <w:rFonts w:ascii="Arial" w:hAnsi="Arial" w:cs="Arial"/>
+        </w:rPr>
+        <w:t>El perfil alimentario permitirá registrar restricciones como sin lactosa, sin gluten, vegetariano y bajo en sodio, además de algunas metas relacionadas con el consumo de alimentos.</w:t>
+      </w:r>
+    </w:p>
+    <w:p>
+      <w:pPr>
+        <w:spacing w:line="480" w:lineRule="auto"/>
+        <w:ind w:firstLine="720"/>
+        <w:rPr>
+          <w:rFonts w:ascii="Arial" w:hAnsi="Arial" w:cs="Arial"/>
+        </w:rPr>
+      </w:pPr>
+      <w:r>
+        <w:rPr>
+          <w:rFonts w:ascii="Arial" w:hAnsi="Arial" w:cs="Arial"/>
+        </w:rPr>
+        <w:t>La comparación entre el perfil del usuario y las características de las recetas permitirá generar advertencias y recomendaciones que faciliten la selección de preparaciones.</w:t>
+      </w:r>
+    </w:p>
+    <w:p>
+      <w:pPr>
+        <w:spacing w:line="480" w:lineRule="auto"/>
+        <w:ind w:firstLine="720"/>
+        <w:rPr>
+          <w:rFonts w:ascii="Arial" w:hAnsi="Arial" w:cs="Arial"/>
+        </w:rPr>
+      </w:pPr>
+      <w:r>
+        <w:rPr>
+          <w:rFonts w:ascii="Arial" w:hAnsi="Arial" w:cs="Arial"/>
+        </w:rPr>
+        <w:t xml:space="preserve">El modelo propuesto utiliza cinco tablas principales: Usuario, </w:t>
+      </w:r>
+      <w:proofErr w:type="spellStart"/>
+      <w:r>
+        <w:rPr>
+          <w:rFonts w:ascii="Arial" w:hAnsi="Arial" w:cs="Arial"/>
+        </w:rPr>
+        <w:t>PerfilAlimentario</w:t>
+      </w:r>
+      <w:proofErr w:type="spellEnd"/>
+      <w:r>
+        <w:rPr>
+          <w:rFonts w:ascii="Arial" w:hAnsi="Arial" w:cs="Arial"/>
+        </w:rPr>
+        <w:t xml:space="preserve">, Alimento, Receta y </w:t>
+      </w:r>
+      <w:proofErr w:type="spellStart"/>
+      <w:r>
+        <w:rPr>
+          <w:rFonts w:ascii="Arial" w:hAnsi="Arial" w:cs="Arial"/>
+        </w:rPr>
+        <w:t>RecetaIngrediente</w:t>
+      </w:r>
+      <w:proofErr w:type="spellEnd"/>
+      <w:r>
+        <w:rPr>
+          <w:rFonts w:ascii="Arial" w:hAnsi="Arial" w:cs="Arial"/>
+        </w:rPr>
+        <w:t>. Estas tablas permiten organizar la información necesaria para realizar los cálculos y las comparaciones.</w:t>
+      </w:r>
+    </w:p>
+    <w:p>
+      <w:pPr>
+        <w:spacing w:line="480" w:lineRule="auto"/>
+        <w:ind w:firstLine="720"/>
+        <w:rPr>
+          <w:rFonts w:ascii="Arial" w:hAnsi="Arial" w:cs="Arial"/>
+        </w:rPr>
+      </w:pPr>
+      <w:r>
+        <w:rPr>
+          <w:rFonts w:ascii="Arial" w:hAnsi="Arial" w:cs="Arial"/>
+        </w:rPr>
+        <w:t>Finalmente, la funcionalidad busca ofrecer información clara y útil para apoyar la selección de recetas, manteniendo un alcance informativo y evitando reemplazar la valoración de profesionales de la nutrición o de la salud.</w:t>
+      </w:r>
+    </w:p>
+    <w:p>
+      <w:pPr>
+        <w:spacing w:before="100" w:beforeAutospacing="1" w:after="100" w:afterAutospacing="1" w:line="240" w:lineRule="auto"/>
+        <w:rPr>
+          <w:rFonts w:ascii="Arial" w:eastAsia="Times New Roman" w:hAnsi="Arial" w:cs="Arial"/>
+          <w:kern w:val="0"/>
+          <w:sz w:val="24"/>
+          <w:szCs w:val="24"/>
+          <w:lang w:eastAsia="es-CO"/>
+          <w14:ligatures w14:val="none"/>
+        </w:rPr>
+      </w:pPr>
     </w:p>
     <w:p>
       <w:pPr>
@@ -1569,9 +6579,9 @@
     </w:lvl>
   </w:abstractNum>
   <w:abstractNum w:abstractNumId="2" w15:restartNumberingAfterBreak="0">
-    <w:nsid w:val="6F027413"/>
+    <w:nsid w:val="5CEF7703"/>
     <w:multiLevelType w:val="multilevel"/>
-    <w:tmpl w:val="771005F4"/>
+    <w:tmpl w:val="E660B202"/>
     <w:lvl w:ilvl="0">
       <w:start w:val="1"/>
       <w:numFmt w:val="bullet"/>
@@ -1717,14 +6727,166 @@
       </w:rPr>
     </w:lvl>
   </w:abstractNum>
+  <w:abstractNum w:abstractNumId="3" w15:restartNumberingAfterBreak="0">
+    <w:nsid w:val="6F027413"/>
+    <w:multiLevelType w:val="multilevel"/>
+    <w:tmpl w:val="771005F4"/>
+    <w:lvl w:ilvl="0">
+      <w:start w:val="1"/>
+      <w:numFmt w:val="bullet"/>
+      <w:lvlText w:val=""/>
+      <w:lvlJc w:val="left"/>
+      <w:pPr>
+        <w:tabs>
+          <w:tab w:val="num" w:pos="720"/>
+        </w:tabs>
+        <w:ind w:left="720" w:hanging="360"/>
+      </w:pPr>
+      <w:rPr>
+        <w:rFonts w:ascii="Symbol" w:hAnsi="Symbol" w:hint="default"/>
+        <w:sz w:val="20"/>
+      </w:rPr>
+    </w:lvl>
+    <w:lvl w:ilvl="1" w:tentative="1">
+      <w:start w:val="1"/>
+      <w:numFmt w:val="bullet"/>
+      <w:lvlText w:val="o"/>
+      <w:lvlJc w:val="left"/>
+      <w:pPr>
+        <w:tabs>
+          <w:tab w:val="num" w:pos="1440"/>
+        </w:tabs>
+        <w:ind w:left="1440" w:hanging="360"/>
+      </w:pPr>
+      <w:rPr>
+        <w:rFonts w:ascii="Courier New" w:hAnsi="Courier New" w:hint="default"/>
+        <w:sz w:val="20"/>
+      </w:rPr>
+    </w:lvl>
+    <w:lvl w:ilvl="2" w:tentative="1">
+      <w:start w:val="1"/>
+      <w:numFmt w:val="bullet"/>
+      <w:lvlText w:val=""/>
+      <w:lvlJc w:val="left"/>
+      <w:pPr>
+        <w:tabs>
+          <w:tab w:val="num" w:pos="2160"/>
+        </w:tabs>
+        <w:ind w:left="2160" w:hanging="360"/>
+      </w:pPr>
+      <w:rPr>
+        <w:rFonts w:ascii="Wingdings" w:hAnsi="Wingdings" w:hint="default"/>
+        <w:sz w:val="20"/>
+      </w:rPr>
+    </w:lvl>
+    <w:lvl w:ilvl="3" w:tentative="1">
+      <w:start w:val="1"/>
+      <w:numFmt w:val="bullet"/>
+      <w:lvlText w:val=""/>
+      <w:lvlJc w:val="left"/>
+      <w:pPr>
+        <w:tabs>
+          <w:tab w:val="num" w:pos="2880"/>
+        </w:tabs>
+        <w:ind w:left="2880" w:hanging="360"/>
+      </w:pPr>
+      <w:rPr>
+        <w:rFonts w:ascii="Wingdings" w:hAnsi="Wingdings" w:hint="default"/>
+        <w:sz w:val="20"/>
+      </w:rPr>
+    </w:lvl>
+    <w:lvl w:ilvl="4" w:tentative="1">
+      <w:start w:val="1"/>
+      <w:numFmt w:val="bullet"/>
+      <w:lvlText w:val=""/>
+      <w:lvlJc w:val="left"/>
+      <w:pPr>
+        <w:tabs>
+          <w:tab w:val="num" w:pos="3600"/>
+        </w:tabs>
+        <w:ind w:left="3600" w:hanging="360"/>
+      </w:pPr>
+      <w:rPr>
+        <w:rFonts w:ascii="Wingdings" w:hAnsi="Wingdings" w:hint="default"/>
+        <w:sz w:val="20"/>
+      </w:rPr>
+    </w:lvl>
+    <w:lvl w:ilvl="5" w:tentative="1">
+      <w:start w:val="1"/>
+      <w:numFmt w:val="bullet"/>
+      <w:lvlText w:val=""/>
+      <w:lvlJc w:val="left"/>
+      <w:pPr>
+        <w:tabs>
+          <w:tab w:val="num" w:pos="4320"/>
+        </w:tabs>
+        <w:ind w:left="4320" w:hanging="360"/>
+      </w:pPr>
+      <w:rPr>
+        <w:rFonts w:ascii="Wingdings" w:hAnsi="Wingdings" w:hint="default"/>
+        <w:sz w:val="20"/>
+      </w:rPr>
+    </w:lvl>
+    <w:lvl w:ilvl="6" w:tentative="1">
+      <w:start w:val="1"/>
+      <w:numFmt w:val="bullet"/>
+      <w:lvlText w:val=""/>
+      <w:lvlJc w:val="left"/>
+      <w:pPr>
+        <w:tabs>
+          <w:tab w:val="num" w:pos="5040"/>
+        </w:tabs>
+        <w:ind w:left="5040" w:hanging="360"/>
+      </w:pPr>
+      <w:rPr>
+        <w:rFonts w:ascii="Wingdings" w:hAnsi="Wingdings" w:hint="default"/>
+        <w:sz w:val="20"/>
+      </w:rPr>
+    </w:lvl>
+    <w:lvl w:ilvl="7" w:tentative="1">
+      <w:start w:val="1"/>
+      <w:numFmt w:val="bullet"/>
+      <w:lvlText w:val=""/>
+      <w:lvlJc w:val="left"/>
+      <w:pPr>
+        <w:tabs>
+          <w:tab w:val="num" w:pos="5760"/>
+        </w:tabs>
+        <w:ind w:left="5760" w:hanging="360"/>
+      </w:pPr>
+      <w:rPr>
+        <w:rFonts w:ascii="Wingdings" w:hAnsi="Wingdings" w:hint="default"/>
+        <w:sz w:val="20"/>
+      </w:rPr>
+    </w:lvl>
+    <w:lvl w:ilvl="8" w:tentative="1">
+      <w:start w:val="1"/>
+      <w:numFmt w:val="bullet"/>
+      <w:lvlText w:val=""/>
+      <w:lvlJc w:val="left"/>
+      <w:pPr>
+        <w:tabs>
+          <w:tab w:val="num" w:pos="6480"/>
+        </w:tabs>
+        <w:ind w:left="6480" w:hanging="360"/>
+      </w:pPr>
+      <w:rPr>
+        <w:rFonts w:ascii="Wingdings" w:hAnsi="Wingdings" w:hint="default"/>
+        <w:sz w:val="20"/>
+      </w:rPr>
+    </w:lvl>
+  </w:abstractNum>
   <w:num w:numId="1" w16cid:durableId="1000276583">
     <w:abstractNumId w:val="1"/>
   </w:num>
   <w:num w:numId="2" w16cid:durableId="1476487225">
-    <w:abstractNumId w:val="2"/>
+    <w:abstractNumId w:val="3"/>
   </w:num>
   <w:num w:numId="3" w16cid:durableId="310797359">
     <w:abstractNumId w:val="0"/>
+  </w:num>
+  <w:num w:numId="4" w16cid:durableId="760494584">
+    <w:abstractNumId w:val="2"/>
   </w:num>
 </w:numbering>
 </file>
@@ -2281,6 +7443,78 @@
       <w14:ligatures w14:val="none"/>
     </w:rPr>
   </w:style>
+  <w:style w:type="paragraph" w:styleId="TtuloTDC">
+    <w:name w:val="TOC Heading"/>
+    <w:basedOn w:val="Ttulo1"/>
+    <w:next w:val="Normal"/>
+    <w:uiPriority w:val="39"/>
+    <w:unhideWhenUsed/>
+    <w:qFormat/>
+    <w:rsid w:val="003E0C20"/>
+    <w:pPr>
+      <w:keepNext/>
+      <w:keepLines/>
+      <w:spacing w:before="240" w:beforeAutospacing="0" w:after="0" w:afterAutospacing="0" w:line="259" w:lineRule="auto"/>
+      <w:outlineLvl w:val="9"/>
+    </w:pPr>
+    <w:rPr>
+      <w:rFonts w:asciiTheme="majorHAnsi" w:eastAsiaTheme="majorEastAsia" w:hAnsiTheme="majorHAnsi" w:cstheme="majorBidi"/>
+      <w:b w:val="0"/>
+      <w:bCs w:val="0"/>
+      <w:color w:val="2F5496" w:themeColor="accent1" w:themeShade="BF"/>
+      <w:kern w:val="0"/>
+      <w:sz w:val="32"/>
+      <w:szCs w:val="32"/>
+    </w:rPr>
+  </w:style>
+  <w:style w:type="paragraph" w:styleId="TDC2">
+    <w:name w:val="toc 2"/>
+    <w:basedOn w:val="Normal"/>
+    <w:next w:val="Normal"/>
+    <w:autoRedefine/>
+    <w:uiPriority w:val="39"/>
+    <w:unhideWhenUsed/>
+    <w:rsid w:val="003E0C20"/>
+    <w:pPr>
+      <w:spacing w:after="100"/>
+      <w:ind w:left="220"/>
+    </w:pPr>
+    <w:rPr>
+      <w:rFonts w:eastAsiaTheme="minorEastAsia" w:cs="Times New Roman"/>
+      <w:kern w:val="0"/>
+      <w:lang w:eastAsia="es-CO"/>
+      <w14:ligatures w14:val="none"/>
+    </w:rPr>
+  </w:style>
+  <w:style w:type="paragraph" w:styleId="TDC1">
+    <w:name w:val="toc 1"/>
+    <w:basedOn w:val="Normal"/>
+    <w:next w:val="Normal"/>
+    <w:autoRedefine/>
+    <w:uiPriority w:val="39"/>
+    <w:unhideWhenUsed/>
+    <w:rsid w:val="003E0C20"/>
+    <w:pPr>
+      <w:spacing w:after="100"/>
+    </w:pPr>
+    <w:rPr>
+      <w:rFonts w:eastAsiaTheme="minorEastAsia" w:cs="Times New Roman"/>
+      <w:kern w:val="0"/>
+      <w:lang w:eastAsia="es-CO"/>
+      <w14:ligatures w14:val="none"/>
+    </w:rPr>
+  </w:style>
+  <w:style w:type="character" w:styleId="Hipervnculo">
+    <w:name w:val="Hyperlink"/>
+    <w:basedOn w:val="Fuentedeprrafopredeter"/>
+    <w:uiPriority w:val="99"/>
+    <w:unhideWhenUsed/>
+    <w:rsid w:val="003E0C20"/>
+    <w:rPr>
+      <w:color w:val="0563C1" w:themeColor="hyperlink"/>
+      <w:u w:val="single"/>
+    </w:rPr>
+  </w:style>
 </w:styles>
 </file>
 
